--- a/대본.docx
+++ b/대본.docx
@@ -3,302 +3,6341 @@
 <w:document xmlns:wpc="http://schemas.microsoft.com/office/word/2010/wordprocessingCanvas" xmlns:cx="http://schemas.microsoft.com/office/drawing/2014/chartex" xmlns:cx1="http://schemas.microsoft.com/office/drawing/2015/9/8/chartex" xmlns:cx2="http://schemas.microsoft.com/office/drawing/2015/10/21/chartex" xmlns:cx3="http://schemas.microsoft.com/office/drawing/2016/5/9/chartex" xmlns:cx4="http://schemas.microsoft.com/office/drawing/2016/5/10/chartex" xmlns:cx5="http://schemas.microsoft.com/office/drawing/2016/5/11/chartex" xmlns:cx6="http://schemas.microsoft.com/office/drawing/2016/5/12/chartex" xmlns:cx7="http://schemas.microsoft.com/office/drawing/2016/5/13/chartex" xmlns:cx8="http://schemas.microsoft.com/office/drawing/2016/5/14/chartex" xmlns:mc="http://schemas.openxmlformats.org/markup-compatibility/2006" xmlns:aink="http://schemas.microsoft.com/office/drawing/2016/ink" xmlns:am3d="http://schemas.microsoft.com/office/drawing/2017/model3d" xmlns:o="urn:schemas-microsoft-com:office:office" xmlns:oel="http://schemas.microsoft.com/office/2019/extlst" xmlns:r="http://schemas.openxmlformats.org/officeDocument/2006/relationships" xmlns:m="http://schemas.openxmlformats.org/officeDocument/2006/math" xmlns:v="urn:schemas-microsoft-com:vml" xmlns:wp14="http://schemas.microsoft.com/office/word/2010/wordprocessingDrawing" xmlns:wp="http://schemas.openxmlformats.org/drawingml/2006/wordprocessingDrawing" xmlns:w10="urn:schemas-microsoft-com:office:word" xmlns:w="http://schemas.openxmlformats.org/wordprocessingml/2006/main" xmlns:w14="http://schemas.microsoft.com/office/word/2010/wordml" xmlns:w15="http://schemas.microsoft.com/office/word/2012/wordml" xmlns:w16cex="http://schemas.microsoft.com/office/word/2018/wordml/cex" xmlns:w16cid="http://schemas.microsoft.com/office/word/2016/wordml/cid" xmlns:w16="http://schemas.microsoft.com/office/word/2018/wordml" xmlns:w16du="http://schemas.microsoft.com/office/word/2023/wordml/word16du" xmlns:w16sdtdh="http://schemas.microsoft.com/office/word/2020/wordml/sdtdatahash" xmlns:w16sdtfl="http://schemas.microsoft.com/office/word/2024/wordml/sdtformatlock" xmlns:w16se="http://schemas.microsoft.com/office/word/2015/wordml/symex" xmlns:wpg="http://schemas.microsoft.com/office/word/2010/wordprocessingGroup" xmlns:wpi="http://schemas.microsoft.com/office/word/2010/wordprocessingInk" xmlns:wne="http://schemas.microsoft.com/office/word/2006/wordml" xmlns:wps="http://schemas.microsoft.com/office/word/2010/wordprocessingShape" mc:Ignorable="w14 w15 w16se w16cid w16 w16cex w16sdtdh w16sdtfl w16du wp14">
   <w:body>
     <w:p>
-      <w:r>
-        <w:rPr>
-          <w:rFonts w:hint="eastAsia"/>
-        </w:rPr>
-        <w:t>6. 이에 따라 해당 프로젝트는 새롭게 착공될 신도시의 탄소중립 구현을 위해 시작되었습니다.</w:t>
-      </w:r>
-      <w:r>
-        <w:rPr>
-          <w:rFonts w:hint="eastAsia"/>
-        </w:rPr>
-        <w:t xml:space="preserve"> 향후 신도시는 개발단계에서부터 탄소중립을 지향하는 미래지향적 도시계획 반영이 필수적입니다.</w:t>
+      <w:pPr>
+        <w:jc w:val="center"/>
+        <w:rPr>
+          <w:b/>
+          <w:bCs/>
+          <w:sz w:val="20"/>
+          <w:szCs w:val="20"/>
+        </w:rPr>
+      </w:pPr>
+      <w:r>
+        <w:rPr>
+          <w:rFonts w:hint="eastAsia"/>
+          <w:b/>
+          <w:bCs/>
+          <w:sz w:val="20"/>
+          <w:szCs w:val="20"/>
+        </w:rPr>
+        <w:t xml:space="preserve">신도시 탄소배출량 예측과 미래 </w:t>
+      </w:r>
+      <w:proofErr w:type="spellStart"/>
+      <w:r>
+        <w:rPr>
+          <w:rFonts w:hint="eastAsia"/>
+          <w:b/>
+          <w:bCs/>
+          <w:sz w:val="20"/>
+          <w:szCs w:val="20"/>
+        </w:rPr>
+        <w:t>모빌리티</w:t>
+      </w:r>
+      <w:proofErr w:type="spellEnd"/>
+      <w:r>
+        <w:rPr>
+          <w:rFonts w:hint="eastAsia"/>
+          <w:b/>
+          <w:bCs/>
+          <w:sz w:val="20"/>
+          <w:szCs w:val="20"/>
+        </w:rPr>
+        <w:t xml:space="preserve"> 도입에 따른 탄소저감효과 분석</w:t>
       </w:r>
     </w:p>
     <w:p>
-      <w:r>
-        <w:rPr>
-          <w:rFonts w:hint="eastAsia"/>
-        </w:rPr>
-        <w:t>우선 프로젝트에서 다룰 도시들을 분석대상과 적용대상으로 나눕니다. 분석대상</w:t>
-      </w:r>
-      <w:r>
-        <w:rPr>
-          <w:rFonts w:hint="eastAsia"/>
-        </w:rPr>
-        <w:t xml:space="preserve">은 </w:t>
-      </w:r>
-      <w:r>
-        <w:rPr>
-          <w:rFonts w:hint="eastAsia"/>
-        </w:rPr>
-        <w:t>어느정도 개발</w:t>
-      </w:r>
-      <w:r>
-        <w:rPr>
-          <w:rFonts w:hint="eastAsia"/>
-        </w:rPr>
-        <w:t>사업이 진행</w:t>
-      </w:r>
-      <w:r>
-        <w:rPr>
-          <w:rFonts w:hint="eastAsia"/>
-        </w:rPr>
-        <w:t xml:space="preserve">된 </w:t>
-      </w:r>
-      <w:r>
-        <w:rPr>
-          <w:rFonts w:hint="eastAsia"/>
-        </w:rPr>
-        <w:t xml:space="preserve">2기 신도시 일부와 미사강변도시, </w:t>
+      <w:pPr>
+        <w:jc w:val="right"/>
+        <w:rPr>
+          <w:b/>
+          <w:bCs/>
+          <w:sz w:val="20"/>
+          <w:szCs w:val="20"/>
+        </w:rPr>
+      </w:pPr>
+      <w:r>
+        <w:rPr>
+          <w:rFonts w:hint="eastAsia"/>
+          <w:b/>
+          <w:bCs/>
+          <w:sz w:val="20"/>
+          <w:szCs w:val="20"/>
+        </w:rPr>
+        <w:t xml:space="preserve">팀 : </w:t>
       </w:r>
       <w:proofErr w:type="spellStart"/>
       <w:r>
         <w:rPr>
           <w:rFonts w:hint="eastAsia"/>
-        </w:rPr>
-        <w:t>청라국제도시가</w:t>
+          <w:b/>
+          <w:bCs/>
+          <w:sz w:val="20"/>
+          <w:szCs w:val="20"/>
+        </w:rPr>
+        <w:t>동탄소년단</w:t>
       </w:r>
       <w:proofErr w:type="spellEnd"/>
-      <w:r>
-        <w:rPr>
-          <w:rFonts w:hint="eastAsia"/>
-        </w:rPr>
-        <w:t xml:space="preserve"> 포함됩니다. 적용대상은 </w:t>
-      </w:r>
-      <w:r>
-        <w:rPr>
-          <w:rFonts w:hint="eastAsia"/>
-        </w:rPr>
-        <w:t xml:space="preserve">3기 신도시로 </w:t>
-      </w:r>
-      <w:r>
-        <w:rPr>
-          <w:rFonts w:hint="eastAsia"/>
-        </w:rPr>
-        <w:t xml:space="preserve">새롭게 착수될 광명시흥 </w:t>
-      </w:r>
-      <w:proofErr w:type="spellStart"/>
-      <w:r>
-        <w:rPr>
-          <w:rFonts w:hint="eastAsia"/>
-        </w:rPr>
-        <w:t>공공주택지구입니다</w:t>
-      </w:r>
-      <w:proofErr w:type="spellEnd"/>
-      <w:r>
-        <w:rPr>
-          <w:rFonts w:hint="eastAsia"/>
-        </w:rPr>
-        <w:t>.</w:t>
-      </w:r>
-      <w:r>
-        <w:br/>
-      </w:r>
-      <w:r>
-        <w:rPr>
-          <w:rFonts w:hint="eastAsia"/>
-        </w:rPr>
-        <w:t xml:space="preserve">먼저 </w:t>
-      </w:r>
-      <w:r>
-        <w:rPr>
-          <w:rFonts w:hint="eastAsia"/>
-        </w:rPr>
-        <w:t>분석</w:t>
-      </w:r>
-      <w:r>
-        <w:t xml:space="preserve"> 대상지 중심으로 토지이용계획 별 탄소 배출 및 흡수 요인을 다각도로 분석</w:t>
-      </w:r>
-      <w:r>
-        <w:rPr>
-          <w:rFonts w:hint="eastAsia"/>
-        </w:rPr>
-        <w:t xml:space="preserve">하고 </w:t>
-      </w:r>
-      <w:r>
-        <w:t>개발계획과 요인</w:t>
-      </w:r>
-      <w:r>
-        <w:rPr>
-          <w:rFonts w:hint="eastAsia"/>
-        </w:rPr>
-        <w:t>간</w:t>
-      </w:r>
-      <w:r>
-        <w:t xml:space="preserve"> 관계를 분석하여 요인별 가중치</w:t>
-      </w:r>
-      <w:r>
-        <w:rPr>
-          <w:rFonts w:hint="eastAsia"/>
-        </w:rPr>
-        <w:t>를</w:t>
-      </w:r>
-      <w:r>
-        <w:t xml:space="preserve"> 도출</w:t>
-      </w:r>
-      <w:r>
-        <w:rPr>
-          <w:rFonts w:hint="eastAsia"/>
-        </w:rPr>
-        <w:t xml:space="preserve">합니다. </w:t>
-      </w:r>
     </w:p>
     <w:p>
-      <w:r>
-        <w:rPr>
-          <w:rFonts w:hint="eastAsia"/>
-        </w:rPr>
-        <w:t xml:space="preserve">그 후 </w:t>
-      </w:r>
-      <w:r>
-        <w:t>탄소 배출 및 흡수 요인</w:t>
-      </w:r>
-      <w:r>
-        <w:rPr>
-          <w:rFonts w:hint="eastAsia"/>
-        </w:rPr>
-        <w:t xml:space="preserve">을 기반으로 적용대상지를 고려한 탄소배출 및 </w:t>
+      <w:pPr>
+        <w:jc w:val="left"/>
+        <w:rPr>
+          <w:sz w:val="40"/>
+          <w:szCs w:val="40"/>
+        </w:rPr>
+      </w:pPr>
+      <w:r>
+        <w:rPr>
+          <w:rFonts w:hint="eastAsia"/>
+          <w:sz w:val="40"/>
+          <w:szCs w:val="40"/>
+        </w:rPr>
+        <w:t xml:space="preserve">안녕하십니까 지금부터 신도시 탄소배출량 예측과 미래 </w:t>
       </w:r>
       <w:proofErr w:type="spellStart"/>
       <w:r>
         <w:rPr>
           <w:rFonts w:hint="eastAsia"/>
-        </w:rPr>
-        <w:t>흡수량을</w:t>
+          <w:sz w:val="40"/>
+          <w:szCs w:val="40"/>
+        </w:rPr>
+        <w:t>모빌리티</w:t>
       </w:r>
       <w:proofErr w:type="spellEnd"/>
       <w:r>
         <w:rPr>
           <w:rFonts w:hint="eastAsia"/>
-        </w:rPr>
-        <w:t xml:space="preserve"> 예측합니다.</w:t>
-      </w:r>
-      <w:r>
-        <w:rPr>
-          <w:rFonts w:hint="eastAsia"/>
-        </w:rPr>
-        <w:t xml:space="preserve"> 추가로 미래 </w:t>
-      </w:r>
-      <w:proofErr w:type="spellStart"/>
-      <w:r>
-        <w:rPr>
-          <w:rFonts w:hint="eastAsia"/>
-        </w:rPr>
-        <w:t>모빌리티</w:t>
-      </w:r>
-      <w:proofErr w:type="spellEnd"/>
-      <w:r>
-        <w:rPr>
-          <w:rFonts w:hint="eastAsia"/>
-        </w:rPr>
-        <w:t xml:space="preserve"> 분담률 적용에 따른 탄소저감 효과를 분석하고 녹지조성 효과로 산정합니다.</w:t>
+          <w:sz w:val="40"/>
+          <w:szCs w:val="40"/>
+        </w:rPr>
+        <w:t xml:space="preserve"> 도입에 따른 탄소저감효과 분석 과제 발표 시작하겠습니다.</w:t>
+      </w:r>
+      <w:r>
+        <w:rPr>
+          <w:sz w:val="40"/>
+          <w:szCs w:val="40"/>
+        </w:rPr>
+        <w:t xml:space="preserve"> </w:t>
+      </w:r>
+      <w:r>
+        <w:rPr>
+          <w:sz w:val="40"/>
+          <w:szCs w:val="40"/>
+        </w:rPr>
+        <w:pict w14:anchorId="07C62ACF">
+          <v:rect id="_x0000_i1025" style="width:0;height:1.5pt" o:hralign="center" o:hrstd="t" o:hr="t" fillcolor="#a0a0a0" stroked="f"/>
+        </w:pict>
       </w:r>
     </w:p>
     <w:p>
-      <w:r>
-        <w:rPr>
-          <w:rFonts w:hint="eastAsia"/>
-        </w:rPr>
-        <w:t xml:space="preserve">최종적 목표는 다음과 같습니다. 첫번째로 신도시 사례 분석을 통해 </w:t>
-      </w:r>
-      <w:r>
-        <w:rPr>
-          <w:rFonts w:hint="eastAsia"/>
-        </w:rPr>
-        <w:t>탄소중립</w:t>
-      </w:r>
-      <w:r>
-        <w:t xml:space="preserve"> 도시계획 수립의 근거로 활용할 수 있는 탄소 </w:t>
-      </w:r>
-      <w:proofErr w:type="spellStart"/>
-      <w:r>
-        <w:t>흡수량</w:t>
-      </w:r>
-      <w:proofErr w:type="spellEnd"/>
-      <w:r>
-        <w:t xml:space="preserve"> · 배출량 예측모델</w:t>
-      </w:r>
-      <w:r>
-        <w:rPr>
-          <w:rFonts w:hint="eastAsia"/>
-        </w:rPr>
-        <w:t>을</w:t>
-      </w:r>
-      <w:r>
-        <w:t xml:space="preserve"> 설계</w:t>
-      </w:r>
-      <w:r>
-        <w:rPr>
-          <w:rFonts w:hint="eastAsia"/>
-        </w:rPr>
-        <w:t>하는 것입니다.</w:t>
+      <w:pPr>
+        <w:jc w:val="left"/>
+        <w:rPr>
+          <w:sz w:val="40"/>
+          <w:szCs w:val="40"/>
+        </w:rPr>
+      </w:pPr>
+      <w:r>
+        <w:rPr>
+          <w:rFonts w:hint="eastAsia"/>
+          <w:sz w:val="40"/>
+          <w:szCs w:val="40"/>
+        </w:rPr>
+        <w:t>오늘 발표는 먼저 프로젝트 개요</w:t>
+      </w:r>
+      <w:r>
+        <w:rPr>
+          <w:rFonts w:hint="eastAsia"/>
+          <w:sz w:val="40"/>
+          <w:szCs w:val="40"/>
+        </w:rPr>
+        <w:t xml:space="preserve"> 단계에서는</w:t>
+      </w:r>
+      <w:r>
+        <w:rPr>
+          <w:rFonts w:hint="eastAsia"/>
+          <w:sz w:val="40"/>
+          <w:szCs w:val="40"/>
+        </w:rPr>
+        <w:t xml:space="preserve"> </w:t>
+      </w:r>
+      <w:r>
+        <w:rPr>
+          <w:rFonts w:hint="eastAsia"/>
+          <w:sz w:val="40"/>
+          <w:szCs w:val="40"/>
+        </w:rPr>
+        <w:t xml:space="preserve">이번 </w:t>
+      </w:r>
+      <w:r>
+        <w:rPr>
+          <w:rFonts w:hint="eastAsia"/>
+          <w:sz w:val="40"/>
+          <w:szCs w:val="40"/>
+        </w:rPr>
+        <w:t>프로젝트가 무엇인지 말씀드리고</w:t>
+      </w:r>
+      <w:r>
+        <w:rPr>
+          <w:rFonts w:hint="eastAsia"/>
+          <w:sz w:val="40"/>
+          <w:szCs w:val="40"/>
+        </w:rPr>
+        <w:t>,</w:t>
+      </w:r>
+      <w:r>
+        <w:rPr>
+          <w:rFonts w:hint="eastAsia"/>
+          <w:sz w:val="40"/>
+          <w:szCs w:val="40"/>
+        </w:rPr>
+        <w:t xml:space="preserve"> 분석 및 모델링</w:t>
+      </w:r>
+      <w:r>
+        <w:rPr>
+          <w:rFonts w:hint="eastAsia"/>
+          <w:sz w:val="40"/>
+          <w:szCs w:val="40"/>
+        </w:rPr>
+        <w:t xml:space="preserve"> 단계에서는</w:t>
+      </w:r>
+      <w:r>
+        <w:rPr>
+          <w:rFonts w:hint="eastAsia"/>
+          <w:sz w:val="40"/>
+          <w:szCs w:val="40"/>
+        </w:rPr>
+        <w:t xml:space="preserve"> </w:t>
+      </w:r>
+      <w:r>
+        <w:rPr>
+          <w:rFonts w:hint="eastAsia"/>
+          <w:sz w:val="40"/>
+          <w:szCs w:val="40"/>
+        </w:rPr>
+        <w:t>분석과정이</w:t>
+      </w:r>
+      <w:r>
+        <w:rPr>
+          <w:rFonts w:hint="eastAsia"/>
+          <w:sz w:val="40"/>
+          <w:szCs w:val="40"/>
+        </w:rPr>
+        <w:t xml:space="preserve"> </w:t>
+      </w:r>
+      <w:r>
+        <w:rPr>
+          <w:rFonts w:hint="eastAsia"/>
+          <w:sz w:val="40"/>
+          <w:szCs w:val="40"/>
+        </w:rPr>
+        <w:t>어떻게 진행되는지 그리고 결과 및 고찰</w:t>
+      </w:r>
+      <w:r>
+        <w:rPr>
+          <w:rFonts w:hint="eastAsia"/>
+          <w:sz w:val="40"/>
+          <w:szCs w:val="40"/>
+        </w:rPr>
+        <w:t xml:space="preserve"> 단계에서는</w:t>
+      </w:r>
+      <w:r>
+        <w:rPr>
+          <w:rFonts w:hint="eastAsia"/>
+          <w:sz w:val="40"/>
+          <w:szCs w:val="40"/>
+        </w:rPr>
+        <w:t xml:space="preserve"> 해당 프로젝트가 어떤 의미를 가지는지에 대한 순서로 진행하겠습니다.</w:t>
+      </w:r>
+      <w:r>
+        <w:rPr>
+          <w:sz w:val="40"/>
+          <w:szCs w:val="40"/>
+        </w:rPr>
+        <w:br/>
+      </w:r>
+      <w:r>
+        <w:rPr>
+          <w:sz w:val="40"/>
+          <w:szCs w:val="40"/>
+        </w:rPr>
+        <w:pict w14:anchorId="7C11797C">
+          <v:rect id="_x0000_i1026" style="width:0;height:1.5pt" o:hralign="center" o:hrstd="t" o:hr="t" fillcolor="#a0a0a0" stroked="f"/>
+        </w:pict>
       </w:r>
     </w:p>
     <w:p>
-      <w:r>
-        <w:rPr>
-          <w:rFonts w:hint="eastAsia"/>
-        </w:rPr>
-        <w:t xml:space="preserve">두번째로는 </w:t>
-      </w:r>
-      <w:r>
+      <w:pPr>
+        <w:jc w:val="left"/>
+        <w:rPr>
+          <w:sz w:val="40"/>
+          <w:szCs w:val="40"/>
+        </w:rPr>
+      </w:pPr>
+      <w:r>
+        <w:rPr>
+          <w:rFonts w:hint="eastAsia"/>
+          <w:b/>
+          <w:bCs/>
+          <w:sz w:val="40"/>
+          <w:szCs w:val="40"/>
+        </w:rPr>
+        <w:t>프로젝트 개요</w:t>
+      </w:r>
+      <w:r>
+        <w:rPr>
+          <w:b/>
+          <w:bCs/>
+          <w:sz w:val="40"/>
+          <w:szCs w:val="40"/>
+        </w:rPr>
+        <w:br/>
+      </w:r>
+      <w:r>
+        <w:rPr>
+          <w:rFonts w:hint="eastAsia"/>
+          <w:sz w:val="40"/>
+          <w:szCs w:val="40"/>
+        </w:rPr>
+        <w:t>우선 프로젝트 개요입니다. 프로젝트 배경</w:t>
+      </w:r>
+      <w:r>
+        <w:rPr>
+          <w:rFonts w:hint="eastAsia"/>
+          <w:sz w:val="40"/>
+          <w:szCs w:val="40"/>
+        </w:rPr>
+        <w:t>,</w:t>
+      </w:r>
+      <w:r>
+        <w:rPr>
+          <w:rFonts w:hint="eastAsia"/>
+          <w:sz w:val="40"/>
+          <w:szCs w:val="40"/>
+        </w:rPr>
+        <w:t xml:space="preserve"> 목표, 선행연구 검토 순으로 진행하겠습니다</w:t>
+      </w:r>
+      <w:r>
+        <w:rPr>
+          <w:rFonts w:hint="eastAsia"/>
+          <w:sz w:val="40"/>
+          <w:szCs w:val="40"/>
+        </w:rPr>
+        <w:t>.</w:t>
+      </w:r>
+      <w:r>
+        <w:rPr>
+          <w:sz w:val="40"/>
+          <w:szCs w:val="40"/>
+        </w:rPr>
+        <w:t xml:space="preserve"> </w:t>
+      </w:r>
+      <w:r>
+        <w:rPr>
+          <w:sz w:val="40"/>
+          <w:szCs w:val="40"/>
+        </w:rPr>
+        <w:pict w14:anchorId="577D0AE1">
+          <v:rect id="_x0000_i1027" style="width:0;height:1.5pt" o:hralign="center" o:hrstd="t" o:hr="t" fillcolor="#a0a0a0" stroked="f"/>
+        </w:pict>
+      </w:r>
+    </w:p>
+    <w:p>
+      <w:pPr>
+        <w:jc w:val="left"/>
+        <w:rPr>
+          <w:b/>
+          <w:bCs/>
+          <w:sz w:val="40"/>
+          <w:szCs w:val="40"/>
+        </w:rPr>
+      </w:pPr>
+    </w:p>
+    <w:p>
+      <w:pPr>
+        <w:jc w:val="left"/>
+        <w:rPr>
+          <w:sz w:val="40"/>
+          <w:szCs w:val="40"/>
+        </w:rPr>
+      </w:pPr>
+      <w:r>
+        <w:rPr>
+          <w:rFonts w:hint="eastAsia"/>
+          <w:b/>
+          <w:bCs/>
+          <w:sz w:val="40"/>
+          <w:szCs w:val="40"/>
+        </w:rPr>
+        <w:lastRenderedPageBreak/>
+        <w:t>프로젝트 배경</w:t>
+      </w:r>
+      <w:r>
+        <w:rPr>
+          <w:rFonts w:hint="eastAsia"/>
+          <w:sz w:val="40"/>
+          <w:szCs w:val="40"/>
+        </w:rPr>
+        <w:t xml:space="preserve"> </w:t>
+      </w:r>
+      <w:r>
+        <w:rPr>
+          <w:sz w:val="40"/>
+          <w:szCs w:val="40"/>
+        </w:rPr>
+        <w:br/>
+      </w:r>
+      <w:r>
+        <w:rPr>
+          <w:rFonts w:hint="eastAsia"/>
+          <w:sz w:val="40"/>
+          <w:szCs w:val="40"/>
+        </w:rPr>
+        <w:t>산</w:t>
+      </w:r>
+      <w:r>
+        <w:rPr>
+          <w:rFonts w:hint="eastAsia"/>
+          <w:sz w:val="40"/>
+          <w:szCs w:val="40"/>
+        </w:rPr>
+        <w:t>업화</w:t>
+      </w:r>
+      <w:r>
+        <w:rPr>
+          <w:sz w:val="40"/>
+          <w:szCs w:val="40"/>
+        </w:rPr>
+        <w:t xml:space="preserve"> 이후 온실가스 배출량이 급증하면서 기후위기</w:t>
+      </w:r>
+      <w:r>
+        <w:rPr>
+          <w:rFonts w:hint="eastAsia"/>
+          <w:sz w:val="40"/>
+          <w:szCs w:val="40"/>
+        </w:rPr>
+        <w:t xml:space="preserve">가 </w:t>
+      </w:r>
+      <w:proofErr w:type="spellStart"/>
+      <w:r>
+        <w:rPr>
+          <w:rFonts w:hint="eastAsia"/>
+          <w:sz w:val="40"/>
+          <w:szCs w:val="40"/>
+        </w:rPr>
+        <w:t>가속화되고있고</w:t>
+      </w:r>
+      <w:proofErr w:type="spellEnd"/>
+      <w:r>
+        <w:rPr>
+          <w:rFonts w:hint="eastAsia"/>
+          <w:sz w:val="40"/>
+          <w:szCs w:val="40"/>
+        </w:rPr>
+        <w:t>,</w:t>
+      </w:r>
+      <w:r>
+        <w:rPr>
+          <w:rFonts w:hint="eastAsia"/>
+          <w:sz w:val="40"/>
+          <w:szCs w:val="40"/>
+        </w:rPr>
+        <w:t xml:space="preserve"> </w:t>
+      </w:r>
+      <w:r>
+        <w:rPr>
+          <w:rFonts w:hint="eastAsia"/>
+          <w:sz w:val="40"/>
+          <w:szCs w:val="40"/>
+        </w:rPr>
+        <w:t xml:space="preserve">향후 </w:t>
+      </w:r>
+      <w:r>
+        <w:rPr>
+          <w:rFonts w:hint="eastAsia"/>
+          <w:sz w:val="40"/>
+          <w:szCs w:val="40"/>
+        </w:rPr>
+        <w:t xml:space="preserve">더욱 심화될 것으로 전망되는 </w:t>
+      </w:r>
+      <w:r>
+        <w:rPr>
+          <w:rFonts w:hint="eastAsia"/>
+          <w:sz w:val="40"/>
+          <w:szCs w:val="40"/>
+        </w:rPr>
+        <w:t xml:space="preserve">상황입니다. </w:t>
+      </w:r>
+      <w:r>
+        <w:rPr>
+          <w:sz w:val="40"/>
+          <w:szCs w:val="40"/>
+        </w:rPr>
+        <w:br/>
+      </w:r>
+      <w:r>
+        <w:rPr>
+          <w:rFonts w:hint="eastAsia"/>
+          <w:sz w:val="40"/>
+          <w:szCs w:val="40"/>
+        </w:rPr>
+        <w:t>이에 맞춰 전</w:t>
+      </w:r>
+      <w:r>
+        <w:rPr>
+          <w:sz w:val="40"/>
+          <w:szCs w:val="40"/>
+        </w:rPr>
+        <w:t xml:space="preserve"> 세계 모든 산업 분야에서</w:t>
+      </w:r>
+      <w:r>
+        <w:rPr>
+          <w:rFonts w:hint="eastAsia"/>
+          <w:sz w:val="40"/>
+          <w:szCs w:val="40"/>
+        </w:rPr>
+        <w:t>,</w:t>
+      </w:r>
+      <w:r>
+        <w:rPr>
+          <w:sz w:val="40"/>
+          <w:szCs w:val="40"/>
+        </w:rPr>
+        <w:t xml:space="preserve"> 기후위기에 대응하기 위</w:t>
+      </w:r>
+      <w:r>
+        <w:rPr>
+          <w:rFonts w:hint="eastAsia"/>
+          <w:sz w:val="40"/>
+          <w:szCs w:val="40"/>
+        </w:rPr>
+        <w:t>해</w:t>
+      </w:r>
+      <w:r>
+        <w:rPr>
+          <w:sz w:val="40"/>
+          <w:szCs w:val="40"/>
+        </w:rPr>
+        <w:t xml:space="preserve"> 탄소 감축 정책</w:t>
+      </w:r>
+      <w:r>
+        <w:rPr>
+          <w:rFonts w:hint="eastAsia"/>
+          <w:sz w:val="40"/>
+          <w:szCs w:val="40"/>
+        </w:rPr>
+        <w:t xml:space="preserve">을 </w:t>
+      </w:r>
+      <w:r>
+        <w:rPr>
+          <w:sz w:val="40"/>
+          <w:szCs w:val="40"/>
+        </w:rPr>
+        <w:t xml:space="preserve">활발히 </w:t>
+      </w:r>
+      <w:r>
+        <w:rPr>
+          <w:rFonts w:hint="eastAsia"/>
+          <w:sz w:val="40"/>
+          <w:szCs w:val="40"/>
+        </w:rPr>
+        <w:t>추진하</w:t>
+      </w:r>
+      <w:r>
+        <w:rPr>
+          <w:sz w:val="40"/>
+          <w:szCs w:val="40"/>
+        </w:rPr>
+        <w:t>고 있</w:t>
+      </w:r>
+      <w:r>
+        <w:rPr>
+          <w:rFonts w:hint="eastAsia"/>
+          <w:sz w:val="40"/>
+          <w:szCs w:val="40"/>
+        </w:rPr>
+        <w:t xml:space="preserve">습니다. </w:t>
+      </w:r>
+      <w:r>
+        <w:rPr>
+          <w:sz w:val="40"/>
+          <w:szCs w:val="40"/>
+        </w:rPr>
+        <w:br/>
+      </w:r>
+      <w:r>
+        <w:rPr>
+          <w:rFonts w:hint="eastAsia"/>
+          <w:sz w:val="40"/>
+          <w:szCs w:val="40"/>
+        </w:rPr>
+        <w:t>특히 도시는 이러한 탄소배출이 주로 이루어지는 공간단위</w:t>
+      </w:r>
+      <w:r>
+        <w:rPr>
+          <w:rFonts w:hint="eastAsia"/>
+          <w:sz w:val="40"/>
+          <w:szCs w:val="40"/>
+        </w:rPr>
+        <w:t>로</w:t>
+      </w:r>
+      <w:r>
+        <w:rPr>
+          <w:rFonts w:hint="eastAsia"/>
+          <w:sz w:val="40"/>
+          <w:szCs w:val="40"/>
+        </w:rPr>
+        <w:t>서</w:t>
+      </w:r>
+      <w:r>
+        <w:rPr>
+          <w:rFonts w:hint="eastAsia"/>
+          <w:sz w:val="40"/>
+          <w:szCs w:val="40"/>
+        </w:rPr>
+        <w:t>,</w:t>
+      </w:r>
+      <w:r>
+        <w:rPr>
+          <w:rFonts w:hint="eastAsia"/>
+          <w:sz w:val="40"/>
+          <w:szCs w:val="40"/>
+        </w:rPr>
+        <w:t xml:space="preserve"> </w:t>
+      </w:r>
+      <w:r>
+        <w:rPr>
+          <w:rFonts w:hint="eastAsia"/>
+          <w:sz w:val="40"/>
+          <w:szCs w:val="40"/>
+        </w:rPr>
+        <w:t xml:space="preserve">탄소감축을 위한 </w:t>
+      </w:r>
+      <w:r>
+        <w:rPr>
+          <w:rFonts w:hint="eastAsia"/>
+          <w:sz w:val="40"/>
+          <w:szCs w:val="40"/>
+        </w:rPr>
+        <w:t>도시계획</w:t>
+      </w:r>
+      <w:r>
+        <w:rPr>
+          <w:rFonts w:hint="eastAsia"/>
+          <w:sz w:val="40"/>
+          <w:szCs w:val="40"/>
+        </w:rPr>
+        <w:t>의</w:t>
+      </w:r>
+      <w:r>
+        <w:rPr>
+          <w:rFonts w:hint="eastAsia"/>
+          <w:sz w:val="40"/>
+          <w:szCs w:val="40"/>
+        </w:rPr>
+        <w:t xml:space="preserve"> 트렌드 변화</w:t>
+      </w:r>
+      <w:r>
+        <w:rPr>
+          <w:rFonts w:hint="eastAsia"/>
+          <w:sz w:val="40"/>
+          <w:szCs w:val="40"/>
+        </w:rPr>
+        <w:t>의</w:t>
+      </w:r>
+      <w:r>
+        <w:rPr>
+          <w:rFonts w:hint="eastAsia"/>
+          <w:sz w:val="40"/>
+          <w:szCs w:val="40"/>
+        </w:rPr>
+        <w:t xml:space="preserve"> 필요성</w:t>
+      </w:r>
+      <w:r>
+        <w:rPr>
+          <w:rFonts w:hint="eastAsia"/>
+          <w:sz w:val="40"/>
+          <w:szCs w:val="40"/>
+        </w:rPr>
+        <w:t xml:space="preserve"> 또한</w:t>
+      </w:r>
+      <w:r>
+        <w:rPr>
+          <w:rFonts w:hint="eastAsia"/>
+          <w:sz w:val="40"/>
+          <w:szCs w:val="40"/>
+        </w:rPr>
+        <w:t xml:space="preserve"> 증대되고 있습니다.</w:t>
+      </w:r>
+      <w:r>
+        <w:rPr>
+          <w:sz w:val="40"/>
+          <w:szCs w:val="40"/>
+        </w:rPr>
+        <w:t xml:space="preserve"> </w:t>
+      </w:r>
+      <w:r>
+        <w:rPr>
+          <w:sz w:val="40"/>
+          <w:szCs w:val="40"/>
+        </w:rPr>
+        <w:pict w14:anchorId="2910F30E">
+          <v:rect id="_x0000_i1028" style="width:0;height:1.5pt" o:hralign="center" o:hrstd="t" o:hr="t" fillcolor="#a0a0a0" stroked="f"/>
+        </w:pict>
+      </w:r>
+      <w:r>
+        <w:rPr>
+          <w:sz w:val="40"/>
+          <w:szCs w:val="40"/>
+        </w:rPr>
+        <w:br/>
+      </w:r>
+      <w:r>
+        <w:rPr>
+          <w:rFonts w:hint="eastAsia"/>
+          <w:sz w:val="40"/>
+          <w:szCs w:val="40"/>
+        </w:rPr>
+        <w:t xml:space="preserve">도시 내 주요 탄소배출요인으로는 </w:t>
+      </w:r>
+      <w:r>
+        <w:rPr>
+          <w:sz w:val="40"/>
+          <w:szCs w:val="40"/>
+        </w:rPr>
+        <w:t>전력·열 생산, 산업, 수송, 건물 등</w:t>
+      </w:r>
+      <w:r>
+        <w:rPr>
+          <w:rFonts w:hint="eastAsia"/>
+          <w:sz w:val="40"/>
+          <w:szCs w:val="40"/>
+        </w:rPr>
+        <w:t>이 있고</w:t>
+      </w:r>
+      <w:r>
+        <w:rPr>
+          <w:rFonts w:hint="eastAsia"/>
+          <w:sz w:val="40"/>
+          <w:szCs w:val="40"/>
+        </w:rPr>
+        <w:t>,</w:t>
+      </w:r>
+      <w:r>
+        <w:rPr>
+          <w:rFonts w:hint="eastAsia"/>
+          <w:sz w:val="40"/>
+          <w:szCs w:val="40"/>
+        </w:rPr>
+        <w:t xml:space="preserve"> 반대로 주요 흡수요인에는 </w:t>
+      </w:r>
+      <w:r>
+        <w:rPr>
+          <w:rFonts w:hint="eastAsia"/>
+          <w:sz w:val="40"/>
+          <w:szCs w:val="40"/>
+        </w:rPr>
+        <w:t>도시림</w:t>
+      </w:r>
+      <w:r>
+        <w:rPr>
+          <w:sz w:val="40"/>
+          <w:szCs w:val="40"/>
+        </w:rPr>
+        <w:t xml:space="preserve">, </w:t>
+      </w:r>
+      <w:proofErr w:type="spellStart"/>
+      <w:r>
+        <w:rPr>
+          <w:sz w:val="40"/>
+          <w:szCs w:val="40"/>
+        </w:rPr>
+        <w:t>수변</w:t>
+      </w:r>
+      <w:proofErr w:type="spellEnd"/>
+      <w:r>
+        <w:rPr>
+          <w:sz w:val="40"/>
+          <w:szCs w:val="40"/>
+        </w:rPr>
+        <w:t>,</w:t>
+      </w:r>
+      <w:r>
+        <w:rPr>
+          <w:rFonts w:hint="eastAsia"/>
+          <w:sz w:val="40"/>
+          <w:szCs w:val="40"/>
+        </w:rPr>
+        <w:t xml:space="preserve"> </w:t>
+      </w:r>
+      <w:r>
+        <w:rPr>
+          <w:sz w:val="40"/>
+          <w:szCs w:val="40"/>
+        </w:rPr>
+        <w:t>공원 등</w:t>
+      </w:r>
+      <w:r>
+        <w:rPr>
+          <w:rFonts w:hint="eastAsia"/>
+          <w:sz w:val="40"/>
+          <w:szCs w:val="40"/>
+        </w:rPr>
+        <w:t>과 같은</w:t>
+      </w:r>
+      <w:r>
+        <w:rPr>
+          <w:sz w:val="40"/>
+          <w:szCs w:val="40"/>
+        </w:rPr>
+        <w:t xml:space="preserve"> 녹지공간</w:t>
+      </w:r>
+      <w:r>
+        <w:rPr>
+          <w:rFonts w:hint="eastAsia"/>
+          <w:sz w:val="40"/>
+          <w:szCs w:val="40"/>
+        </w:rPr>
+        <w:t xml:space="preserve">이 있습니다. </w:t>
+      </w:r>
+      <w:r>
+        <w:rPr>
+          <w:sz w:val="40"/>
+          <w:szCs w:val="40"/>
+        </w:rPr>
+        <w:br/>
+      </w:r>
+      <w:r>
+        <w:rPr>
+          <w:rFonts w:hint="eastAsia"/>
+          <w:sz w:val="40"/>
+          <w:szCs w:val="40"/>
+        </w:rPr>
+        <w:t xml:space="preserve">향후 </w:t>
+      </w:r>
+      <w:r>
+        <w:rPr>
+          <w:rFonts w:hint="eastAsia"/>
+          <w:sz w:val="40"/>
+          <w:szCs w:val="40"/>
+        </w:rPr>
+        <w:t xml:space="preserve">신도시는 개발단계부터 이러한 요소들을 고려하여 </w:t>
+      </w:r>
+      <w:r>
+        <w:rPr>
+          <w:rFonts w:hint="eastAsia"/>
+          <w:sz w:val="40"/>
+          <w:szCs w:val="40"/>
+        </w:rPr>
+        <w:t>도시</w:t>
+      </w:r>
+      <w:r>
+        <w:rPr>
+          <w:rFonts w:hint="eastAsia"/>
+          <w:sz w:val="40"/>
+          <w:szCs w:val="40"/>
+        </w:rPr>
+        <w:t>계획수립을 할 수 있</w:t>
+      </w:r>
+      <w:r>
+        <w:rPr>
+          <w:rFonts w:hint="eastAsia"/>
+          <w:sz w:val="40"/>
+          <w:szCs w:val="40"/>
+        </w:rPr>
+        <w:t>기 때문에,</w:t>
+      </w:r>
+      <w:r>
+        <w:rPr>
+          <w:rFonts w:hint="eastAsia"/>
+          <w:sz w:val="40"/>
+          <w:szCs w:val="40"/>
+        </w:rPr>
+        <w:t xml:space="preserve"> 탄소저감 전략을 선제적으로 적용할 수 있습니다.</w:t>
+      </w:r>
+      <w:r>
+        <w:rPr>
+          <w:sz w:val="40"/>
+          <w:szCs w:val="40"/>
+        </w:rPr>
+        <w:t xml:space="preserve"> </w:t>
+      </w:r>
+    </w:p>
+    <w:p>
+      <w:pPr>
+        <w:jc w:val="left"/>
+        <w:rPr>
+          <w:sz w:val="40"/>
+          <w:szCs w:val="40"/>
+        </w:rPr>
+      </w:pPr>
+      <w:r>
+        <w:rPr>
+          <w:rFonts w:hint="eastAsia"/>
+          <w:sz w:val="40"/>
+          <w:szCs w:val="40"/>
+        </w:rPr>
+        <w:lastRenderedPageBreak/>
+        <w:t>따라서</w:t>
+      </w:r>
+      <w:r>
+        <w:rPr>
+          <w:rFonts w:hint="eastAsia"/>
+          <w:sz w:val="40"/>
+          <w:szCs w:val="40"/>
+        </w:rPr>
+        <w:t xml:space="preserve"> 해당 프로젝트는 새롭게 착공될 신도시</w:t>
+      </w:r>
+      <w:r>
+        <w:rPr>
+          <w:rFonts w:hint="eastAsia"/>
+          <w:sz w:val="40"/>
+          <w:szCs w:val="40"/>
+        </w:rPr>
+        <w:t>인 광명시흥</w:t>
+      </w:r>
+      <w:r>
+        <w:rPr>
+          <w:rFonts w:hint="eastAsia"/>
+          <w:sz w:val="40"/>
+          <w:szCs w:val="40"/>
+        </w:rPr>
+        <w:t xml:space="preserve"> </w:t>
+      </w:r>
+      <w:r>
+        <w:rPr>
+          <w:rFonts w:hint="eastAsia"/>
+          <w:sz w:val="40"/>
+          <w:szCs w:val="40"/>
+        </w:rPr>
+        <w:t>공공주택지구</w:t>
+      </w:r>
+      <w:r>
+        <w:rPr>
+          <w:rFonts w:hint="eastAsia"/>
+          <w:sz w:val="40"/>
+          <w:szCs w:val="40"/>
+        </w:rPr>
+        <w:t xml:space="preserve">의 탄소중립 구현을 위해 시작되었습니다. </w:t>
+      </w:r>
+      <w:r>
+        <w:rPr>
+          <w:sz w:val="40"/>
+          <w:szCs w:val="40"/>
+        </w:rPr>
+        <w:br/>
+      </w:r>
+      <w:r>
+        <w:rPr>
+          <w:rFonts w:hint="eastAsia"/>
+          <w:sz w:val="40"/>
+          <w:szCs w:val="40"/>
+        </w:rPr>
+        <w:t>우선 프로젝트에서 다</w:t>
+      </w:r>
+      <w:r>
+        <w:rPr>
+          <w:rFonts w:hint="eastAsia"/>
+          <w:sz w:val="40"/>
+          <w:szCs w:val="40"/>
+        </w:rPr>
+        <w:t>루는</w:t>
+      </w:r>
+      <w:r>
+        <w:rPr>
+          <w:rFonts w:hint="eastAsia"/>
+          <w:sz w:val="40"/>
+          <w:szCs w:val="40"/>
+        </w:rPr>
+        <w:t xml:space="preserve"> 도시들</w:t>
+      </w:r>
+      <w:r>
+        <w:rPr>
+          <w:rFonts w:hint="eastAsia"/>
+          <w:sz w:val="40"/>
+          <w:szCs w:val="40"/>
+        </w:rPr>
+        <w:t>은</w:t>
+      </w:r>
+      <w:r>
+        <w:rPr>
+          <w:rFonts w:hint="eastAsia"/>
+          <w:sz w:val="40"/>
+          <w:szCs w:val="40"/>
+        </w:rPr>
+        <w:t xml:space="preserve"> 분석대상과 적용대상으로 나</w:t>
+      </w:r>
+      <w:r>
+        <w:rPr>
+          <w:rFonts w:hint="eastAsia"/>
+          <w:sz w:val="40"/>
+          <w:szCs w:val="40"/>
+        </w:rPr>
+        <w:t>뉩</w:t>
+      </w:r>
+      <w:r>
+        <w:rPr>
+          <w:rFonts w:hint="eastAsia"/>
+          <w:sz w:val="40"/>
+          <w:szCs w:val="40"/>
+        </w:rPr>
+        <w:t xml:space="preserve">니다. </w:t>
+      </w:r>
+      <w:r>
+        <w:rPr>
+          <w:sz w:val="40"/>
+          <w:szCs w:val="40"/>
+        </w:rPr>
+        <w:br/>
+      </w:r>
+      <w:r>
+        <w:rPr>
+          <w:rFonts w:hint="eastAsia"/>
+          <w:sz w:val="40"/>
+          <w:szCs w:val="40"/>
+        </w:rPr>
+        <w:t xml:space="preserve">분석대상은 어느정도 개발사업이 진행된 </w:t>
+      </w:r>
+      <w:r>
+        <w:rPr>
+          <w:rFonts w:hint="eastAsia"/>
+          <w:sz w:val="40"/>
+          <w:szCs w:val="40"/>
+        </w:rPr>
+        <w:t>동탄, 위례,</w:t>
+      </w:r>
+      <w:r>
+        <w:rPr>
+          <w:rFonts w:hint="eastAsia"/>
+          <w:sz w:val="40"/>
+          <w:szCs w:val="40"/>
+        </w:rPr>
+        <w:t xml:space="preserve"> 미사강변, </w:t>
+      </w:r>
+      <w:proofErr w:type="spellStart"/>
+      <w:r>
+        <w:rPr>
+          <w:rFonts w:hint="eastAsia"/>
+          <w:sz w:val="40"/>
+          <w:szCs w:val="40"/>
+        </w:rPr>
+        <w:t>청라국제도시가</w:t>
+      </w:r>
+      <w:proofErr w:type="spellEnd"/>
+      <w:r>
+        <w:rPr>
+          <w:rFonts w:hint="eastAsia"/>
+          <w:sz w:val="40"/>
+          <w:szCs w:val="40"/>
+        </w:rPr>
+        <w:t xml:space="preserve"> 포함됩니다. </w:t>
+      </w:r>
+      <w:r>
+        <w:rPr>
+          <w:rFonts w:hint="eastAsia"/>
+          <w:sz w:val="40"/>
+          <w:szCs w:val="40"/>
+        </w:rPr>
+        <w:t xml:space="preserve">그리고 </w:t>
+      </w:r>
+      <w:r>
+        <w:rPr>
+          <w:rFonts w:hint="eastAsia"/>
+          <w:sz w:val="40"/>
+          <w:szCs w:val="40"/>
+        </w:rPr>
+        <w:t>적용대상은 새롭게 착수될 광명시흥</w:t>
+      </w:r>
+      <w:r>
+        <w:rPr>
+          <w:rFonts w:hint="eastAsia"/>
+          <w:sz w:val="40"/>
+          <w:szCs w:val="40"/>
+        </w:rPr>
+        <w:t xml:space="preserve"> </w:t>
+      </w:r>
+      <w:proofErr w:type="spellStart"/>
+      <w:r>
+        <w:rPr>
+          <w:rFonts w:hint="eastAsia"/>
+          <w:sz w:val="40"/>
+          <w:szCs w:val="40"/>
+        </w:rPr>
+        <w:t>공공주택지구입니다</w:t>
+      </w:r>
+      <w:proofErr w:type="spellEnd"/>
+      <w:r>
+        <w:rPr>
+          <w:rFonts w:hint="eastAsia"/>
+          <w:sz w:val="40"/>
+          <w:szCs w:val="40"/>
+        </w:rPr>
+        <w:t>.</w:t>
+      </w:r>
+      <w:r>
+        <w:rPr>
+          <w:sz w:val="40"/>
+          <w:szCs w:val="40"/>
+        </w:rPr>
+        <w:br/>
+      </w:r>
+      <w:r>
+        <w:rPr>
+          <w:rFonts w:hint="eastAsia"/>
+          <w:sz w:val="40"/>
+          <w:szCs w:val="40"/>
+        </w:rPr>
+        <w:t>먼저 분석</w:t>
+      </w:r>
+      <w:r>
+        <w:rPr>
+          <w:sz w:val="40"/>
+          <w:szCs w:val="40"/>
+        </w:rPr>
+        <w:t>대상지</w:t>
+      </w:r>
+      <w:r>
+        <w:rPr>
+          <w:rFonts w:hint="eastAsia"/>
+          <w:sz w:val="40"/>
+          <w:szCs w:val="40"/>
+        </w:rPr>
+        <w:t>를</w:t>
+      </w:r>
+      <w:r>
+        <w:rPr>
+          <w:sz w:val="40"/>
+          <w:szCs w:val="40"/>
+        </w:rPr>
+        <w:t xml:space="preserve"> 중심으로 탄소 배출 및 흡수</w:t>
+      </w:r>
+      <w:r>
+        <w:rPr>
+          <w:rFonts w:hint="eastAsia"/>
+          <w:sz w:val="40"/>
+          <w:szCs w:val="40"/>
+        </w:rPr>
+        <w:t>와</w:t>
+      </w:r>
+      <w:r>
+        <w:rPr>
+          <w:rFonts w:hint="eastAsia"/>
+          <w:sz w:val="40"/>
+          <w:szCs w:val="40"/>
+        </w:rPr>
+        <w:t xml:space="preserve"> 관련이 있는 </w:t>
+      </w:r>
+      <w:r>
+        <w:rPr>
+          <w:rFonts w:hint="eastAsia"/>
+          <w:sz w:val="40"/>
+          <w:szCs w:val="40"/>
+        </w:rPr>
+        <w:t>요인들</w:t>
+      </w:r>
+      <w:r>
+        <w:rPr>
+          <w:rFonts w:hint="eastAsia"/>
+          <w:sz w:val="40"/>
+          <w:szCs w:val="40"/>
+        </w:rPr>
+        <w:t>을 추출하여</w:t>
+      </w:r>
+      <w:r>
+        <w:rPr>
+          <w:rFonts w:hint="eastAsia"/>
+          <w:sz w:val="40"/>
+          <w:szCs w:val="40"/>
+        </w:rPr>
+        <w:t>,</w:t>
+      </w:r>
+      <w:r>
+        <w:rPr>
+          <w:rFonts w:hint="eastAsia"/>
+          <w:sz w:val="40"/>
+          <w:szCs w:val="40"/>
+        </w:rPr>
+        <w:t xml:space="preserve"> </w:t>
+      </w:r>
+      <w:r>
+        <w:rPr>
+          <w:sz w:val="40"/>
+          <w:szCs w:val="40"/>
+        </w:rPr>
+        <w:t>탄소 배출 및 흡수</w:t>
+      </w:r>
+      <w:r>
+        <w:rPr>
+          <w:rFonts w:hint="eastAsia"/>
+          <w:sz w:val="40"/>
+          <w:szCs w:val="40"/>
+        </w:rPr>
+        <w:t>간</w:t>
+      </w:r>
+      <w:r>
+        <w:rPr>
+          <w:sz w:val="40"/>
+          <w:szCs w:val="40"/>
+        </w:rPr>
+        <w:t xml:space="preserve"> 관계를 분석하</w:t>
+      </w:r>
+      <w:r>
+        <w:rPr>
+          <w:rFonts w:hint="eastAsia"/>
+          <w:sz w:val="40"/>
+          <w:szCs w:val="40"/>
+        </w:rPr>
+        <w:t>고</w:t>
+      </w:r>
+      <w:r>
+        <w:rPr>
+          <w:sz w:val="40"/>
+          <w:szCs w:val="40"/>
+        </w:rPr>
+        <w:t xml:space="preserve"> 가중치</w:t>
+      </w:r>
+      <w:r>
+        <w:rPr>
+          <w:rFonts w:hint="eastAsia"/>
+          <w:sz w:val="40"/>
+          <w:szCs w:val="40"/>
+        </w:rPr>
+        <w:t>를</w:t>
+      </w:r>
+      <w:r>
+        <w:rPr>
+          <w:sz w:val="40"/>
+          <w:szCs w:val="40"/>
+        </w:rPr>
+        <w:t xml:space="preserve"> 도출</w:t>
+      </w:r>
+      <w:r>
+        <w:rPr>
+          <w:rFonts w:hint="eastAsia"/>
+          <w:sz w:val="40"/>
+          <w:szCs w:val="40"/>
+        </w:rPr>
+        <w:t xml:space="preserve">합니다. </w:t>
+      </w:r>
+    </w:p>
+    <w:p>
+      <w:pPr>
+        <w:rPr>
+          <w:sz w:val="40"/>
+          <w:szCs w:val="40"/>
+        </w:rPr>
+      </w:pPr>
+      <w:r>
+        <w:rPr>
+          <w:rFonts w:hint="eastAsia"/>
+          <w:sz w:val="40"/>
+          <w:szCs w:val="40"/>
+        </w:rPr>
+        <w:t xml:space="preserve">그 후 </w:t>
+      </w:r>
+      <w:r>
+        <w:rPr>
+          <w:rFonts w:hint="eastAsia"/>
+          <w:sz w:val="40"/>
+          <w:szCs w:val="40"/>
+        </w:rPr>
+        <w:t xml:space="preserve">도출된 </w:t>
+      </w:r>
+      <w:r>
+        <w:rPr>
+          <w:sz w:val="40"/>
+          <w:szCs w:val="40"/>
+        </w:rPr>
+        <w:t>요인</w:t>
+      </w:r>
+      <w:r>
+        <w:rPr>
+          <w:rFonts w:hint="eastAsia"/>
+          <w:sz w:val="40"/>
+          <w:szCs w:val="40"/>
+        </w:rPr>
+        <w:t xml:space="preserve">을 기반으로 적용대상지를 고려한 탄소배출 및 </w:t>
+      </w:r>
+      <w:proofErr w:type="spellStart"/>
+      <w:r>
+        <w:rPr>
+          <w:rFonts w:hint="eastAsia"/>
+          <w:sz w:val="40"/>
+          <w:szCs w:val="40"/>
+        </w:rPr>
+        <w:t>흡수량을</w:t>
+      </w:r>
+      <w:proofErr w:type="spellEnd"/>
+      <w:r>
+        <w:rPr>
+          <w:rFonts w:hint="eastAsia"/>
+          <w:sz w:val="40"/>
+          <w:szCs w:val="40"/>
+        </w:rPr>
+        <w:t xml:space="preserve"> 예측합니다. </w:t>
+      </w:r>
+      <w:r>
+        <w:rPr>
+          <w:sz w:val="40"/>
+          <w:szCs w:val="40"/>
+        </w:rPr>
+        <w:br/>
+      </w:r>
+      <w:r>
+        <w:rPr>
+          <w:rFonts w:hint="eastAsia"/>
+          <w:sz w:val="40"/>
+          <w:szCs w:val="40"/>
+        </w:rPr>
+        <w:t xml:space="preserve">여기에 </w:t>
+      </w:r>
+      <w:r>
+        <w:rPr>
+          <w:rFonts w:hint="eastAsia"/>
+          <w:sz w:val="40"/>
+          <w:szCs w:val="40"/>
+        </w:rPr>
+        <w:t xml:space="preserve">추가로 미래 </w:t>
+      </w:r>
+      <w:proofErr w:type="spellStart"/>
+      <w:r>
+        <w:rPr>
+          <w:rFonts w:hint="eastAsia"/>
+          <w:sz w:val="40"/>
+          <w:szCs w:val="40"/>
+        </w:rPr>
+        <w:t>모빌리티</w:t>
+      </w:r>
+      <w:proofErr w:type="spellEnd"/>
+      <w:r>
+        <w:rPr>
+          <w:rFonts w:hint="eastAsia"/>
+          <w:sz w:val="40"/>
+          <w:szCs w:val="40"/>
+        </w:rPr>
+        <w:t xml:space="preserve"> 분담률 적용에 따른 탄소저감 효과를 분석하고 </w:t>
+      </w:r>
+      <w:r>
+        <w:rPr>
+          <w:rFonts w:hint="eastAsia"/>
+          <w:sz w:val="40"/>
+          <w:szCs w:val="40"/>
+        </w:rPr>
+        <w:t xml:space="preserve">이를 </w:t>
+      </w:r>
+      <w:r>
+        <w:rPr>
+          <w:rFonts w:hint="eastAsia"/>
+          <w:sz w:val="40"/>
+          <w:szCs w:val="40"/>
+        </w:rPr>
+        <w:t>녹지조성 효과로 산정합니다.</w:t>
+      </w:r>
+      <w:r>
+        <w:rPr>
+          <w:sz w:val="40"/>
+          <w:szCs w:val="40"/>
+        </w:rPr>
+        <w:br/>
+      </w:r>
+      <w:r>
+        <w:rPr>
+          <w:rFonts w:hint="eastAsia"/>
+          <w:sz w:val="40"/>
+          <w:szCs w:val="40"/>
+        </w:rPr>
+        <w:lastRenderedPageBreak/>
+        <w:t>최종목표는 다음과 같습니다. 첫번째로 신도시 사례 분석을 통해 탄소중립</w:t>
+      </w:r>
+      <w:r>
+        <w:rPr>
+          <w:sz w:val="40"/>
+          <w:szCs w:val="40"/>
+        </w:rPr>
+        <w:t xml:space="preserve"> 도시계획 수립의 근거로 활용할 수 있는 탄소 </w:t>
+      </w:r>
+      <w:proofErr w:type="spellStart"/>
+      <w:r>
+        <w:rPr>
+          <w:sz w:val="40"/>
+          <w:szCs w:val="40"/>
+        </w:rPr>
+        <w:t>흡수</w:t>
+      </w:r>
+      <w:r>
+        <w:rPr>
+          <w:rFonts w:hint="eastAsia"/>
+          <w:sz w:val="40"/>
+          <w:szCs w:val="40"/>
+        </w:rPr>
+        <w:t>량</w:t>
+      </w:r>
+      <w:proofErr w:type="spellEnd"/>
+      <w:r>
+        <w:rPr>
+          <w:rFonts w:hint="eastAsia"/>
+          <w:sz w:val="40"/>
+          <w:szCs w:val="40"/>
+        </w:rPr>
+        <w:t xml:space="preserve"> 및 </w:t>
+      </w:r>
+      <w:r>
+        <w:rPr>
+          <w:sz w:val="40"/>
+          <w:szCs w:val="40"/>
+        </w:rPr>
+        <w:t>배출량 예측모델</w:t>
+      </w:r>
+      <w:r>
+        <w:rPr>
+          <w:rFonts w:hint="eastAsia"/>
+          <w:sz w:val="40"/>
+          <w:szCs w:val="40"/>
+        </w:rPr>
+        <w:t>을</w:t>
+      </w:r>
+      <w:r>
+        <w:rPr>
+          <w:sz w:val="40"/>
+          <w:szCs w:val="40"/>
+        </w:rPr>
+        <w:t xml:space="preserve"> 설계</w:t>
+      </w:r>
+      <w:r>
+        <w:rPr>
+          <w:rFonts w:hint="eastAsia"/>
+          <w:sz w:val="40"/>
+          <w:szCs w:val="40"/>
+        </w:rPr>
+        <w:t>하는 것입니다.</w:t>
+      </w:r>
+      <w:r>
+        <w:rPr>
+          <w:sz w:val="40"/>
+          <w:szCs w:val="40"/>
+        </w:rPr>
+        <w:br/>
+      </w:r>
+      <w:r>
+        <w:rPr>
+          <w:rFonts w:hint="eastAsia"/>
+          <w:sz w:val="40"/>
+          <w:szCs w:val="40"/>
+        </w:rPr>
+        <w:t>두번째로는 광명시흥</w:t>
+      </w:r>
+      <w:r>
+        <w:rPr>
+          <w:sz w:val="40"/>
+          <w:szCs w:val="40"/>
+        </w:rPr>
+        <w:t xml:space="preserve"> 공공주택지구 탄소중립 구현을 위한 도시 인프라 및 미래 </w:t>
+      </w:r>
+      <w:proofErr w:type="spellStart"/>
+      <w:r>
+        <w:rPr>
+          <w:sz w:val="40"/>
+          <w:szCs w:val="40"/>
+        </w:rPr>
+        <w:t>모빌리티</w:t>
+      </w:r>
+      <w:proofErr w:type="spellEnd"/>
+      <w:r>
+        <w:rPr>
+          <w:sz w:val="40"/>
+          <w:szCs w:val="40"/>
+        </w:rPr>
+        <w:t xml:space="preserve"> 측면에서의 실천적 방안</w:t>
+      </w:r>
+      <w:r>
+        <w:rPr>
+          <w:rFonts w:hint="eastAsia"/>
+          <w:sz w:val="40"/>
+          <w:szCs w:val="40"/>
+        </w:rPr>
+        <w:t>을</w:t>
+      </w:r>
+      <w:r>
+        <w:rPr>
+          <w:sz w:val="40"/>
+          <w:szCs w:val="40"/>
+        </w:rPr>
+        <w:t xml:space="preserve"> 제안</w:t>
+      </w:r>
+      <w:r>
+        <w:rPr>
+          <w:rFonts w:hint="eastAsia"/>
+          <w:sz w:val="40"/>
+          <w:szCs w:val="40"/>
+        </w:rPr>
+        <w:t xml:space="preserve">해보고자 합니다. </w:t>
+      </w:r>
+      <w:r>
+        <w:rPr>
+          <w:sz w:val="40"/>
+          <w:szCs w:val="40"/>
+        </w:rPr>
+        <w:pict w14:anchorId="7DAA09E1">
+          <v:rect id="_x0000_i1030" style="width:0;height:1.5pt" o:hralign="center" o:hrstd="t" o:hr="t" fillcolor="#a0a0a0" stroked="f"/>
+        </w:pict>
+      </w:r>
+    </w:p>
+    <w:p>
+      <w:pPr>
+        <w:jc w:val="left"/>
+        <w:rPr>
+          <w:sz w:val="40"/>
+          <w:szCs w:val="40"/>
+        </w:rPr>
+      </w:pPr>
+      <w:r>
+        <w:rPr>
+          <w:rFonts w:hint="eastAsia"/>
+          <w:sz w:val="40"/>
+          <w:szCs w:val="40"/>
+        </w:rPr>
+        <w:t xml:space="preserve">프로젝트를 진행하기에 앞서, </w:t>
+      </w:r>
+      <w:r>
+        <w:rPr>
+          <w:rFonts w:hint="eastAsia"/>
+          <w:sz w:val="40"/>
+          <w:szCs w:val="40"/>
+        </w:rPr>
+        <w:t>도시 내 탄소흡수 및 배출</w:t>
+      </w:r>
+      <w:r>
+        <w:rPr>
+          <w:rFonts w:hint="eastAsia"/>
+          <w:sz w:val="40"/>
+          <w:szCs w:val="40"/>
+        </w:rPr>
+        <w:t>관련</w:t>
+      </w:r>
+      <w:r>
+        <w:rPr>
+          <w:rFonts w:hint="eastAsia"/>
+          <w:sz w:val="40"/>
+          <w:szCs w:val="40"/>
+        </w:rPr>
+        <w:t xml:space="preserve">, 미래 </w:t>
+      </w:r>
+      <w:proofErr w:type="spellStart"/>
+      <w:r>
+        <w:rPr>
+          <w:rFonts w:hint="eastAsia"/>
+          <w:sz w:val="40"/>
+          <w:szCs w:val="40"/>
+        </w:rPr>
+        <w:t>모빌리티</w:t>
+      </w:r>
+      <w:proofErr w:type="spellEnd"/>
+      <w:r>
+        <w:rPr>
+          <w:rFonts w:hint="eastAsia"/>
+          <w:sz w:val="40"/>
+          <w:szCs w:val="40"/>
+        </w:rPr>
+        <w:t xml:space="preserve"> 와 탄소감축</w:t>
+      </w:r>
+      <w:r>
+        <w:rPr>
+          <w:rFonts w:hint="eastAsia"/>
+          <w:sz w:val="40"/>
+          <w:szCs w:val="40"/>
+        </w:rPr>
+        <w:t xml:space="preserve"> 관련</w:t>
+      </w:r>
+      <w:r>
+        <w:rPr>
+          <w:rFonts w:hint="eastAsia"/>
+          <w:sz w:val="40"/>
+          <w:szCs w:val="40"/>
+        </w:rPr>
+        <w:t xml:space="preserve"> 선행연구들을 검토해보았습니다. </w:t>
+      </w:r>
+      <w:r>
+        <w:rPr>
+          <w:sz w:val="40"/>
+          <w:szCs w:val="40"/>
+        </w:rPr>
+        <w:br/>
+      </w:r>
+      <w:r>
+        <w:rPr>
+          <w:rFonts w:hint="eastAsia"/>
+          <w:sz w:val="40"/>
+          <w:szCs w:val="40"/>
+        </w:rPr>
+        <w:t xml:space="preserve">선행연구에서 </w:t>
+      </w:r>
+      <w:r>
+        <w:rPr>
+          <w:rFonts w:hint="eastAsia"/>
+          <w:sz w:val="40"/>
+          <w:szCs w:val="40"/>
+        </w:rPr>
+        <w:t>다루</w:t>
+      </w:r>
+      <w:r>
+        <w:rPr>
+          <w:rFonts w:hint="eastAsia"/>
+          <w:sz w:val="40"/>
+          <w:szCs w:val="40"/>
+        </w:rPr>
+        <w:t xml:space="preserve">었던 요소들을 검토하여, </w:t>
+      </w:r>
+      <w:r>
+        <w:rPr>
+          <w:rFonts w:hint="eastAsia"/>
+          <w:sz w:val="40"/>
+          <w:szCs w:val="40"/>
+        </w:rPr>
+        <w:t>이번 분석과 예측모델 제작</w:t>
+      </w:r>
+      <w:r>
+        <w:rPr>
+          <w:rFonts w:hint="eastAsia"/>
+          <w:sz w:val="40"/>
+          <w:szCs w:val="40"/>
+        </w:rPr>
+        <w:t>에 활용될 주요 영향</w:t>
+      </w:r>
+      <w:r>
+        <w:rPr>
+          <w:rFonts w:hint="eastAsia"/>
+          <w:sz w:val="40"/>
+          <w:szCs w:val="40"/>
+        </w:rPr>
+        <w:t>요소</w:t>
+      </w:r>
+      <w:r>
+        <w:rPr>
+          <w:rFonts w:hint="eastAsia"/>
+          <w:sz w:val="40"/>
+          <w:szCs w:val="40"/>
+        </w:rPr>
+        <w:t xml:space="preserve">들을 </w:t>
+      </w:r>
+      <w:r>
+        <w:rPr>
+          <w:rFonts w:hint="eastAsia"/>
+          <w:sz w:val="40"/>
+          <w:szCs w:val="40"/>
+        </w:rPr>
+        <w:t>오른쪽</w:t>
+      </w:r>
+      <w:r>
+        <w:rPr>
+          <w:rFonts w:hint="eastAsia"/>
+          <w:sz w:val="40"/>
+          <w:szCs w:val="40"/>
+        </w:rPr>
+        <w:t xml:space="preserve">과 같이 선정해보았습니다. </w:t>
+      </w:r>
+      <w:r>
+        <w:rPr>
+          <w:sz w:val="40"/>
+          <w:szCs w:val="40"/>
+        </w:rPr>
+        <w:br/>
+      </w:r>
+      <w:r>
+        <w:rPr>
+          <w:rFonts w:hint="eastAsia"/>
+          <w:sz w:val="40"/>
+          <w:szCs w:val="40"/>
+        </w:rPr>
+        <w:t xml:space="preserve">크게 지역특성과 교통특성으로 나눌 수 있는데, </w:t>
+      </w:r>
+      <w:r>
+        <w:rPr>
+          <w:rFonts w:hint="eastAsia"/>
+          <w:sz w:val="40"/>
+          <w:szCs w:val="40"/>
+        </w:rPr>
+        <w:t xml:space="preserve">해당 </w:t>
+      </w:r>
+      <w:r>
+        <w:rPr>
+          <w:rFonts w:hint="eastAsia"/>
+          <w:sz w:val="40"/>
+          <w:szCs w:val="40"/>
+        </w:rPr>
+        <w:t>요소</w:t>
+      </w:r>
+      <w:r>
+        <w:rPr>
+          <w:rFonts w:hint="eastAsia"/>
+          <w:sz w:val="40"/>
+          <w:szCs w:val="40"/>
+        </w:rPr>
+        <w:t xml:space="preserve">들은 이후 </w:t>
+      </w:r>
+      <w:r>
+        <w:rPr>
+          <w:rFonts w:hint="eastAsia"/>
+          <w:sz w:val="40"/>
+          <w:szCs w:val="40"/>
+        </w:rPr>
+        <w:t>분석</w:t>
+      </w:r>
+      <w:r>
+        <w:rPr>
+          <w:rFonts w:hint="eastAsia"/>
+          <w:sz w:val="40"/>
+          <w:szCs w:val="40"/>
+        </w:rPr>
+        <w:t>단계에서 직접 분석하</w:t>
+      </w:r>
+      <w:r>
+        <w:rPr>
+          <w:rFonts w:hint="eastAsia"/>
+          <w:sz w:val="40"/>
+          <w:szCs w:val="40"/>
+        </w:rPr>
+        <w:t>면서</w:t>
+      </w:r>
+      <w:r>
+        <w:rPr>
+          <w:rFonts w:hint="eastAsia"/>
+          <w:sz w:val="40"/>
+          <w:szCs w:val="40"/>
+        </w:rPr>
+        <w:t xml:space="preserve"> 검토</w:t>
+      </w:r>
+      <w:r>
+        <w:rPr>
+          <w:rFonts w:hint="eastAsia"/>
+          <w:sz w:val="40"/>
+          <w:szCs w:val="40"/>
+        </w:rPr>
+        <w:t>할</w:t>
+      </w:r>
+      <w:r>
+        <w:rPr>
+          <w:rFonts w:hint="eastAsia"/>
+          <w:sz w:val="40"/>
+          <w:szCs w:val="40"/>
+        </w:rPr>
+        <w:t xml:space="preserve"> 예정입니다</w:t>
+      </w:r>
+      <w:r>
+        <w:rPr>
+          <w:sz w:val="40"/>
+          <w:szCs w:val="40"/>
+        </w:rPr>
+        <w:pict w14:anchorId="29CF7A61">
+          <v:rect id="_x0000_i1031" style="width:0;height:1.5pt" o:hralign="center" o:hrstd="t" o:hr="t" fillcolor="#a0a0a0" stroked="f"/>
+        </w:pict>
+      </w:r>
+    </w:p>
+    <w:p>
+      <w:pPr>
+        <w:jc w:val="left"/>
+        <w:rPr>
+          <w:b/>
+          <w:bCs/>
+          <w:sz w:val="40"/>
+          <w:szCs w:val="40"/>
+        </w:rPr>
+      </w:pPr>
+      <w:r>
+        <w:rPr>
+          <w:rFonts w:hint="eastAsia"/>
+          <w:sz w:val="40"/>
+          <w:szCs w:val="40"/>
+        </w:rPr>
+        <w:lastRenderedPageBreak/>
+        <w:t>지금까지 해당 프로젝트가 무엇인지 그리고 왜 진행하는 것인지 설명 드렸</w:t>
+      </w:r>
+      <w:r>
+        <w:rPr>
+          <w:rFonts w:hint="eastAsia"/>
+          <w:sz w:val="40"/>
+          <w:szCs w:val="40"/>
+        </w:rPr>
+        <w:t>습니다</w:t>
+      </w:r>
+      <w:r>
+        <w:rPr>
+          <w:rFonts w:hint="eastAsia"/>
+          <w:sz w:val="40"/>
+          <w:szCs w:val="40"/>
+        </w:rPr>
+        <w:t>. 지금부터</w:t>
+      </w:r>
+      <w:r>
+        <w:rPr>
+          <w:rFonts w:hint="eastAsia"/>
+          <w:sz w:val="40"/>
+          <w:szCs w:val="40"/>
+        </w:rPr>
+        <w:t>는</w:t>
+      </w:r>
+      <w:r>
+        <w:rPr>
+          <w:rFonts w:hint="eastAsia"/>
+          <w:sz w:val="40"/>
+          <w:szCs w:val="40"/>
+        </w:rPr>
+        <w:t xml:space="preserve"> 분석 및 모델링 단계를 통해 </w:t>
+      </w:r>
+      <w:r>
+        <w:rPr>
+          <w:rFonts w:hint="eastAsia"/>
+          <w:sz w:val="40"/>
+          <w:szCs w:val="40"/>
+        </w:rPr>
+        <w:t>분석과정</w:t>
+      </w:r>
+      <w:r>
+        <w:rPr>
+          <w:rFonts w:hint="eastAsia"/>
+          <w:sz w:val="40"/>
+          <w:szCs w:val="40"/>
+        </w:rPr>
+        <w:t>을 말씀</w:t>
+      </w:r>
+      <w:r>
+        <w:rPr>
+          <w:rFonts w:hint="eastAsia"/>
+          <w:sz w:val="40"/>
+          <w:szCs w:val="40"/>
+        </w:rPr>
+        <w:t>드리겠습니다.</w:t>
+      </w:r>
+      <w:r>
+        <w:rPr>
+          <w:sz w:val="40"/>
+          <w:szCs w:val="40"/>
+        </w:rPr>
+        <w:pict w14:anchorId="01244117">
+          <v:rect id="_x0000_i1032" style="width:0;height:1.5pt" o:hralign="center" o:hrstd="t" o:hr="t" fillcolor="#a0a0a0" stroked="f"/>
+        </w:pict>
+      </w:r>
+    </w:p>
+    <w:p>
+      <w:pPr>
+        <w:jc w:val="left"/>
+        <w:rPr>
+          <w:sz w:val="40"/>
+          <w:szCs w:val="40"/>
+        </w:rPr>
+      </w:pPr>
+      <w:r>
+        <w:rPr>
+          <w:rFonts w:hint="eastAsia"/>
+          <w:sz w:val="40"/>
+          <w:szCs w:val="40"/>
+        </w:rPr>
+        <w:t xml:space="preserve">첫 </w:t>
+      </w:r>
+      <w:proofErr w:type="spellStart"/>
+      <w:r>
+        <w:rPr>
+          <w:rFonts w:hint="eastAsia"/>
+          <w:sz w:val="40"/>
+          <w:szCs w:val="40"/>
+        </w:rPr>
+        <w:t>번째로</w:t>
+      </w:r>
+      <w:proofErr w:type="spellEnd"/>
+      <w:r>
+        <w:rPr>
+          <w:rFonts w:hint="eastAsia"/>
+          <w:sz w:val="40"/>
+          <w:szCs w:val="40"/>
+        </w:rPr>
+        <w:t xml:space="preserve"> 분석 절차 로드맵입니다. 이번 분석</w:t>
+      </w:r>
+      <w:r>
+        <w:rPr>
+          <w:rFonts w:hint="eastAsia"/>
+          <w:sz w:val="40"/>
+          <w:szCs w:val="40"/>
+        </w:rPr>
+        <w:t xml:space="preserve">은 </w:t>
+      </w:r>
+      <w:r>
+        <w:rPr>
+          <w:rFonts w:hint="eastAsia"/>
+          <w:sz w:val="40"/>
+          <w:szCs w:val="40"/>
+        </w:rPr>
+        <w:t xml:space="preserve">크게 데이터 </w:t>
+      </w:r>
+      <w:proofErr w:type="spellStart"/>
+      <w:r>
+        <w:rPr>
+          <w:rFonts w:hint="eastAsia"/>
+          <w:sz w:val="40"/>
+          <w:szCs w:val="40"/>
+        </w:rPr>
+        <w:t>전처리</w:t>
+      </w:r>
+      <w:proofErr w:type="spellEnd"/>
+      <w:r>
+        <w:rPr>
+          <w:rFonts w:hint="eastAsia"/>
+          <w:sz w:val="40"/>
+          <w:szCs w:val="40"/>
+        </w:rPr>
+        <w:t>, 분석, 학습데이터 구축, 예측모델 구축, 모델학습 및 평가, 예측 및 분석 순으로 진행됩니다.</w:t>
+      </w:r>
+      <w:r>
+        <w:rPr>
+          <w:sz w:val="40"/>
+          <w:szCs w:val="40"/>
+        </w:rPr>
+        <w:pict w14:anchorId="0F3DBC86">
+          <v:rect id="_x0000_i1033" style="width:0;height:1.5pt" o:hralign="center" o:hrstd="t" o:hr="t" fillcolor="#a0a0a0" stroked="f"/>
+        </w:pict>
+      </w:r>
+    </w:p>
+    <w:p>
+      <w:pPr>
+        <w:jc w:val="left"/>
+        <w:rPr>
+          <w:sz w:val="40"/>
+          <w:szCs w:val="40"/>
+        </w:rPr>
+      </w:pPr>
+      <w:r>
+        <w:rPr>
+          <w:rFonts w:hint="eastAsia"/>
+          <w:sz w:val="40"/>
+          <w:szCs w:val="40"/>
+        </w:rPr>
+        <w:t>활용 데이터들을 살펴보겠습니다. 선행연구 검토 단계에서 선정된 주요변수들을 추출하고</w:t>
+      </w:r>
+      <w:r>
+        <w:rPr>
+          <w:rFonts w:hint="eastAsia"/>
+          <w:sz w:val="40"/>
+          <w:szCs w:val="40"/>
+        </w:rPr>
+        <w:t>,</w:t>
+      </w:r>
+      <w:r>
+        <w:rPr>
+          <w:rFonts w:hint="eastAsia"/>
+          <w:sz w:val="40"/>
+          <w:szCs w:val="40"/>
+        </w:rPr>
+        <w:t xml:space="preserve"> 분석하기 위해 활용된 데이터들은 다음과 같습니다.</w:t>
+      </w:r>
+      <w:r>
+        <w:rPr>
+          <w:sz w:val="40"/>
+          <w:szCs w:val="40"/>
+        </w:rPr>
+        <w:t xml:space="preserve"> </w:t>
+      </w:r>
+      <w:r>
+        <w:rPr>
+          <w:sz w:val="40"/>
+          <w:szCs w:val="40"/>
+        </w:rPr>
+        <w:pict w14:anchorId="3B68AD6A">
+          <v:rect id="_x0000_i1034" style="width:0;height:1.5pt" o:hralign="center" o:hrstd="t" o:hr="t" fillcolor="#a0a0a0" stroked="f"/>
+        </w:pict>
+      </w:r>
+    </w:p>
+    <w:p>
+      <w:pPr>
+        <w:jc w:val="left"/>
+        <w:rPr>
+          <w:sz w:val="40"/>
+          <w:szCs w:val="40"/>
+        </w:rPr>
+      </w:pPr>
+      <w:r>
+        <w:rPr>
+          <w:rFonts w:hint="eastAsia"/>
+          <w:sz w:val="40"/>
+          <w:szCs w:val="40"/>
+        </w:rPr>
+        <w:t xml:space="preserve">본 분석을 진행하기 전에, 분석대상지를 먼저 살펴보겠습니다. </w:t>
+      </w:r>
+      <w:r>
+        <w:rPr>
+          <w:sz w:val="40"/>
+          <w:szCs w:val="40"/>
+        </w:rPr>
+        <w:br/>
+      </w:r>
+      <w:r>
+        <w:rPr>
+          <w:rFonts w:hint="eastAsia"/>
+          <w:sz w:val="40"/>
+          <w:szCs w:val="40"/>
+        </w:rPr>
+        <w:t xml:space="preserve">분석대상지는 수도권 내 교통접근성과 자족기능 </w:t>
+      </w:r>
+      <w:r>
+        <w:rPr>
+          <w:rFonts w:hint="eastAsia"/>
+          <w:sz w:val="40"/>
+          <w:szCs w:val="40"/>
+        </w:rPr>
+        <w:lastRenderedPageBreak/>
+        <w:t>확보를 목표로 계획 및 개발된 신도시</w:t>
+      </w:r>
+      <w:r>
+        <w:rPr>
+          <w:rFonts w:hint="eastAsia"/>
+          <w:sz w:val="40"/>
+          <w:szCs w:val="40"/>
+        </w:rPr>
+        <w:t>들</w:t>
+      </w:r>
+      <w:r>
+        <w:rPr>
+          <w:rFonts w:hint="eastAsia"/>
+          <w:sz w:val="40"/>
+          <w:szCs w:val="40"/>
+        </w:rPr>
+        <w:t xml:space="preserve">입니다. 해당 도시들의 탄소배출 및 </w:t>
+      </w:r>
+      <w:proofErr w:type="spellStart"/>
+      <w:r>
+        <w:rPr>
+          <w:rFonts w:hint="eastAsia"/>
+          <w:sz w:val="40"/>
+          <w:szCs w:val="40"/>
+        </w:rPr>
+        <w:t>흡수량</w:t>
+      </w:r>
+      <w:r>
+        <w:rPr>
+          <w:rFonts w:hint="eastAsia"/>
+          <w:sz w:val="40"/>
+          <w:szCs w:val="40"/>
+        </w:rPr>
+        <w:t>은</w:t>
+      </w:r>
+      <w:proofErr w:type="spellEnd"/>
+      <w:r>
+        <w:rPr>
+          <w:rFonts w:hint="eastAsia"/>
+          <w:sz w:val="40"/>
+          <w:szCs w:val="40"/>
+        </w:rPr>
+        <w:t xml:space="preserve"> </w:t>
+      </w:r>
+      <w:r>
+        <w:rPr>
+          <w:rFonts w:hint="eastAsia"/>
+          <w:sz w:val="40"/>
+          <w:szCs w:val="40"/>
+        </w:rPr>
+        <w:t xml:space="preserve">적용대상지 </w:t>
+      </w:r>
+      <w:r>
+        <w:rPr>
+          <w:rFonts w:hint="eastAsia"/>
+          <w:sz w:val="40"/>
+          <w:szCs w:val="40"/>
+        </w:rPr>
+        <w:t>예측모델의 종속변수로 활용</w:t>
+      </w:r>
+      <w:r>
+        <w:rPr>
+          <w:rFonts w:hint="eastAsia"/>
+          <w:sz w:val="40"/>
+          <w:szCs w:val="40"/>
+        </w:rPr>
+        <w:t>될</w:t>
+      </w:r>
+      <w:r>
+        <w:rPr>
+          <w:rFonts w:hint="eastAsia"/>
+          <w:sz w:val="40"/>
+          <w:szCs w:val="40"/>
+        </w:rPr>
+        <w:t xml:space="preserve"> 예정입니다. </w:t>
+      </w:r>
+      <w:r>
+        <w:rPr>
+          <w:sz w:val="40"/>
+          <w:szCs w:val="40"/>
+        </w:rPr>
+        <w:br/>
+      </w:r>
+      <w:r>
+        <w:rPr>
+          <w:rFonts w:hint="eastAsia"/>
+          <w:sz w:val="40"/>
+          <w:szCs w:val="40"/>
+        </w:rPr>
+        <w:t xml:space="preserve">우선 분석 전, </w:t>
+      </w:r>
+      <w:r>
+        <w:rPr>
+          <w:rFonts w:hint="eastAsia"/>
+          <w:sz w:val="40"/>
+          <w:szCs w:val="40"/>
+        </w:rPr>
+        <w:t>탄소배출</w:t>
+      </w:r>
+      <w:r>
+        <w:rPr>
+          <w:sz w:val="40"/>
+          <w:szCs w:val="40"/>
+        </w:rPr>
+        <w:t xml:space="preserve"> 및 </w:t>
+      </w:r>
+      <w:proofErr w:type="spellStart"/>
+      <w:r>
+        <w:rPr>
+          <w:sz w:val="40"/>
+          <w:szCs w:val="40"/>
+        </w:rPr>
+        <w:t>흡수량의</w:t>
+      </w:r>
+      <w:proofErr w:type="spellEnd"/>
+      <w:r>
+        <w:rPr>
+          <w:sz w:val="40"/>
+          <w:szCs w:val="40"/>
+        </w:rPr>
+        <w:t xml:space="preserve"> 분포 불균형을 고려하여 데이터 분포</w:t>
+      </w:r>
+      <w:r>
+        <w:rPr>
+          <w:rFonts w:hint="eastAsia"/>
+          <w:sz w:val="40"/>
+          <w:szCs w:val="40"/>
+        </w:rPr>
+        <w:t>를</w:t>
+      </w:r>
+      <w:r>
+        <w:rPr>
+          <w:sz w:val="40"/>
+          <w:szCs w:val="40"/>
+        </w:rPr>
+        <w:t xml:space="preserve"> </w:t>
+      </w:r>
+      <w:proofErr w:type="spellStart"/>
+      <w:r>
+        <w:rPr>
+          <w:sz w:val="40"/>
+          <w:szCs w:val="40"/>
+        </w:rPr>
+        <w:t>정규화</w:t>
+      </w:r>
+      <w:r>
+        <w:rPr>
+          <w:rFonts w:hint="eastAsia"/>
+          <w:sz w:val="40"/>
+          <w:szCs w:val="40"/>
+        </w:rPr>
+        <w:t>하였습니다</w:t>
+      </w:r>
+      <w:proofErr w:type="spellEnd"/>
+      <w:r>
+        <w:rPr>
+          <w:rFonts w:hint="eastAsia"/>
+          <w:sz w:val="40"/>
+          <w:szCs w:val="40"/>
+        </w:rPr>
+        <w:t>.</w:t>
+      </w:r>
+      <w:r>
+        <w:rPr>
+          <w:rFonts w:hint="eastAsia"/>
+          <w:sz w:val="40"/>
+          <w:szCs w:val="40"/>
+        </w:rPr>
+        <w:t xml:space="preserve"> </w:t>
+      </w:r>
+      <w:r>
+        <w:rPr>
+          <w:rFonts w:hint="eastAsia"/>
+          <w:sz w:val="40"/>
+          <w:szCs w:val="40"/>
+        </w:rPr>
+        <w:t>그후</w:t>
+      </w:r>
+      <w:r>
+        <w:rPr>
+          <w:rFonts w:hint="eastAsia"/>
+          <w:sz w:val="40"/>
+          <w:szCs w:val="40"/>
+        </w:rPr>
+        <w:t xml:space="preserve">, </w:t>
+      </w:r>
+      <w:r>
+        <w:rPr>
+          <w:sz w:val="40"/>
+          <w:szCs w:val="40"/>
+        </w:rPr>
+        <w:t>종속변수</w:t>
+      </w:r>
+      <w:r>
+        <w:rPr>
+          <w:rFonts w:hint="eastAsia"/>
+          <w:sz w:val="40"/>
+          <w:szCs w:val="40"/>
+        </w:rPr>
+        <w:t>간</w:t>
+      </w:r>
+      <w:r>
+        <w:rPr>
+          <w:sz w:val="40"/>
+          <w:szCs w:val="40"/>
+        </w:rPr>
+        <w:t xml:space="preserve"> </w:t>
+      </w:r>
+      <w:r>
+        <w:rPr>
+          <w:rFonts w:hint="eastAsia"/>
+          <w:sz w:val="40"/>
+          <w:szCs w:val="40"/>
+        </w:rPr>
+        <w:t>상관관계를 고려하여 전력, 가스, 난방을 통합했습니다. 수송부문</w:t>
+      </w:r>
+      <w:r>
+        <w:rPr>
+          <w:sz w:val="40"/>
+          <w:szCs w:val="40"/>
+        </w:rPr>
+        <w:t xml:space="preserve"> 탄소배출량</w:t>
+      </w:r>
+      <w:r>
+        <w:rPr>
+          <w:rFonts w:hint="eastAsia"/>
+          <w:sz w:val="40"/>
+          <w:szCs w:val="40"/>
+        </w:rPr>
+        <w:t>과</w:t>
+      </w:r>
+      <w:r>
+        <w:rPr>
+          <w:sz w:val="40"/>
+          <w:szCs w:val="40"/>
+        </w:rPr>
+        <w:t xml:space="preserve"> </w:t>
+      </w:r>
+      <w:proofErr w:type="spellStart"/>
+      <w:r>
+        <w:rPr>
+          <w:sz w:val="40"/>
+          <w:szCs w:val="40"/>
+        </w:rPr>
+        <w:t>탄소흡수량은</w:t>
+      </w:r>
+      <w:proofErr w:type="spellEnd"/>
+      <w:r>
+        <w:rPr>
+          <w:sz w:val="40"/>
+          <w:szCs w:val="40"/>
+        </w:rPr>
+        <w:t xml:space="preserve"> </w:t>
+      </w:r>
+      <w:r>
+        <w:rPr>
+          <w:rFonts w:hint="eastAsia"/>
+          <w:sz w:val="40"/>
+          <w:szCs w:val="40"/>
+        </w:rPr>
+        <w:t xml:space="preserve">뚜렷한 </w:t>
+      </w:r>
+      <w:r>
+        <w:rPr>
+          <w:sz w:val="40"/>
+          <w:szCs w:val="40"/>
+        </w:rPr>
+        <w:t>상관관계가 없으므로 구분하여 독립적으로 분석</w:t>
+      </w:r>
+      <w:r>
+        <w:rPr>
+          <w:rFonts w:hint="eastAsia"/>
+          <w:sz w:val="40"/>
+          <w:szCs w:val="40"/>
+        </w:rPr>
+        <w:t>할 예정입</w:t>
+      </w:r>
+      <w:r>
+        <w:rPr>
+          <w:rFonts w:hint="eastAsia"/>
+          <w:sz w:val="40"/>
+          <w:szCs w:val="40"/>
+        </w:rPr>
+        <w:t>니다.</w:t>
+      </w:r>
+      <w:r>
+        <w:rPr>
+          <w:sz w:val="40"/>
+          <w:szCs w:val="40"/>
+        </w:rPr>
+        <w:t xml:space="preserve"> </w:t>
+      </w:r>
+      <w:r>
+        <w:rPr>
+          <w:sz w:val="40"/>
+          <w:szCs w:val="40"/>
+        </w:rPr>
+        <w:pict w14:anchorId="21E94D54">
+          <v:rect id="_x0000_i1035" style="width:0;height:1.5pt" o:hralign="center" o:hrstd="t" o:hr="t" fillcolor="#a0a0a0" stroked="f"/>
+        </w:pict>
+      </w:r>
+    </w:p>
+    <w:p>
+      <w:pPr>
+        <w:jc w:val="left"/>
+        <w:rPr>
+          <w:sz w:val="40"/>
+          <w:szCs w:val="40"/>
+        </w:rPr>
+      </w:pPr>
+      <w:r>
+        <w:rPr>
+          <w:rFonts w:hint="eastAsia"/>
+          <w:sz w:val="40"/>
+          <w:szCs w:val="40"/>
+        </w:rPr>
+        <w:t xml:space="preserve">우선 </w:t>
+      </w:r>
+      <w:r>
+        <w:rPr>
+          <w:rFonts w:hint="eastAsia"/>
+          <w:sz w:val="40"/>
+          <w:szCs w:val="40"/>
+        </w:rPr>
+        <w:t>신도시</w:t>
+      </w:r>
+      <w:r>
+        <w:rPr>
+          <w:rFonts w:hint="eastAsia"/>
+          <w:sz w:val="40"/>
+          <w:szCs w:val="40"/>
+        </w:rPr>
+        <w:t xml:space="preserve"> 탄소배출 및 흡수 패턴</w:t>
+      </w:r>
+      <w:r>
+        <w:rPr>
+          <w:rFonts w:hint="eastAsia"/>
+          <w:sz w:val="40"/>
+          <w:szCs w:val="40"/>
+        </w:rPr>
+        <w:t>을 파악</w:t>
+      </w:r>
+      <w:r>
+        <w:rPr>
+          <w:rFonts w:hint="eastAsia"/>
+          <w:sz w:val="40"/>
+          <w:szCs w:val="40"/>
+        </w:rPr>
+        <w:t>하겠습</w:t>
+      </w:r>
+      <w:r>
+        <w:rPr>
+          <w:rFonts w:hint="eastAsia"/>
+          <w:sz w:val="40"/>
+          <w:szCs w:val="40"/>
+        </w:rPr>
+        <w:t xml:space="preserve">니다. </w:t>
+      </w:r>
+      <w:r>
+        <w:rPr>
+          <w:sz w:val="40"/>
+          <w:szCs w:val="40"/>
+        </w:rPr>
+        <w:br/>
+      </w:r>
+      <w:r>
+        <w:rPr>
+          <w:rFonts w:hint="eastAsia"/>
+          <w:sz w:val="40"/>
+          <w:szCs w:val="40"/>
+        </w:rPr>
+        <w:t>시각화 후 분포 패턴</w:t>
+      </w:r>
+      <w:r>
+        <w:rPr>
+          <w:rFonts w:hint="eastAsia"/>
+          <w:sz w:val="40"/>
+          <w:szCs w:val="40"/>
+        </w:rPr>
+        <w:t>을 보면 통합 탄소배출은 주로 주거</w:t>
+      </w:r>
+      <w:r>
+        <w:rPr>
+          <w:sz w:val="40"/>
+          <w:szCs w:val="40"/>
+        </w:rPr>
+        <w:t>·상업·업무지구 밀집 지역에 집중</w:t>
+      </w:r>
+      <w:r>
+        <w:rPr>
+          <w:rFonts w:hint="eastAsia"/>
+          <w:sz w:val="40"/>
+          <w:szCs w:val="40"/>
+        </w:rPr>
+        <w:t>되어 있고, 수송부문 탄소배출량은 주요</w:t>
+      </w:r>
+      <w:r>
+        <w:rPr>
+          <w:sz w:val="40"/>
+          <w:szCs w:val="40"/>
+        </w:rPr>
+        <w:t xml:space="preserve"> 간선도로·IC 등이 포함된 격자를 따라 선형으로 분포</w:t>
+      </w:r>
+      <w:r>
+        <w:rPr>
+          <w:rFonts w:hint="eastAsia"/>
+          <w:sz w:val="40"/>
+          <w:szCs w:val="40"/>
+        </w:rPr>
+        <w:t>되어 있</w:t>
+      </w:r>
+      <w:r>
+        <w:rPr>
+          <w:rFonts w:hint="eastAsia"/>
+          <w:sz w:val="40"/>
+          <w:szCs w:val="40"/>
+        </w:rPr>
+        <w:t>었</w:t>
+      </w:r>
+      <w:r>
+        <w:rPr>
+          <w:rFonts w:hint="eastAsia"/>
+          <w:sz w:val="40"/>
+          <w:szCs w:val="40"/>
+        </w:rPr>
+        <w:t xml:space="preserve">습니다. </w:t>
+      </w:r>
+      <w:r>
+        <w:rPr>
+          <w:sz w:val="40"/>
+          <w:szCs w:val="40"/>
+        </w:rPr>
+        <w:br/>
+      </w:r>
+      <w:r>
+        <w:rPr>
+          <w:rFonts w:hint="eastAsia"/>
+          <w:sz w:val="40"/>
+          <w:szCs w:val="40"/>
+        </w:rPr>
+        <w:t xml:space="preserve">반면 </w:t>
+      </w:r>
+      <w:proofErr w:type="spellStart"/>
+      <w:r>
+        <w:rPr>
+          <w:rFonts w:hint="eastAsia"/>
+          <w:sz w:val="40"/>
+          <w:szCs w:val="40"/>
+        </w:rPr>
+        <w:t>탄소흡수량은</w:t>
+      </w:r>
+      <w:proofErr w:type="spellEnd"/>
+      <w:r>
+        <w:rPr>
+          <w:rFonts w:hint="eastAsia"/>
+          <w:sz w:val="40"/>
+          <w:szCs w:val="40"/>
+        </w:rPr>
+        <w:t xml:space="preserve"> </w:t>
+      </w:r>
+      <w:r>
+        <w:rPr>
+          <w:rFonts w:hint="eastAsia"/>
+          <w:sz w:val="40"/>
+          <w:szCs w:val="40"/>
+        </w:rPr>
+        <w:t>숲,</w:t>
+      </w:r>
+      <w:r>
+        <w:rPr>
+          <w:sz w:val="40"/>
+          <w:szCs w:val="40"/>
+        </w:rPr>
+        <w:t>공원</w:t>
+      </w:r>
+      <w:r>
+        <w:rPr>
+          <w:rFonts w:hint="eastAsia"/>
+          <w:sz w:val="40"/>
+          <w:szCs w:val="40"/>
+        </w:rPr>
+        <w:t xml:space="preserve"> 등의</w:t>
+      </w:r>
+      <w:r>
+        <w:rPr>
+          <w:sz w:val="40"/>
+          <w:szCs w:val="40"/>
+        </w:rPr>
+        <w:t xml:space="preserve"> 녹지가 포함된 </w:t>
+      </w:r>
+      <w:r>
+        <w:rPr>
+          <w:rFonts w:hint="eastAsia"/>
+          <w:sz w:val="40"/>
+          <w:szCs w:val="40"/>
+        </w:rPr>
+        <w:lastRenderedPageBreak/>
+        <w:t>지역</w:t>
+      </w:r>
+      <w:r>
+        <w:rPr>
+          <w:sz w:val="40"/>
+          <w:szCs w:val="40"/>
+        </w:rPr>
+        <w:t xml:space="preserve">에 </w:t>
+      </w:r>
+      <w:r>
+        <w:rPr>
+          <w:rFonts w:hint="eastAsia"/>
+          <w:sz w:val="40"/>
+          <w:szCs w:val="40"/>
+        </w:rPr>
+        <w:t>집중되어 있</w:t>
+      </w:r>
+      <w:r>
+        <w:rPr>
+          <w:rFonts w:hint="eastAsia"/>
+          <w:sz w:val="40"/>
+          <w:szCs w:val="40"/>
+        </w:rPr>
+        <w:t>었</w:t>
+      </w:r>
+      <w:r>
+        <w:rPr>
+          <w:rFonts w:hint="eastAsia"/>
+          <w:sz w:val="40"/>
+          <w:szCs w:val="40"/>
+        </w:rPr>
+        <w:t xml:space="preserve">습니다. </w:t>
+      </w:r>
+      <w:r>
+        <w:rPr>
+          <w:sz w:val="40"/>
+          <w:szCs w:val="40"/>
+        </w:rPr>
+        <w:br/>
+      </w:r>
+      <w:r>
+        <w:rPr>
+          <w:rFonts w:hint="eastAsia"/>
+          <w:sz w:val="40"/>
+          <w:szCs w:val="40"/>
+        </w:rPr>
+        <w:t>해당 데이터</w:t>
+      </w:r>
+      <w:r>
+        <w:rPr>
+          <w:rFonts w:hint="eastAsia"/>
+          <w:sz w:val="40"/>
+          <w:szCs w:val="40"/>
+        </w:rPr>
+        <w:t xml:space="preserve">들은 </w:t>
+      </w:r>
+      <w:r>
+        <w:rPr>
+          <w:rFonts w:hint="eastAsia"/>
+          <w:sz w:val="40"/>
+          <w:szCs w:val="40"/>
+        </w:rPr>
+        <w:t xml:space="preserve">이후 나올 </w:t>
+      </w:r>
+      <w:proofErr w:type="spellStart"/>
+      <w:r>
+        <w:rPr>
+          <w:rFonts w:hint="eastAsia"/>
+          <w:sz w:val="40"/>
+          <w:szCs w:val="40"/>
+        </w:rPr>
+        <w:t>영향요소들과의</w:t>
+      </w:r>
+      <w:proofErr w:type="spellEnd"/>
+      <w:r>
+        <w:rPr>
+          <w:rFonts w:hint="eastAsia"/>
+          <w:sz w:val="40"/>
+          <w:szCs w:val="40"/>
+        </w:rPr>
+        <w:t xml:space="preserve"> 관계파악을 위해 </w:t>
+      </w:r>
+      <w:r>
+        <w:rPr>
+          <w:rFonts w:hint="eastAsia"/>
+          <w:sz w:val="40"/>
+          <w:szCs w:val="40"/>
+        </w:rPr>
+        <w:t>종속변수 형태로 변환하였습니다.</w:t>
+      </w:r>
+      <w:r>
+        <w:rPr>
+          <w:sz w:val="40"/>
+          <w:szCs w:val="40"/>
+        </w:rPr>
+        <w:pict w14:anchorId="6BA71297">
+          <v:rect id="_x0000_i1036" style="width:0;height:1.5pt" o:hralign="center" o:hrstd="t" o:hr="t" fillcolor="#a0a0a0" stroked="f"/>
+        </w:pict>
+      </w:r>
+    </w:p>
+    <w:p>
+      <w:pPr>
+        <w:jc w:val="left"/>
+        <w:rPr>
+          <w:sz w:val="40"/>
+          <w:szCs w:val="40"/>
+        </w:rPr>
+      </w:pPr>
+      <w:r>
+        <w:rPr>
+          <w:rFonts w:hint="eastAsia"/>
+          <w:sz w:val="40"/>
+          <w:szCs w:val="40"/>
+        </w:rPr>
+        <w:t xml:space="preserve">첫 번째 독립변수인 </w:t>
+      </w:r>
+      <w:r>
+        <w:rPr>
+          <w:rFonts w:hint="eastAsia"/>
+          <w:sz w:val="40"/>
+          <w:szCs w:val="40"/>
+        </w:rPr>
+        <w:t>지역</w:t>
+      </w:r>
+      <w:r>
+        <w:rPr>
+          <w:rFonts w:hint="eastAsia"/>
+          <w:sz w:val="40"/>
+          <w:szCs w:val="40"/>
+        </w:rPr>
+        <w:t xml:space="preserve"> 특성의 </w:t>
+      </w:r>
+      <w:proofErr w:type="spellStart"/>
+      <w:r>
+        <w:rPr>
+          <w:rFonts w:hint="eastAsia"/>
+          <w:sz w:val="40"/>
+          <w:szCs w:val="40"/>
+        </w:rPr>
+        <w:t>거주</w:t>
+      </w:r>
+      <w:r>
+        <w:rPr>
+          <w:rFonts w:hint="eastAsia"/>
+          <w:sz w:val="40"/>
+          <w:szCs w:val="40"/>
+        </w:rPr>
+        <w:t>인구입니다</w:t>
+      </w:r>
+      <w:proofErr w:type="spellEnd"/>
+      <w:r>
+        <w:rPr>
+          <w:rFonts w:hint="eastAsia"/>
+          <w:sz w:val="40"/>
+          <w:szCs w:val="40"/>
+        </w:rPr>
+        <w:t xml:space="preserve">. </w:t>
+      </w:r>
+      <w:r>
+        <w:rPr>
+          <w:sz w:val="40"/>
+          <w:szCs w:val="40"/>
+        </w:rPr>
+        <w:br/>
+      </w:r>
+      <w:r>
+        <w:rPr>
+          <w:rFonts w:hint="eastAsia"/>
+          <w:sz w:val="40"/>
+          <w:szCs w:val="40"/>
+        </w:rPr>
+        <w:t>전처리과정을 거쳐</w:t>
+      </w:r>
+      <w:r>
+        <w:rPr>
+          <w:rFonts w:hint="eastAsia"/>
+          <w:sz w:val="40"/>
+          <w:szCs w:val="40"/>
+        </w:rPr>
+        <w:t xml:space="preserve"> </w:t>
+      </w:r>
+      <w:r>
+        <w:rPr>
+          <w:rFonts w:hint="eastAsia"/>
+          <w:sz w:val="40"/>
+          <w:szCs w:val="40"/>
+        </w:rPr>
+        <w:t xml:space="preserve">격자에 </w:t>
+      </w:r>
+      <w:proofErr w:type="spellStart"/>
+      <w:r>
+        <w:rPr>
+          <w:rFonts w:hint="eastAsia"/>
+          <w:sz w:val="40"/>
+          <w:szCs w:val="40"/>
+        </w:rPr>
+        <w:t>매핑</w:t>
+      </w:r>
+      <w:r>
+        <w:rPr>
+          <w:rFonts w:hint="eastAsia"/>
+          <w:sz w:val="40"/>
+          <w:szCs w:val="40"/>
+        </w:rPr>
+        <w:t>된</w:t>
+      </w:r>
+      <w:proofErr w:type="spellEnd"/>
+      <w:r>
+        <w:rPr>
+          <w:rFonts w:hint="eastAsia"/>
+          <w:sz w:val="40"/>
+          <w:szCs w:val="40"/>
+        </w:rPr>
+        <w:t xml:space="preserve"> 형태의 데이터를 제작</w:t>
+      </w:r>
+      <w:r>
+        <w:rPr>
+          <w:rFonts w:hint="eastAsia"/>
+          <w:sz w:val="40"/>
+          <w:szCs w:val="40"/>
+        </w:rPr>
+        <w:t xml:space="preserve">해보면, 거주인구는 공동주택 단지를 중심으로 분포해 있다는 것을 </w:t>
+      </w:r>
+      <w:r>
+        <w:rPr>
+          <w:rFonts w:hint="eastAsia"/>
+          <w:sz w:val="40"/>
+          <w:szCs w:val="40"/>
+        </w:rPr>
+        <w:t>확인할</w:t>
+      </w:r>
+      <w:r>
+        <w:rPr>
+          <w:rFonts w:hint="eastAsia"/>
+          <w:sz w:val="40"/>
+          <w:szCs w:val="40"/>
+        </w:rPr>
+        <w:t xml:space="preserve"> 수 있습니다.</w:t>
+      </w:r>
+      <w:r>
+        <w:rPr>
+          <w:sz w:val="40"/>
+          <w:szCs w:val="40"/>
+        </w:rPr>
+        <w:br/>
+      </w:r>
+      <w:r>
+        <w:rPr>
+          <w:rFonts w:hint="eastAsia"/>
+          <w:sz w:val="40"/>
+          <w:szCs w:val="40"/>
+        </w:rPr>
+        <w:t>종속변수와</w:t>
+      </w:r>
+      <w:r>
+        <w:rPr>
+          <w:rFonts w:hint="eastAsia"/>
+          <w:sz w:val="40"/>
+          <w:szCs w:val="40"/>
+        </w:rPr>
+        <w:t xml:space="preserve">의 상관관계를 분석해보면 </w:t>
+      </w:r>
+      <w:r>
+        <w:rPr>
+          <w:rFonts w:hint="eastAsia"/>
+          <w:sz w:val="40"/>
+          <w:szCs w:val="40"/>
+        </w:rPr>
+        <w:t xml:space="preserve">우선 </w:t>
+      </w:r>
+      <w:r>
+        <w:rPr>
+          <w:rFonts w:hint="eastAsia"/>
+          <w:sz w:val="40"/>
+          <w:szCs w:val="40"/>
+        </w:rPr>
+        <w:t>통합 탄소배출</w:t>
+      </w:r>
+      <w:r>
+        <w:rPr>
+          <w:rFonts w:hint="eastAsia"/>
+          <w:sz w:val="40"/>
+          <w:szCs w:val="40"/>
+        </w:rPr>
+        <w:t>량과</w:t>
+      </w:r>
+      <w:r>
+        <w:rPr>
+          <w:rFonts w:hint="eastAsia"/>
+          <w:sz w:val="40"/>
+          <w:szCs w:val="40"/>
+        </w:rPr>
+        <w:t xml:space="preserve"> 뚜렷한 양의 상관관계를 보임으로써, </w:t>
+      </w:r>
+      <w:r>
+        <w:rPr>
+          <w:rFonts w:hint="eastAsia"/>
+          <w:sz w:val="40"/>
+          <w:szCs w:val="40"/>
+        </w:rPr>
+        <w:t>거주</w:t>
+      </w:r>
+      <w:r>
+        <w:rPr>
+          <w:rFonts w:hint="eastAsia"/>
+          <w:sz w:val="40"/>
+          <w:szCs w:val="40"/>
+        </w:rPr>
+        <w:t xml:space="preserve">인구가 많을수록 에너지 </w:t>
+      </w:r>
+      <w:r>
+        <w:rPr>
+          <w:rFonts w:hint="eastAsia"/>
+          <w:sz w:val="40"/>
+          <w:szCs w:val="40"/>
+        </w:rPr>
+        <w:t>소비</w:t>
+      </w:r>
+      <w:r>
+        <w:rPr>
+          <w:rFonts w:hint="eastAsia"/>
+          <w:sz w:val="40"/>
+          <w:szCs w:val="40"/>
+        </w:rPr>
+        <w:t xml:space="preserve">기반 탄소배출이 증가하는 경향이 있다는 것을 </w:t>
+      </w:r>
+      <w:r>
+        <w:rPr>
+          <w:rFonts w:hint="eastAsia"/>
+          <w:sz w:val="40"/>
+          <w:szCs w:val="40"/>
+        </w:rPr>
+        <w:t>확인할 수 있고</w:t>
+      </w:r>
+      <w:r>
+        <w:rPr>
+          <w:rFonts w:hint="eastAsia"/>
+          <w:sz w:val="40"/>
+          <w:szCs w:val="40"/>
+        </w:rPr>
+        <w:t>,</w:t>
+      </w:r>
+      <w:r>
+        <w:rPr>
+          <w:rFonts w:hint="eastAsia"/>
+          <w:sz w:val="40"/>
+          <w:szCs w:val="40"/>
+        </w:rPr>
+        <w:t xml:space="preserve"> </w:t>
+      </w:r>
+      <w:r>
+        <w:rPr>
+          <w:rFonts w:hint="eastAsia"/>
+          <w:sz w:val="40"/>
+          <w:szCs w:val="40"/>
+        </w:rPr>
+        <w:t xml:space="preserve">수송이나 </w:t>
+      </w:r>
+      <w:proofErr w:type="spellStart"/>
+      <w:r>
+        <w:rPr>
+          <w:rFonts w:hint="eastAsia"/>
+          <w:sz w:val="40"/>
+          <w:szCs w:val="40"/>
+        </w:rPr>
+        <w:t>탄소흡수량에서는</w:t>
+      </w:r>
+      <w:proofErr w:type="spellEnd"/>
+      <w:r>
+        <w:rPr>
+          <w:rFonts w:hint="eastAsia"/>
+          <w:sz w:val="40"/>
+          <w:szCs w:val="40"/>
+        </w:rPr>
+        <w:t xml:space="preserve"> 뚜렷한 상관관계를 찾을 수 없었습니다.</w:t>
+      </w:r>
+      <w:r>
+        <w:rPr>
+          <w:sz w:val="40"/>
+          <w:szCs w:val="40"/>
+        </w:rPr>
+        <w:t xml:space="preserve"> </w:t>
+      </w:r>
+      <w:r>
+        <w:rPr>
+          <w:sz w:val="40"/>
+          <w:szCs w:val="40"/>
+        </w:rPr>
+        <w:pict w14:anchorId="43AB546E">
+          <v:rect id="_x0000_i1037" style="width:0;height:1.5pt" o:hralign="center" o:hrstd="t" o:hr="t" fillcolor="#a0a0a0" stroked="f"/>
+        </w:pict>
+      </w:r>
+    </w:p>
+    <w:p>
+      <w:pPr>
+        <w:jc w:val="left"/>
+        <w:rPr>
+          <w:sz w:val="40"/>
+          <w:szCs w:val="40"/>
+        </w:rPr>
+      </w:pPr>
+      <w:r>
+        <w:rPr>
+          <w:rFonts w:hint="eastAsia"/>
+          <w:sz w:val="40"/>
+          <w:szCs w:val="40"/>
+        </w:rPr>
+        <w:t>다음은 유동인구입니다. 유동인구 또한 전처리과</w:t>
+      </w:r>
+      <w:r>
+        <w:rPr>
+          <w:rFonts w:hint="eastAsia"/>
+          <w:sz w:val="40"/>
+          <w:szCs w:val="40"/>
+        </w:rPr>
+        <w:lastRenderedPageBreak/>
+        <w:t>정을 거쳐</w:t>
+      </w:r>
+      <w:r>
+        <w:rPr>
+          <w:rFonts w:hint="eastAsia"/>
+          <w:sz w:val="40"/>
+          <w:szCs w:val="40"/>
+        </w:rPr>
+        <w:t xml:space="preserve"> </w:t>
+      </w:r>
+      <w:r>
+        <w:rPr>
+          <w:rFonts w:hint="eastAsia"/>
+          <w:sz w:val="40"/>
+          <w:szCs w:val="40"/>
+        </w:rPr>
+        <w:t xml:space="preserve">격자에 </w:t>
+      </w:r>
+      <w:proofErr w:type="spellStart"/>
+      <w:r>
+        <w:rPr>
+          <w:rFonts w:hint="eastAsia"/>
+          <w:sz w:val="40"/>
+          <w:szCs w:val="40"/>
+        </w:rPr>
+        <w:t>매핑</w:t>
+      </w:r>
+      <w:r>
+        <w:rPr>
+          <w:rFonts w:hint="eastAsia"/>
+          <w:sz w:val="40"/>
+          <w:szCs w:val="40"/>
+        </w:rPr>
+        <w:t>된</w:t>
+      </w:r>
+      <w:proofErr w:type="spellEnd"/>
+      <w:r>
+        <w:rPr>
+          <w:rFonts w:hint="eastAsia"/>
+          <w:sz w:val="40"/>
+          <w:szCs w:val="40"/>
+        </w:rPr>
+        <w:t xml:space="preserve"> 형태의 데이터를 제작해보면, 유동인구는 </w:t>
+      </w:r>
+      <w:r>
+        <w:rPr>
+          <w:rFonts w:hint="eastAsia"/>
+          <w:sz w:val="40"/>
+          <w:szCs w:val="40"/>
+        </w:rPr>
+        <w:t>역세권</w:t>
+      </w:r>
+      <w:r>
+        <w:rPr>
+          <w:sz w:val="40"/>
+          <w:szCs w:val="40"/>
+        </w:rPr>
+        <w:t>, 간선도로 주변, 상업·업무시설 밀집 지역을 중심으로</w:t>
+      </w:r>
+      <w:r>
+        <w:rPr>
+          <w:rFonts w:hint="eastAsia"/>
+          <w:sz w:val="40"/>
+          <w:szCs w:val="40"/>
+        </w:rPr>
+        <w:t xml:space="preserve"> 분포해 있다는 것을 </w:t>
+      </w:r>
+      <w:r>
+        <w:rPr>
+          <w:rFonts w:hint="eastAsia"/>
+          <w:sz w:val="40"/>
+          <w:szCs w:val="40"/>
+        </w:rPr>
+        <w:t xml:space="preserve">확인할 </w:t>
+      </w:r>
+      <w:r>
+        <w:rPr>
+          <w:rFonts w:hint="eastAsia"/>
+          <w:sz w:val="40"/>
+          <w:szCs w:val="40"/>
+        </w:rPr>
+        <w:t xml:space="preserve">수 있습니다. </w:t>
+      </w:r>
+      <w:r>
+        <w:rPr>
+          <w:sz w:val="40"/>
+          <w:szCs w:val="40"/>
+        </w:rPr>
+        <w:br/>
+      </w:r>
+      <w:r>
+        <w:rPr>
+          <w:rFonts w:hint="eastAsia"/>
+          <w:sz w:val="40"/>
+          <w:szCs w:val="40"/>
+        </w:rPr>
+        <w:t>종속변수와</w:t>
+      </w:r>
+      <w:r>
+        <w:rPr>
+          <w:rFonts w:hint="eastAsia"/>
+          <w:sz w:val="40"/>
+          <w:szCs w:val="40"/>
+        </w:rPr>
+        <w:t xml:space="preserve">의 상관관계를 분석해보면 </w:t>
+      </w:r>
+      <w:r>
+        <w:rPr>
+          <w:rFonts w:hint="eastAsia"/>
+          <w:sz w:val="40"/>
+          <w:szCs w:val="40"/>
+        </w:rPr>
+        <w:t xml:space="preserve">우선 </w:t>
+      </w:r>
+      <w:r>
+        <w:rPr>
+          <w:rFonts w:hint="eastAsia"/>
+          <w:sz w:val="40"/>
+          <w:szCs w:val="40"/>
+        </w:rPr>
+        <w:t>통합 탄소배출</w:t>
+      </w:r>
+      <w:r>
+        <w:rPr>
+          <w:rFonts w:hint="eastAsia"/>
+          <w:sz w:val="40"/>
+          <w:szCs w:val="40"/>
+        </w:rPr>
+        <w:t>량과</w:t>
+      </w:r>
+      <w:r>
+        <w:rPr>
+          <w:rFonts w:hint="eastAsia"/>
+          <w:sz w:val="40"/>
+          <w:szCs w:val="40"/>
+        </w:rPr>
+        <w:t xml:space="preserve"> 양의 상관관계를 보임으로써, </w:t>
+      </w:r>
+      <w:r>
+        <w:rPr>
+          <w:rFonts w:hint="eastAsia"/>
+          <w:sz w:val="40"/>
+          <w:szCs w:val="40"/>
+        </w:rPr>
+        <w:t xml:space="preserve">거주인구와 마찬가지로 </w:t>
+      </w:r>
+      <w:r>
+        <w:rPr>
+          <w:rFonts w:hint="eastAsia"/>
+          <w:sz w:val="40"/>
+          <w:szCs w:val="40"/>
+        </w:rPr>
+        <w:t>유동</w:t>
+      </w:r>
+      <w:r>
+        <w:rPr>
+          <w:rFonts w:hint="eastAsia"/>
+          <w:sz w:val="40"/>
+          <w:szCs w:val="40"/>
+        </w:rPr>
+        <w:t xml:space="preserve">인구가 많을수록 에너지 기반 탄소배출이 증가하는 경향이 있다는 것을 확인할 수 있고 수송이나 </w:t>
+      </w:r>
+      <w:proofErr w:type="spellStart"/>
+      <w:r>
+        <w:rPr>
+          <w:rFonts w:hint="eastAsia"/>
+          <w:sz w:val="40"/>
+          <w:szCs w:val="40"/>
+        </w:rPr>
+        <w:t>탄소흡수량에서는</w:t>
+      </w:r>
+      <w:proofErr w:type="spellEnd"/>
+      <w:r>
+        <w:rPr>
+          <w:rFonts w:hint="eastAsia"/>
+          <w:sz w:val="40"/>
+          <w:szCs w:val="40"/>
+        </w:rPr>
+        <w:t xml:space="preserve"> 뚜렷한 상관관계를 찾을 수 없었습니다</w:t>
+      </w:r>
+      <w:r>
+        <w:rPr>
+          <w:rFonts w:hint="eastAsia"/>
+          <w:sz w:val="40"/>
+          <w:szCs w:val="40"/>
+        </w:rPr>
+        <w:t>.</w:t>
+      </w:r>
+      <w:r>
+        <w:rPr>
+          <w:sz w:val="40"/>
+          <w:szCs w:val="40"/>
+        </w:rPr>
+        <w:pict w14:anchorId="6E3A8F64">
+          <v:rect id="_x0000_i1038" style="width:0;height:1.5pt" o:hralign="center" o:hrstd="t" o:hr="t" fillcolor="#a0a0a0" stroked="f"/>
+        </w:pict>
+      </w:r>
+    </w:p>
+    <w:p>
+      <w:pPr>
+        <w:jc w:val="left"/>
+        <w:rPr>
+          <w:sz w:val="40"/>
+          <w:szCs w:val="40"/>
+        </w:rPr>
+      </w:pPr>
+      <w:r>
+        <w:rPr>
+          <w:rFonts w:hint="eastAsia"/>
+          <w:sz w:val="40"/>
+          <w:szCs w:val="40"/>
+        </w:rPr>
+        <w:t xml:space="preserve">다음으로 상권 접근성입니다. 먼저 상권정보 데이터를 </w:t>
+      </w:r>
+      <w:proofErr w:type="spellStart"/>
+      <w:r>
+        <w:rPr>
+          <w:rFonts w:hint="eastAsia"/>
+          <w:sz w:val="40"/>
+          <w:szCs w:val="40"/>
+        </w:rPr>
+        <w:t>전처리하여</w:t>
+      </w:r>
+      <w:proofErr w:type="spellEnd"/>
+      <w:r>
+        <w:rPr>
+          <w:rFonts w:hint="eastAsia"/>
+          <w:sz w:val="40"/>
+          <w:szCs w:val="40"/>
+        </w:rPr>
+        <w:t xml:space="preserve"> </w:t>
+      </w:r>
+      <w:r>
+        <w:rPr>
+          <w:rFonts w:hint="eastAsia"/>
+          <w:sz w:val="40"/>
+          <w:szCs w:val="40"/>
+        </w:rPr>
+        <w:t xml:space="preserve">각 격자에서 </w:t>
+      </w:r>
+      <w:r>
+        <w:rPr>
+          <w:rFonts w:hint="eastAsia"/>
+          <w:sz w:val="40"/>
+          <w:szCs w:val="40"/>
+        </w:rPr>
+        <w:t xml:space="preserve">가장 가까운 </w:t>
+      </w:r>
+      <w:r>
+        <w:rPr>
+          <w:rFonts w:hint="eastAsia"/>
+          <w:sz w:val="40"/>
+          <w:szCs w:val="40"/>
+        </w:rPr>
+        <w:t>주요상권</w:t>
+      </w:r>
+      <w:r>
+        <w:rPr>
+          <w:rFonts w:hint="eastAsia"/>
+          <w:sz w:val="40"/>
+          <w:szCs w:val="40"/>
+        </w:rPr>
+        <w:t>과의 거리를</w:t>
+      </w:r>
+      <w:r>
+        <w:rPr>
+          <w:rFonts w:hint="eastAsia"/>
+          <w:sz w:val="40"/>
+          <w:szCs w:val="40"/>
+        </w:rPr>
+        <w:t xml:space="preserve"> 계산했습니다. </w:t>
+      </w:r>
+      <w:r>
+        <w:rPr>
+          <w:sz w:val="40"/>
+          <w:szCs w:val="40"/>
+        </w:rPr>
+        <w:br/>
+      </w:r>
+      <w:r>
+        <w:rPr>
+          <w:rFonts w:hint="eastAsia"/>
+          <w:sz w:val="40"/>
+          <w:szCs w:val="40"/>
+        </w:rPr>
+        <w:t>이때 주요 상권 위치는 커널 밀도 추정</w:t>
+      </w:r>
+      <w:r>
+        <w:rPr>
+          <w:rFonts w:hint="eastAsia"/>
+          <w:sz w:val="40"/>
+          <w:szCs w:val="40"/>
+        </w:rPr>
+        <w:t xml:space="preserve"> 알고리즘</w:t>
+      </w:r>
+      <w:r>
+        <w:rPr>
+          <w:rFonts w:hint="eastAsia"/>
+          <w:sz w:val="40"/>
+          <w:szCs w:val="40"/>
+        </w:rPr>
+        <w:t>을 이용하여 추출하였습니다.</w:t>
+      </w:r>
+      <w:r>
+        <w:rPr>
+          <w:rFonts w:hint="eastAsia"/>
+          <w:sz w:val="40"/>
+          <w:szCs w:val="40"/>
+        </w:rPr>
+        <w:t xml:space="preserve"> </w:t>
+      </w:r>
+      <w:r>
+        <w:rPr>
+          <w:sz w:val="40"/>
+          <w:szCs w:val="40"/>
+        </w:rPr>
+        <w:br/>
+      </w:r>
+      <w:r>
+        <w:rPr>
+          <w:rFonts w:hint="eastAsia"/>
+          <w:sz w:val="40"/>
+          <w:szCs w:val="40"/>
+        </w:rPr>
+        <w:t xml:space="preserve">이후 </w:t>
+      </w:r>
+      <w:r>
+        <w:rPr>
+          <w:rFonts w:hint="eastAsia"/>
+          <w:sz w:val="40"/>
+          <w:szCs w:val="40"/>
+        </w:rPr>
+        <w:t>종속변수와의 상관관계를 분석했으나 뚜렷한</w:t>
+      </w:r>
+      <w:r>
+        <w:rPr>
+          <w:rFonts w:hint="eastAsia"/>
+          <w:sz w:val="40"/>
+          <w:szCs w:val="40"/>
+        </w:rPr>
+        <w:t xml:space="preserve"> </w:t>
+      </w:r>
+      <w:r>
+        <w:rPr>
+          <w:rFonts w:hint="eastAsia"/>
+          <w:sz w:val="40"/>
+          <w:szCs w:val="40"/>
+        </w:rPr>
+        <w:t>상관</w:t>
+      </w:r>
+      <w:r>
+        <w:rPr>
+          <w:rFonts w:hint="eastAsia"/>
+          <w:sz w:val="40"/>
+          <w:szCs w:val="40"/>
+        </w:rPr>
+        <w:t>관계</w:t>
+      </w:r>
+      <w:r>
+        <w:rPr>
+          <w:rFonts w:hint="eastAsia"/>
+          <w:sz w:val="40"/>
+          <w:szCs w:val="40"/>
+        </w:rPr>
+        <w:t>를</w:t>
+      </w:r>
+      <w:r>
+        <w:rPr>
+          <w:rFonts w:hint="eastAsia"/>
+          <w:sz w:val="40"/>
+          <w:szCs w:val="40"/>
+        </w:rPr>
+        <w:t xml:space="preserve"> 찾을 수 없었습니다.</w:t>
+      </w:r>
+      <w:r>
+        <w:rPr>
+          <w:sz w:val="40"/>
+          <w:szCs w:val="40"/>
+        </w:rPr>
+        <w:t xml:space="preserve"> </w:t>
+      </w:r>
+    </w:p>
+    <w:p>
+      <w:pPr>
+        <w:jc w:val="left"/>
+        <w:rPr>
+          <w:sz w:val="40"/>
+          <w:szCs w:val="40"/>
+        </w:rPr>
+      </w:pPr>
+      <w:r>
+        <w:rPr>
+          <w:rFonts w:hint="eastAsia"/>
+          <w:sz w:val="40"/>
+          <w:szCs w:val="40"/>
+        </w:rPr>
+        <w:lastRenderedPageBreak/>
+        <w:t xml:space="preserve">다음으로 산업체 당 </w:t>
+      </w:r>
+      <w:proofErr w:type="spellStart"/>
+      <w:r>
+        <w:rPr>
+          <w:rFonts w:hint="eastAsia"/>
+          <w:sz w:val="40"/>
+          <w:szCs w:val="40"/>
+        </w:rPr>
+        <w:t>종사자수입니다</w:t>
+      </w:r>
+      <w:proofErr w:type="spellEnd"/>
+      <w:r>
+        <w:rPr>
+          <w:rFonts w:hint="eastAsia"/>
+          <w:sz w:val="40"/>
+          <w:szCs w:val="40"/>
+        </w:rPr>
+        <w:t xml:space="preserve">. 전처리과정을 거쳐, 격자에 종사자 수가 </w:t>
+      </w:r>
+      <w:proofErr w:type="spellStart"/>
+      <w:r>
+        <w:rPr>
+          <w:rFonts w:hint="eastAsia"/>
+          <w:sz w:val="40"/>
+          <w:szCs w:val="40"/>
+        </w:rPr>
+        <w:t>매핑</w:t>
+      </w:r>
+      <w:r>
+        <w:rPr>
+          <w:rFonts w:hint="eastAsia"/>
+          <w:sz w:val="40"/>
+          <w:szCs w:val="40"/>
+        </w:rPr>
+        <w:t>된</w:t>
+      </w:r>
+      <w:proofErr w:type="spellEnd"/>
+      <w:r>
+        <w:rPr>
+          <w:rFonts w:hint="eastAsia"/>
+          <w:sz w:val="40"/>
+          <w:szCs w:val="40"/>
+        </w:rPr>
+        <w:t xml:space="preserve"> 형태의 데이터를 제작해보면, 종사자들은 </w:t>
+      </w:r>
+      <w:r>
+        <w:rPr>
+          <w:sz w:val="40"/>
+          <w:szCs w:val="40"/>
+        </w:rPr>
+        <w:t>상업·업무시설 밀집 지역을 중심으로</w:t>
+      </w:r>
+      <w:r>
+        <w:rPr>
+          <w:rFonts w:hint="eastAsia"/>
+          <w:sz w:val="40"/>
+          <w:szCs w:val="40"/>
+        </w:rPr>
+        <w:t xml:space="preserve"> 분포해 있다는 것을 </w:t>
+      </w:r>
+      <w:r>
+        <w:rPr>
+          <w:rFonts w:hint="eastAsia"/>
+          <w:sz w:val="40"/>
+          <w:szCs w:val="40"/>
+        </w:rPr>
+        <w:t xml:space="preserve">확인할 </w:t>
+      </w:r>
+      <w:r>
+        <w:rPr>
+          <w:rFonts w:hint="eastAsia"/>
+          <w:sz w:val="40"/>
+          <w:szCs w:val="40"/>
+        </w:rPr>
+        <w:t xml:space="preserve">수 있습니다. </w:t>
+      </w:r>
+      <w:r>
+        <w:rPr>
+          <w:sz w:val="40"/>
+          <w:szCs w:val="40"/>
+        </w:rPr>
+        <w:br/>
+      </w:r>
+      <w:r>
+        <w:rPr>
+          <w:rFonts w:hint="eastAsia"/>
+          <w:sz w:val="40"/>
+          <w:szCs w:val="40"/>
+        </w:rPr>
+        <w:t>종속변수와</w:t>
+      </w:r>
+      <w:r>
+        <w:rPr>
+          <w:rFonts w:hint="eastAsia"/>
+          <w:sz w:val="40"/>
+          <w:szCs w:val="40"/>
+        </w:rPr>
+        <w:t xml:space="preserve">의 상관관계를 분석해보면 우선 통합 탄소배출에서는 양의 상관관계를 보임으로써, </w:t>
+      </w:r>
+      <w:r>
+        <w:rPr>
+          <w:rFonts w:hint="eastAsia"/>
+          <w:sz w:val="40"/>
+          <w:szCs w:val="40"/>
+        </w:rPr>
+        <w:t xml:space="preserve">격자 내 </w:t>
+      </w:r>
+      <w:r>
+        <w:rPr>
+          <w:rFonts w:hint="eastAsia"/>
+          <w:sz w:val="40"/>
+          <w:szCs w:val="40"/>
+        </w:rPr>
+        <w:t xml:space="preserve">종사자 수가 많을수록 에너지 기반 탄소배출이 증가하는 경향이 있다는 것을 확인할 수 있고 수송이나 </w:t>
+      </w:r>
+      <w:proofErr w:type="spellStart"/>
+      <w:r>
+        <w:rPr>
+          <w:rFonts w:hint="eastAsia"/>
+          <w:sz w:val="40"/>
+          <w:szCs w:val="40"/>
+        </w:rPr>
+        <w:t>탄소흡수량에서는</w:t>
+      </w:r>
+      <w:proofErr w:type="spellEnd"/>
+      <w:r>
+        <w:rPr>
+          <w:rFonts w:hint="eastAsia"/>
+          <w:sz w:val="40"/>
+          <w:szCs w:val="40"/>
+        </w:rPr>
+        <w:t xml:space="preserve"> 뚜렷한 상관관계를 찾을 수 없었습니다.</w:t>
+      </w:r>
+      <w:r>
+        <w:rPr>
+          <w:sz w:val="40"/>
+          <w:szCs w:val="40"/>
+        </w:rPr>
+        <w:t xml:space="preserve"> </w:t>
+      </w:r>
+      <w:r>
+        <w:rPr>
+          <w:sz w:val="40"/>
+          <w:szCs w:val="40"/>
+        </w:rPr>
+        <w:pict w14:anchorId="25262D7D">
+          <v:rect id="_x0000_i1040" style="width:0;height:1.5pt" o:hralign="center" o:hrstd="t" o:hr="t" fillcolor="#a0a0a0" stroked="f"/>
+        </w:pict>
+      </w:r>
+    </w:p>
+    <w:p>
+      <w:pPr>
+        <w:jc w:val="left"/>
+        <w:rPr>
+          <w:sz w:val="40"/>
+          <w:szCs w:val="40"/>
+        </w:rPr>
+      </w:pPr>
+      <w:r>
+        <w:rPr>
+          <w:rFonts w:hint="eastAsia"/>
+          <w:sz w:val="40"/>
+          <w:szCs w:val="40"/>
+        </w:rPr>
+        <w:t xml:space="preserve">다음으로 </w:t>
+      </w:r>
+      <w:proofErr w:type="spellStart"/>
+      <w:r>
+        <w:rPr>
+          <w:rFonts w:hint="eastAsia"/>
+          <w:sz w:val="40"/>
+          <w:szCs w:val="40"/>
+        </w:rPr>
+        <w:t>지가경쟁력입니다</w:t>
+      </w:r>
+      <w:proofErr w:type="spellEnd"/>
+      <w:r>
+        <w:rPr>
+          <w:rFonts w:hint="eastAsia"/>
+          <w:sz w:val="40"/>
+          <w:szCs w:val="40"/>
+        </w:rPr>
+        <w:t xml:space="preserve">. 전처리과정을 거쳐, 격자에 지가경쟁력이 </w:t>
+      </w:r>
+      <w:proofErr w:type="spellStart"/>
+      <w:r>
+        <w:rPr>
+          <w:rFonts w:hint="eastAsia"/>
+          <w:sz w:val="40"/>
+          <w:szCs w:val="40"/>
+        </w:rPr>
+        <w:t>매핑</w:t>
+      </w:r>
+      <w:r>
+        <w:rPr>
+          <w:rFonts w:hint="eastAsia"/>
+          <w:sz w:val="40"/>
+          <w:szCs w:val="40"/>
+        </w:rPr>
+        <w:t>된</w:t>
+      </w:r>
+      <w:proofErr w:type="spellEnd"/>
+      <w:r>
+        <w:rPr>
+          <w:rFonts w:hint="eastAsia"/>
+          <w:sz w:val="40"/>
+          <w:szCs w:val="40"/>
+        </w:rPr>
+        <w:t xml:space="preserve"> 형태의 데이터를 제작해보면, </w:t>
+      </w:r>
+      <w:r>
+        <w:rPr>
+          <w:sz w:val="40"/>
+          <w:szCs w:val="40"/>
+        </w:rPr>
+        <w:t>상업·업무시설 밀집 지역을 중심으로</w:t>
+      </w:r>
+      <w:r>
+        <w:rPr>
+          <w:rFonts w:hint="eastAsia"/>
+          <w:sz w:val="40"/>
+          <w:szCs w:val="40"/>
+        </w:rPr>
+        <w:t xml:space="preserve"> </w:t>
+      </w:r>
+      <w:r>
+        <w:rPr>
+          <w:rFonts w:hint="eastAsia"/>
+          <w:sz w:val="40"/>
+          <w:szCs w:val="40"/>
+        </w:rPr>
+        <w:t xml:space="preserve">높게 </w:t>
+      </w:r>
+      <w:r>
+        <w:rPr>
+          <w:rFonts w:hint="eastAsia"/>
+          <w:sz w:val="40"/>
+          <w:szCs w:val="40"/>
+        </w:rPr>
+        <w:t xml:space="preserve">분포해 있다는 것을 </w:t>
+      </w:r>
+      <w:r>
+        <w:rPr>
+          <w:rFonts w:hint="eastAsia"/>
+          <w:sz w:val="40"/>
+          <w:szCs w:val="40"/>
+        </w:rPr>
+        <w:t>확인할</w:t>
+      </w:r>
+      <w:r>
+        <w:rPr>
+          <w:rFonts w:hint="eastAsia"/>
+          <w:sz w:val="40"/>
+          <w:szCs w:val="40"/>
+        </w:rPr>
+        <w:t xml:space="preserve"> 수 있습니다. </w:t>
+      </w:r>
+      <w:r>
+        <w:rPr>
+          <w:sz w:val="40"/>
+          <w:szCs w:val="40"/>
+        </w:rPr>
+        <w:br/>
+      </w:r>
+      <w:r>
+        <w:rPr>
+          <w:rFonts w:hint="eastAsia"/>
+          <w:sz w:val="40"/>
+          <w:szCs w:val="40"/>
+        </w:rPr>
+        <w:t>종속변수와</w:t>
+      </w:r>
+      <w:r>
+        <w:rPr>
+          <w:rFonts w:hint="eastAsia"/>
+          <w:sz w:val="40"/>
+          <w:szCs w:val="40"/>
+        </w:rPr>
+        <w:t>의 상관관계를 분석해보면 우선 통합 탄소배출에서는 양의 상관관계를 보임으로써, 지</w:t>
+      </w:r>
+      <w:r>
+        <w:rPr>
+          <w:rFonts w:hint="eastAsia"/>
+          <w:sz w:val="40"/>
+          <w:szCs w:val="40"/>
+        </w:rPr>
+        <w:lastRenderedPageBreak/>
+        <w:t xml:space="preserve">가경쟁력이 </w:t>
+      </w:r>
+      <w:r>
+        <w:rPr>
+          <w:rFonts w:hint="eastAsia"/>
+          <w:sz w:val="40"/>
+          <w:szCs w:val="40"/>
+        </w:rPr>
+        <w:t>높을</w:t>
+      </w:r>
+      <w:r>
+        <w:rPr>
+          <w:rFonts w:hint="eastAsia"/>
+          <w:sz w:val="40"/>
+          <w:szCs w:val="40"/>
+        </w:rPr>
+        <w:t xml:space="preserve">수록 에너지 기반 탄소배출이 증가하는 경향이 있다는 것을 확인할 수 있고 </w:t>
+      </w:r>
+      <w:r>
+        <w:rPr>
+          <w:rFonts w:hint="eastAsia"/>
+          <w:sz w:val="40"/>
+          <w:szCs w:val="40"/>
+        </w:rPr>
+        <w:t xml:space="preserve">반대로 </w:t>
+      </w:r>
+      <w:proofErr w:type="spellStart"/>
+      <w:r>
+        <w:rPr>
+          <w:rFonts w:hint="eastAsia"/>
+          <w:sz w:val="40"/>
+          <w:szCs w:val="40"/>
+        </w:rPr>
+        <w:t>탄소흡수량과는</w:t>
+      </w:r>
+      <w:proofErr w:type="spellEnd"/>
+      <w:r>
+        <w:rPr>
+          <w:rFonts w:hint="eastAsia"/>
+          <w:sz w:val="40"/>
+          <w:szCs w:val="40"/>
+        </w:rPr>
+        <w:t xml:space="preserve"> 음의 상관관계를 보여 </w:t>
+      </w:r>
+      <w:r>
+        <w:rPr>
+          <w:rFonts w:hint="eastAsia"/>
+          <w:sz w:val="40"/>
+          <w:szCs w:val="40"/>
+        </w:rPr>
+        <w:t>정</w:t>
+      </w:r>
+      <w:r>
+        <w:rPr>
+          <w:rFonts w:hint="eastAsia"/>
+          <w:sz w:val="40"/>
+          <w:szCs w:val="40"/>
+        </w:rPr>
+        <w:t>반대의 경향을 찾을 수 있었습니다.</w:t>
+      </w:r>
+      <w:r>
+        <w:rPr>
+          <w:sz w:val="40"/>
+          <w:szCs w:val="40"/>
+        </w:rPr>
+        <w:t xml:space="preserve"> </w:t>
+      </w:r>
+      <w:r>
+        <w:rPr>
+          <w:sz w:val="40"/>
+          <w:szCs w:val="40"/>
+        </w:rPr>
+        <w:pict w14:anchorId="086F21D3">
+          <v:rect id="_x0000_i1041" style="width:0;height:1.5pt" o:hralign="center" o:hrstd="t" o:hr="t" fillcolor="#a0a0a0" stroked="f"/>
+        </w:pict>
+      </w:r>
+    </w:p>
+    <w:p>
+      <w:pPr>
+        <w:jc w:val="left"/>
+        <w:rPr>
+          <w:sz w:val="40"/>
+          <w:szCs w:val="40"/>
+        </w:rPr>
+      </w:pPr>
+      <w:r>
+        <w:rPr>
+          <w:rFonts w:hint="eastAsia"/>
+          <w:sz w:val="40"/>
+          <w:szCs w:val="40"/>
+        </w:rPr>
+        <w:t xml:space="preserve">다음으로 </w:t>
+      </w:r>
+      <w:proofErr w:type="spellStart"/>
+      <w:r>
+        <w:rPr>
+          <w:rFonts w:hint="eastAsia"/>
+          <w:sz w:val="40"/>
+          <w:szCs w:val="40"/>
+        </w:rPr>
+        <w:t>녹지면적입니다</w:t>
+      </w:r>
+      <w:proofErr w:type="spellEnd"/>
+      <w:r>
+        <w:rPr>
+          <w:rFonts w:hint="eastAsia"/>
+          <w:sz w:val="40"/>
+          <w:szCs w:val="40"/>
+        </w:rPr>
+        <w:t xml:space="preserve">. 전처리과정을 거쳐, 격자에 녹지면적이 </w:t>
+      </w:r>
+      <w:proofErr w:type="spellStart"/>
+      <w:r>
+        <w:rPr>
+          <w:rFonts w:hint="eastAsia"/>
+          <w:sz w:val="40"/>
+          <w:szCs w:val="40"/>
+        </w:rPr>
+        <w:t>매핑</w:t>
+      </w:r>
+      <w:r>
+        <w:rPr>
+          <w:rFonts w:hint="eastAsia"/>
+          <w:sz w:val="40"/>
+          <w:szCs w:val="40"/>
+        </w:rPr>
+        <w:t>된</w:t>
+      </w:r>
+      <w:proofErr w:type="spellEnd"/>
+      <w:r>
+        <w:rPr>
+          <w:rFonts w:hint="eastAsia"/>
+          <w:sz w:val="40"/>
+          <w:szCs w:val="40"/>
+        </w:rPr>
+        <w:t xml:space="preserve"> 형태의 데이터를 제작해보면, </w:t>
+      </w:r>
+      <w:r>
+        <w:rPr>
+          <w:rFonts w:hint="eastAsia"/>
+          <w:sz w:val="40"/>
+          <w:szCs w:val="40"/>
+        </w:rPr>
+        <w:t>녹지</w:t>
+      </w:r>
+      <w:r>
+        <w:rPr>
+          <w:rFonts w:hint="eastAsia"/>
+          <w:sz w:val="40"/>
+          <w:szCs w:val="40"/>
+        </w:rPr>
+        <w:t>공간을</w:t>
+      </w:r>
+      <w:r>
+        <w:rPr>
+          <w:sz w:val="40"/>
+          <w:szCs w:val="40"/>
+        </w:rPr>
+        <w:t xml:space="preserve"> 중심으로</w:t>
+      </w:r>
+      <w:r>
+        <w:rPr>
+          <w:rFonts w:hint="eastAsia"/>
+          <w:sz w:val="40"/>
+          <w:szCs w:val="40"/>
+        </w:rPr>
+        <w:t xml:space="preserve"> 분포해 있다는 것을 알 수 있습니다. </w:t>
+      </w:r>
+      <w:r>
+        <w:rPr>
+          <w:sz w:val="40"/>
+          <w:szCs w:val="40"/>
+        </w:rPr>
+        <w:br/>
+      </w:r>
+      <w:r>
+        <w:rPr>
+          <w:rFonts w:hint="eastAsia"/>
+          <w:sz w:val="40"/>
+          <w:szCs w:val="40"/>
+        </w:rPr>
+        <w:t>종속변수와</w:t>
+      </w:r>
+      <w:r>
+        <w:rPr>
+          <w:rFonts w:hint="eastAsia"/>
+          <w:sz w:val="40"/>
+          <w:szCs w:val="40"/>
+        </w:rPr>
+        <w:t>의 상관관계를 분석해보면</w:t>
+      </w:r>
+      <w:r>
+        <w:rPr>
+          <w:rFonts w:hint="eastAsia"/>
+          <w:sz w:val="40"/>
+          <w:szCs w:val="40"/>
+        </w:rPr>
+        <w:t>,</w:t>
+      </w:r>
+      <w:r>
+        <w:rPr>
+          <w:rFonts w:hint="eastAsia"/>
+          <w:sz w:val="40"/>
+          <w:szCs w:val="40"/>
+        </w:rPr>
+        <w:t xml:space="preserve"> 탄소</w:t>
+      </w:r>
+      <w:r>
+        <w:rPr>
+          <w:rFonts w:hint="eastAsia"/>
+          <w:sz w:val="40"/>
+          <w:szCs w:val="40"/>
+        </w:rPr>
+        <w:t>배출량과는</w:t>
+      </w:r>
+      <w:r>
+        <w:rPr>
+          <w:rFonts w:hint="eastAsia"/>
+          <w:sz w:val="40"/>
+          <w:szCs w:val="40"/>
+        </w:rPr>
+        <w:t xml:space="preserve"> </w:t>
+      </w:r>
+      <w:r>
+        <w:rPr>
+          <w:rFonts w:hint="eastAsia"/>
+          <w:sz w:val="40"/>
+          <w:szCs w:val="40"/>
+        </w:rPr>
+        <w:t xml:space="preserve">뚜렷한 상관관계가 없었지만, </w:t>
+      </w:r>
+      <w:proofErr w:type="spellStart"/>
+      <w:r>
+        <w:rPr>
+          <w:rFonts w:hint="eastAsia"/>
+          <w:sz w:val="40"/>
+          <w:szCs w:val="40"/>
+        </w:rPr>
+        <w:t>탄소흡수량과는</w:t>
+      </w:r>
+      <w:proofErr w:type="spellEnd"/>
+      <w:r>
+        <w:rPr>
+          <w:rFonts w:hint="eastAsia"/>
+          <w:sz w:val="40"/>
+          <w:szCs w:val="40"/>
+        </w:rPr>
+        <w:t xml:space="preserve"> 매우 강한 상관관계를 보여 녹지면적이 많을수록 </w:t>
+      </w:r>
+      <w:r>
+        <w:rPr>
+          <w:rFonts w:hint="eastAsia"/>
+          <w:sz w:val="40"/>
+          <w:szCs w:val="40"/>
+        </w:rPr>
+        <w:t>탄소배출이 증가하는 경향이 있다는 것을 확인할 수 있</w:t>
+      </w:r>
+      <w:r>
+        <w:rPr>
+          <w:rFonts w:hint="eastAsia"/>
+          <w:sz w:val="40"/>
+          <w:szCs w:val="40"/>
+        </w:rPr>
+        <w:t>었습니다.</w:t>
+      </w:r>
+      <w:r>
+        <w:rPr>
+          <w:sz w:val="40"/>
+          <w:szCs w:val="40"/>
+        </w:rPr>
+        <w:pict w14:anchorId="06AFD542">
+          <v:rect id="_x0000_i1042" style="width:0;height:1.5pt" o:hralign="center" o:hrstd="t" o:hr="t" fillcolor="#a0a0a0" stroked="f"/>
+        </w:pict>
+      </w:r>
+    </w:p>
+    <w:p>
+      <w:pPr>
+        <w:jc w:val="left"/>
+        <w:rPr>
+          <w:sz w:val="40"/>
+          <w:szCs w:val="40"/>
+        </w:rPr>
+      </w:pPr>
+      <w:r>
+        <w:rPr>
+          <w:rFonts w:hint="eastAsia"/>
+          <w:sz w:val="40"/>
+          <w:szCs w:val="40"/>
+        </w:rPr>
+        <w:t xml:space="preserve">다음으로 토지이용입니다. 전처리과정을 거쳐, </w:t>
+      </w:r>
+      <w:r>
+        <w:rPr>
+          <w:rFonts w:hint="eastAsia"/>
+          <w:sz w:val="40"/>
+          <w:szCs w:val="40"/>
+        </w:rPr>
+        <w:t xml:space="preserve">각 </w:t>
+      </w:r>
+      <w:r>
+        <w:rPr>
+          <w:rFonts w:hint="eastAsia"/>
+          <w:sz w:val="40"/>
+          <w:szCs w:val="40"/>
+        </w:rPr>
+        <w:t xml:space="preserve">격자에 </w:t>
+      </w:r>
+      <w:r>
+        <w:rPr>
+          <w:rFonts w:hint="eastAsia"/>
+          <w:sz w:val="40"/>
+          <w:szCs w:val="40"/>
+        </w:rPr>
+        <w:t>왼쪽 아래</w:t>
+      </w:r>
+      <w:r>
+        <w:rPr>
+          <w:rFonts w:hint="eastAsia"/>
+          <w:sz w:val="40"/>
+          <w:szCs w:val="40"/>
+        </w:rPr>
+        <w:t xml:space="preserve"> 예시와 같이 </w:t>
+      </w:r>
+      <w:r>
+        <w:rPr>
+          <w:rFonts w:hint="eastAsia"/>
+          <w:sz w:val="40"/>
+          <w:szCs w:val="40"/>
+        </w:rPr>
+        <w:t>토지이용</w:t>
+      </w:r>
+      <w:r>
+        <w:rPr>
+          <w:rFonts w:hint="eastAsia"/>
+          <w:sz w:val="40"/>
+          <w:szCs w:val="40"/>
+        </w:rPr>
+        <w:t xml:space="preserve"> 비율이</w:t>
+      </w:r>
+      <w:r>
+        <w:rPr>
+          <w:rFonts w:hint="eastAsia"/>
+          <w:sz w:val="40"/>
+          <w:szCs w:val="40"/>
+        </w:rPr>
+        <w:t xml:space="preserve"> </w:t>
+      </w:r>
+      <w:proofErr w:type="spellStart"/>
+      <w:r>
+        <w:rPr>
+          <w:rFonts w:hint="eastAsia"/>
+          <w:sz w:val="40"/>
+          <w:szCs w:val="40"/>
+        </w:rPr>
+        <w:lastRenderedPageBreak/>
+        <w:t>매핑</w:t>
+      </w:r>
+      <w:r>
+        <w:rPr>
+          <w:rFonts w:hint="eastAsia"/>
+          <w:sz w:val="40"/>
+          <w:szCs w:val="40"/>
+        </w:rPr>
+        <w:t>된</w:t>
+      </w:r>
+      <w:proofErr w:type="spellEnd"/>
+      <w:r>
+        <w:rPr>
+          <w:rFonts w:hint="eastAsia"/>
+          <w:sz w:val="40"/>
+          <w:szCs w:val="40"/>
+        </w:rPr>
+        <w:t xml:space="preserve"> 형태의 데이터를 제작</w:t>
+      </w:r>
+      <w:r>
+        <w:rPr>
+          <w:rFonts w:hint="eastAsia"/>
+          <w:sz w:val="40"/>
+          <w:szCs w:val="40"/>
+        </w:rPr>
+        <w:t xml:space="preserve">했습니다. </w:t>
+      </w:r>
+      <w:r>
+        <w:rPr>
+          <w:sz w:val="40"/>
+          <w:szCs w:val="40"/>
+        </w:rPr>
+        <w:br/>
+      </w:r>
+      <w:r>
+        <w:rPr>
+          <w:rFonts w:hint="eastAsia"/>
+          <w:sz w:val="40"/>
+          <w:szCs w:val="40"/>
+        </w:rPr>
+        <w:t xml:space="preserve">종속변수와의 </w:t>
+      </w:r>
+      <w:r>
+        <w:rPr>
+          <w:rFonts w:hint="eastAsia"/>
+          <w:sz w:val="40"/>
+          <w:szCs w:val="40"/>
+        </w:rPr>
+        <w:t>상관관계를 분석해보면 통합 탄소배출</w:t>
+      </w:r>
+      <w:r>
+        <w:rPr>
+          <w:rFonts w:hint="eastAsia"/>
+          <w:sz w:val="40"/>
+          <w:szCs w:val="40"/>
+        </w:rPr>
+        <w:t>량은</w:t>
+      </w:r>
+      <w:r>
+        <w:rPr>
+          <w:rFonts w:hint="eastAsia"/>
+          <w:sz w:val="40"/>
+          <w:szCs w:val="40"/>
+        </w:rPr>
+        <w:t xml:space="preserve"> 상업지역 비율과</w:t>
+      </w:r>
+      <w:r>
+        <w:rPr>
+          <w:rFonts w:hint="eastAsia"/>
+          <w:sz w:val="40"/>
+          <w:szCs w:val="40"/>
+        </w:rPr>
+        <w:t>,</w:t>
+      </w:r>
+      <w:r>
+        <w:rPr>
+          <w:rFonts w:hint="eastAsia"/>
+          <w:sz w:val="40"/>
+          <w:szCs w:val="40"/>
+        </w:rPr>
+        <w:t xml:space="preserve"> 수송부문</w:t>
+      </w:r>
+      <w:r>
+        <w:rPr>
+          <w:rFonts w:hint="eastAsia"/>
+          <w:sz w:val="40"/>
+          <w:szCs w:val="40"/>
+        </w:rPr>
+        <w:t xml:space="preserve"> 탄소배출량은</w:t>
+      </w:r>
+      <w:r>
+        <w:rPr>
+          <w:rFonts w:hint="eastAsia"/>
+          <w:sz w:val="40"/>
+          <w:szCs w:val="40"/>
+        </w:rPr>
+        <w:t xml:space="preserve"> 도로 비율</w:t>
+      </w:r>
+      <w:r>
+        <w:rPr>
+          <w:rFonts w:hint="eastAsia"/>
+          <w:sz w:val="40"/>
+          <w:szCs w:val="40"/>
+        </w:rPr>
+        <w:t xml:space="preserve">, </w:t>
+      </w:r>
+      <w:proofErr w:type="spellStart"/>
+      <w:r>
+        <w:rPr>
+          <w:rFonts w:hint="eastAsia"/>
+          <w:sz w:val="40"/>
+          <w:szCs w:val="40"/>
+        </w:rPr>
+        <w:t>탄소흡수량은</w:t>
+      </w:r>
+      <w:proofErr w:type="spellEnd"/>
+      <w:r>
+        <w:rPr>
+          <w:rFonts w:hint="eastAsia"/>
+          <w:sz w:val="40"/>
+          <w:szCs w:val="40"/>
+        </w:rPr>
+        <w:t xml:space="preserve"> 녹지비율과 </w:t>
+      </w:r>
+      <w:r>
+        <w:rPr>
+          <w:rFonts w:hint="eastAsia"/>
+          <w:sz w:val="40"/>
+          <w:szCs w:val="40"/>
+        </w:rPr>
+        <w:t>양</w:t>
+      </w:r>
+      <w:r>
+        <w:rPr>
+          <w:rFonts w:hint="eastAsia"/>
+          <w:sz w:val="40"/>
+          <w:szCs w:val="40"/>
+        </w:rPr>
+        <w:t xml:space="preserve">의 상관관계를 </w:t>
+      </w:r>
+      <w:r>
+        <w:rPr>
+          <w:rFonts w:hint="eastAsia"/>
+          <w:sz w:val="40"/>
+          <w:szCs w:val="40"/>
+        </w:rPr>
+        <w:t>보여. 각 토지이용 비율이 높을수록 그에 해당하는 종속변수가 증가하는 경향이 있다는 것을 확인할 수 있습니다</w:t>
+      </w:r>
+      <w:r>
+        <w:rPr>
+          <w:sz w:val="40"/>
+          <w:szCs w:val="40"/>
+        </w:rPr>
+        <w:t xml:space="preserve"> </w:t>
+      </w:r>
+      <w:r>
+        <w:rPr>
+          <w:sz w:val="40"/>
+          <w:szCs w:val="40"/>
+        </w:rPr>
+        <w:pict w14:anchorId="7D641B3E">
+          <v:rect id="_x0000_i1043" style="width:0;height:1.5pt" o:hralign="center" o:hrstd="t" o:hr="t" fillcolor="#a0a0a0" stroked="f"/>
+        </w:pict>
+      </w:r>
+    </w:p>
+    <w:p>
+      <w:pPr>
+        <w:jc w:val="left"/>
+        <w:rPr>
+          <w:sz w:val="40"/>
+          <w:szCs w:val="40"/>
+        </w:rPr>
+      </w:pPr>
+      <w:r>
+        <w:rPr>
+          <w:rFonts w:hint="eastAsia"/>
+          <w:sz w:val="40"/>
+          <w:szCs w:val="40"/>
+        </w:rPr>
+        <w:t xml:space="preserve">다음으로 </w:t>
+      </w:r>
+      <w:proofErr w:type="spellStart"/>
+      <w:r>
+        <w:rPr>
+          <w:rFonts w:hint="eastAsia"/>
+          <w:sz w:val="40"/>
+          <w:szCs w:val="40"/>
+        </w:rPr>
+        <w:t>교통특성입니다</w:t>
+      </w:r>
+      <w:proofErr w:type="spellEnd"/>
+      <w:r>
+        <w:rPr>
+          <w:rFonts w:hint="eastAsia"/>
+          <w:sz w:val="40"/>
+          <w:szCs w:val="40"/>
+        </w:rPr>
+        <w:t xml:space="preserve">. 전처리과정을 거쳐, </w:t>
+      </w:r>
+      <w:r>
+        <w:rPr>
+          <w:rFonts w:hint="eastAsia"/>
+          <w:sz w:val="40"/>
+          <w:szCs w:val="40"/>
+        </w:rPr>
+        <w:t xml:space="preserve">도로망을 포함한 </w:t>
+      </w:r>
+      <w:r>
+        <w:rPr>
+          <w:rFonts w:hint="eastAsia"/>
+          <w:sz w:val="40"/>
+          <w:szCs w:val="40"/>
+        </w:rPr>
+        <w:t xml:space="preserve">격자에 </w:t>
+      </w:r>
+      <w:r>
+        <w:rPr>
+          <w:rFonts w:hint="eastAsia"/>
+          <w:sz w:val="40"/>
+          <w:szCs w:val="40"/>
+        </w:rPr>
+        <w:t>교통량, 가중혼잡도</w:t>
+      </w:r>
+      <w:r>
+        <w:rPr>
+          <w:rFonts w:hint="eastAsia"/>
+          <w:sz w:val="40"/>
+          <w:szCs w:val="40"/>
+        </w:rPr>
+        <w:t>가</w:t>
+      </w:r>
+      <w:r>
+        <w:rPr>
+          <w:rFonts w:hint="eastAsia"/>
+          <w:sz w:val="40"/>
+          <w:szCs w:val="40"/>
+        </w:rPr>
+        <w:t xml:space="preserve"> </w:t>
+      </w:r>
+      <w:proofErr w:type="spellStart"/>
+      <w:r>
+        <w:rPr>
+          <w:rFonts w:hint="eastAsia"/>
+          <w:sz w:val="40"/>
+          <w:szCs w:val="40"/>
+        </w:rPr>
+        <w:t>매핑</w:t>
+      </w:r>
+      <w:r>
+        <w:rPr>
+          <w:rFonts w:hint="eastAsia"/>
+          <w:sz w:val="40"/>
+          <w:szCs w:val="40"/>
+        </w:rPr>
+        <w:t>된</w:t>
+      </w:r>
+      <w:proofErr w:type="spellEnd"/>
+      <w:r>
+        <w:rPr>
+          <w:rFonts w:hint="eastAsia"/>
+          <w:sz w:val="40"/>
+          <w:szCs w:val="40"/>
+        </w:rPr>
+        <w:t xml:space="preserve"> 형태의 데이터를 제작</w:t>
+      </w:r>
+      <w:r>
+        <w:rPr>
+          <w:rFonts w:hint="eastAsia"/>
+          <w:sz w:val="40"/>
+          <w:szCs w:val="40"/>
+        </w:rPr>
+        <w:t>했습니다.</w:t>
+      </w:r>
+      <w:r>
+        <w:rPr>
+          <w:rFonts w:hint="eastAsia"/>
+          <w:sz w:val="40"/>
+          <w:szCs w:val="40"/>
+        </w:rPr>
+        <w:t xml:space="preserve"> </w:t>
+      </w:r>
+      <w:r>
+        <w:rPr>
+          <w:sz w:val="40"/>
+          <w:szCs w:val="40"/>
+        </w:rPr>
+        <w:br/>
+      </w:r>
+      <w:r>
+        <w:rPr>
+          <w:rFonts w:hint="eastAsia"/>
+          <w:sz w:val="40"/>
+          <w:szCs w:val="40"/>
+        </w:rPr>
+        <w:t>종속변수와</w:t>
+      </w:r>
+      <w:r>
+        <w:rPr>
+          <w:rFonts w:hint="eastAsia"/>
+          <w:sz w:val="40"/>
+          <w:szCs w:val="40"/>
+        </w:rPr>
+        <w:t>의 상관관계를 분석해보면 두 특성 모두 수송부문</w:t>
+      </w:r>
+      <w:r>
+        <w:rPr>
+          <w:rFonts w:hint="eastAsia"/>
+          <w:sz w:val="40"/>
+          <w:szCs w:val="40"/>
+        </w:rPr>
+        <w:t xml:space="preserve"> </w:t>
+      </w:r>
+      <w:proofErr w:type="spellStart"/>
+      <w:r>
+        <w:rPr>
+          <w:rFonts w:hint="eastAsia"/>
+          <w:sz w:val="40"/>
+          <w:szCs w:val="40"/>
+        </w:rPr>
+        <w:t>탄소흡수량과</w:t>
+      </w:r>
+      <w:proofErr w:type="spellEnd"/>
+      <w:r>
+        <w:rPr>
+          <w:rFonts w:hint="eastAsia"/>
+          <w:sz w:val="40"/>
+          <w:szCs w:val="40"/>
+        </w:rPr>
+        <w:t xml:space="preserve"> 양의 상관관계를</w:t>
+      </w:r>
+      <w:r>
+        <w:rPr>
+          <w:rFonts w:hint="eastAsia"/>
+          <w:sz w:val="40"/>
+          <w:szCs w:val="40"/>
+        </w:rPr>
+        <w:t xml:space="preserve"> 보이는 것을 확인할 수 있습니다.</w:t>
+      </w:r>
+      <w:r>
+        <w:rPr>
+          <w:sz w:val="40"/>
+          <w:szCs w:val="40"/>
+        </w:rPr>
+        <w:t xml:space="preserve"> </w:t>
+      </w:r>
+      <w:r>
+        <w:rPr>
+          <w:sz w:val="40"/>
+          <w:szCs w:val="40"/>
+        </w:rPr>
+        <w:pict w14:anchorId="17DB0268">
+          <v:rect id="_x0000_i1044" style="width:0;height:1.5pt" o:hralign="center" o:hrstd="t" o:hr="t" fillcolor="#a0a0a0" stroked="f"/>
+        </w:pict>
+      </w:r>
+    </w:p>
+    <w:p>
+      <w:pPr>
+        <w:jc w:val="left"/>
+        <w:rPr>
+          <w:sz w:val="40"/>
+          <w:szCs w:val="40"/>
+        </w:rPr>
+      </w:pPr>
+      <w:r>
+        <w:rPr>
+          <w:rFonts w:hint="eastAsia"/>
+          <w:sz w:val="40"/>
+          <w:szCs w:val="40"/>
+        </w:rPr>
+        <w:t xml:space="preserve">모델 학습을 위해 </w:t>
+      </w:r>
+      <w:r>
+        <w:rPr>
+          <w:rFonts w:hint="eastAsia"/>
+          <w:sz w:val="40"/>
+          <w:szCs w:val="40"/>
+        </w:rPr>
+        <w:t>지금까지 검토되었던 지역 및 교통특성 데이터를 통합</w:t>
+      </w:r>
+      <w:r>
+        <w:rPr>
+          <w:rFonts w:hint="eastAsia"/>
+          <w:sz w:val="40"/>
+          <w:szCs w:val="40"/>
+        </w:rPr>
+        <w:t xml:space="preserve">합니다. </w:t>
+      </w:r>
+      <w:r>
+        <w:rPr>
+          <w:rFonts w:hint="eastAsia"/>
+          <w:sz w:val="40"/>
+          <w:szCs w:val="40"/>
+        </w:rPr>
+        <w:t xml:space="preserve">이번 </w:t>
+      </w:r>
+      <w:r>
+        <w:rPr>
+          <w:rFonts w:hint="eastAsia"/>
+          <w:sz w:val="40"/>
+          <w:szCs w:val="40"/>
+        </w:rPr>
+        <w:t>프로젝트</w:t>
+      </w:r>
+      <w:r>
+        <w:rPr>
+          <w:rFonts w:hint="eastAsia"/>
+          <w:sz w:val="40"/>
+          <w:szCs w:val="40"/>
+        </w:rPr>
+        <w:t>에</w:t>
+      </w:r>
+      <w:r>
+        <w:rPr>
+          <w:rFonts w:hint="eastAsia"/>
+          <w:sz w:val="40"/>
+          <w:szCs w:val="40"/>
+        </w:rPr>
+        <w:lastRenderedPageBreak/>
+        <w:t>서 구축할 예측모델은 총 세가지이고 변수 구성</w:t>
+      </w:r>
+      <w:r>
+        <w:rPr>
+          <w:rFonts w:hint="eastAsia"/>
+          <w:sz w:val="40"/>
+          <w:szCs w:val="40"/>
+        </w:rPr>
+        <w:t xml:space="preserve">은 </w:t>
+      </w:r>
+      <w:r>
+        <w:rPr>
+          <w:rFonts w:hint="eastAsia"/>
+          <w:sz w:val="40"/>
+          <w:szCs w:val="40"/>
+        </w:rPr>
+        <w:t>오른쪽</w:t>
+      </w:r>
+      <w:r>
+        <w:rPr>
+          <w:rFonts w:hint="eastAsia"/>
+          <w:sz w:val="40"/>
+          <w:szCs w:val="40"/>
+        </w:rPr>
+        <w:t>과 같이 구성</w:t>
+      </w:r>
+      <w:r>
+        <w:rPr>
+          <w:rFonts w:hint="eastAsia"/>
+          <w:sz w:val="40"/>
+          <w:szCs w:val="40"/>
+        </w:rPr>
+        <w:t>될 예정입니다.</w:t>
+      </w:r>
+      <w:r>
+        <w:rPr>
+          <w:sz w:val="40"/>
+          <w:szCs w:val="40"/>
+        </w:rPr>
+        <w:t xml:space="preserve"> </w:t>
+      </w:r>
+      <w:r>
+        <w:rPr>
+          <w:sz w:val="40"/>
+          <w:szCs w:val="40"/>
+        </w:rPr>
+        <w:br/>
+      </w:r>
+      <w:r>
+        <w:rPr>
+          <w:rFonts w:hint="eastAsia"/>
+          <w:sz w:val="40"/>
+          <w:szCs w:val="40"/>
+        </w:rPr>
+        <w:t xml:space="preserve">데이터 특성을 분석하면서 검토했을 때, 해당 모델은 다양한 요소들을 고려하여 </w:t>
+      </w:r>
+      <w:proofErr w:type="spellStart"/>
+      <w:r>
+        <w:rPr>
+          <w:rFonts w:hint="eastAsia"/>
+          <w:sz w:val="40"/>
+          <w:szCs w:val="40"/>
+        </w:rPr>
+        <w:t>목표</w:t>
+      </w:r>
+      <w:r>
+        <w:rPr>
+          <w:rFonts w:hint="eastAsia"/>
+          <w:sz w:val="40"/>
+          <w:szCs w:val="40"/>
+        </w:rPr>
+        <w:t>값을</w:t>
+      </w:r>
+      <w:proofErr w:type="spellEnd"/>
+      <w:r>
+        <w:rPr>
+          <w:rFonts w:hint="eastAsia"/>
+          <w:sz w:val="40"/>
+          <w:szCs w:val="40"/>
+        </w:rPr>
+        <w:t xml:space="preserve"> 예측하는 다중회귀 모델이 적합할 것으로 판단됩니다.</w:t>
+      </w:r>
+      <w:r>
+        <w:rPr>
+          <w:sz w:val="40"/>
+          <w:szCs w:val="40"/>
+        </w:rPr>
+        <w:pict w14:anchorId="10A1D139">
+          <v:rect id="_x0000_i1045" style="width:0;height:1.5pt" o:hralign="center" o:hrstd="t" o:hr="t" fillcolor="#a0a0a0" stroked="f"/>
+        </w:pict>
+      </w:r>
+    </w:p>
+    <w:p>
+      <w:pPr>
+        <w:jc w:val="left"/>
+        <w:rPr>
+          <w:sz w:val="40"/>
+          <w:szCs w:val="40"/>
+        </w:rPr>
+      </w:pPr>
+      <w:r>
+        <w:rPr>
+          <w:rFonts w:hint="eastAsia"/>
+          <w:sz w:val="40"/>
+          <w:szCs w:val="40"/>
+        </w:rPr>
+        <w:t xml:space="preserve">우선 </w:t>
+      </w:r>
+      <w:r>
+        <w:rPr>
+          <w:rFonts w:hint="eastAsia"/>
+          <w:sz w:val="40"/>
+          <w:szCs w:val="40"/>
+        </w:rPr>
+        <w:t xml:space="preserve">독립변수 간 </w:t>
+      </w:r>
+      <w:proofErr w:type="spellStart"/>
+      <w:r>
+        <w:rPr>
+          <w:rFonts w:hint="eastAsia"/>
+          <w:sz w:val="40"/>
+          <w:szCs w:val="40"/>
+        </w:rPr>
+        <w:t>다중공선성을</w:t>
+      </w:r>
+      <w:proofErr w:type="spellEnd"/>
+      <w:r>
+        <w:rPr>
+          <w:rFonts w:hint="eastAsia"/>
+          <w:sz w:val="40"/>
+          <w:szCs w:val="40"/>
+        </w:rPr>
+        <w:t xml:space="preserve"> 확인한 후 다중회귀 모델 후보</w:t>
+      </w:r>
+      <w:r>
+        <w:rPr>
+          <w:rFonts w:hint="eastAsia"/>
+          <w:sz w:val="40"/>
+          <w:szCs w:val="40"/>
+        </w:rPr>
+        <w:t>들을</w:t>
+      </w:r>
+      <w:r>
+        <w:rPr>
+          <w:rFonts w:hint="eastAsia"/>
+          <w:sz w:val="40"/>
+          <w:szCs w:val="40"/>
+        </w:rPr>
+        <w:t xml:space="preserve"> </w:t>
+      </w:r>
+      <w:r>
+        <w:rPr>
+          <w:rFonts w:hint="eastAsia"/>
+          <w:sz w:val="40"/>
+          <w:szCs w:val="40"/>
+        </w:rPr>
+        <w:t>탐</w:t>
+      </w:r>
+      <w:r>
+        <w:rPr>
+          <w:rFonts w:hint="eastAsia"/>
+          <w:sz w:val="40"/>
+          <w:szCs w:val="40"/>
+        </w:rPr>
+        <w:t xml:space="preserve">색했습니다. </w:t>
+      </w:r>
+      <w:r>
+        <w:rPr>
+          <w:sz w:val="40"/>
+          <w:szCs w:val="40"/>
+        </w:rPr>
+        <w:br/>
+      </w:r>
+      <w:r>
+        <w:rPr>
+          <w:rFonts w:hint="eastAsia"/>
+          <w:sz w:val="40"/>
+          <w:szCs w:val="40"/>
+        </w:rPr>
+        <w:t>모델</w:t>
+      </w:r>
+      <w:r>
+        <w:rPr>
+          <w:rFonts w:hint="eastAsia"/>
+          <w:sz w:val="40"/>
+          <w:szCs w:val="40"/>
+        </w:rPr>
+        <w:t>간 교차</w:t>
+      </w:r>
+      <w:r>
+        <w:rPr>
+          <w:rFonts w:hint="eastAsia"/>
+          <w:sz w:val="40"/>
+          <w:szCs w:val="40"/>
+        </w:rPr>
+        <w:t xml:space="preserve"> 성능 확인 결과 </w:t>
+      </w:r>
+      <w:proofErr w:type="spellStart"/>
+      <w:r>
+        <w:rPr>
+          <w:rFonts w:hint="eastAsia"/>
+          <w:sz w:val="40"/>
+          <w:szCs w:val="40"/>
+        </w:rPr>
+        <w:t>세모델</w:t>
+      </w:r>
+      <w:proofErr w:type="spellEnd"/>
+      <w:r>
+        <w:rPr>
+          <w:rFonts w:hint="eastAsia"/>
+          <w:sz w:val="40"/>
+          <w:szCs w:val="40"/>
+        </w:rPr>
+        <w:t xml:space="preserve"> 모두 </w:t>
+      </w:r>
+      <w:proofErr w:type="spellStart"/>
+      <w:r>
+        <w:rPr>
+          <w:rFonts w:hint="eastAsia"/>
+          <w:sz w:val="40"/>
+          <w:szCs w:val="40"/>
+        </w:rPr>
+        <w:t>랜덤포레스트</w:t>
+      </w:r>
+      <w:proofErr w:type="spellEnd"/>
+      <w:r>
+        <w:rPr>
+          <w:rFonts w:hint="eastAsia"/>
+          <w:sz w:val="40"/>
+          <w:szCs w:val="40"/>
+        </w:rPr>
+        <w:t xml:space="preserve"> 회귀에서</w:t>
+      </w:r>
+      <w:r>
+        <w:rPr>
+          <w:rFonts w:hint="eastAsia"/>
+          <w:sz w:val="40"/>
+          <w:szCs w:val="40"/>
+        </w:rPr>
+        <w:t xml:space="preserve"> </w:t>
+      </w:r>
+      <w:r>
+        <w:rPr>
+          <w:rFonts w:hint="eastAsia"/>
+          <w:sz w:val="40"/>
+          <w:szCs w:val="40"/>
+        </w:rPr>
+        <w:t>가장 좋은 성능을 보여주었고,</w:t>
+      </w:r>
+      <w:r>
+        <w:rPr>
+          <w:rFonts w:hint="eastAsia"/>
+          <w:sz w:val="40"/>
+          <w:szCs w:val="40"/>
+        </w:rPr>
+        <w:t xml:space="preserve"> </w:t>
+      </w:r>
+      <w:r>
+        <w:rPr>
+          <w:rFonts w:hint="eastAsia"/>
+          <w:sz w:val="40"/>
+          <w:szCs w:val="40"/>
+        </w:rPr>
+        <w:t xml:space="preserve">해당 모델을 예측모델로 </w:t>
+      </w:r>
+      <w:r>
+        <w:rPr>
+          <w:rFonts w:hint="eastAsia"/>
+          <w:sz w:val="40"/>
+          <w:szCs w:val="40"/>
+        </w:rPr>
+        <w:t xml:space="preserve">선정하게 되었습니다. </w:t>
+      </w:r>
+      <w:r>
+        <w:rPr>
+          <w:sz w:val="40"/>
+          <w:szCs w:val="40"/>
+        </w:rPr>
+        <w:pict w14:anchorId="008366BA">
+          <v:rect id="_x0000_i1046" style="width:0;height:1.5pt" o:hralign="center" o:hrstd="t" o:hr="t" fillcolor="#a0a0a0" stroked="f"/>
+        </w:pict>
+      </w:r>
+    </w:p>
+    <w:p>
+      <w:pPr>
+        <w:jc w:val="left"/>
+        <w:rPr>
+          <w:sz w:val="40"/>
+          <w:szCs w:val="40"/>
+        </w:rPr>
+      </w:pPr>
+      <w:r>
+        <w:rPr>
+          <w:rFonts w:hint="eastAsia"/>
+          <w:sz w:val="40"/>
+          <w:szCs w:val="40"/>
+        </w:rPr>
+        <w:t>모델 학습</w:t>
+      </w:r>
+      <w:r>
+        <w:rPr>
+          <w:rFonts w:hint="eastAsia"/>
+          <w:sz w:val="40"/>
+          <w:szCs w:val="40"/>
+        </w:rPr>
+        <w:t xml:space="preserve"> </w:t>
+      </w:r>
+      <w:r>
+        <w:rPr>
+          <w:rFonts w:hint="eastAsia"/>
+          <w:sz w:val="40"/>
+          <w:szCs w:val="40"/>
+        </w:rPr>
+        <w:t xml:space="preserve">후 </w:t>
+      </w:r>
+      <w:r>
+        <w:rPr>
+          <w:rFonts w:hint="eastAsia"/>
+          <w:sz w:val="40"/>
+          <w:szCs w:val="40"/>
+        </w:rPr>
+        <w:t xml:space="preserve">검증 데이터셋을 활용한 </w:t>
+      </w:r>
+      <w:r>
+        <w:rPr>
+          <w:rFonts w:hint="eastAsia"/>
+          <w:sz w:val="40"/>
+          <w:szCs w:val="40"/>
+        </w:rPr>
+        <w:t>성능</w:t>
+      </w:r>
+      <w:r>
+        <w:rPr>
+          <w:rFonts w:hint="eastAsia"/>
+          <w:sz w:val="40"/>
+          <w:szCs w:val="40"/>
+        </w:rPr>
+        <w:t xml:space="preserve"> 평가 결과, 탄소배출량 및 </w:t>
+      </w:r>
+      <w:proofErr w:type="spellStart"/>
+      <w:r>
+        <w:rPr>
+          <w:rFonts w:hint="eastAsia"/>
+          <w:sz w:val="40"/>
+          <w:szCs w:val="40"/>
+        </w:rPr>
+        <w:t>흡수량</w:t>
+      </w:r>
+      <w:proofErr w:type="spellEnd"/>
+      <w:r>
+        <w:rPr>
+          <w:rFonts w:hint="eastAsia"/>
+          <w:sz w:val="40"/>
+          <w:szCs w:val="40"/>
+        </w:rPr>
+        <w:t xml:space="preserve"> 예측 성능이</w:t>
+      </w:r>
+      <w:r>
+        <w:rPr>
+          <w:rFonts w:hint="eastAsia"/>
+          <w:sz w:val="40"/>
+          <w:szCs w:val="40"/>
+        </w:rPr>
+        <w:t xml:space="preserve"> 준수한 것을 확인할 수 있</w:t>
+      </w:r>
+      <w:r>
+        <w:rPr>
+          <w:rFonts w:hint="eastAsia"/>
+          <w:sz w:val="40"/>
+          <w:szCs w:val="40"/>
+        </w:rPr>
+        <w:t>었습니다.</w:t>
+      </w:r>
+      <w:r>
+        <w:rPr>
+          <w:rFonts w:hint="eastAsia"/>
+          <w:sz w:val="40"/>
+          <w:szCs w:val="40"/>
+        </w:rPr>
+        <w:t xml:space="preserve"> </w:t>
+      </w:r>
+      <w:r>
+        <w:rPr>
+          <w:sz w:val="40"/>
+          <w:szCs w:val="40"/>
+        </w:rPr>
+        <w:br/>
+      </w:r>
+      <w:r>
+        <w:rPr>
+          <w:rFonts w:hint="eastAsia"/>
+          <w:sz w:val="40"/>
+          <w:szCs w:val="40"/>
+        </w:rPr>
+        <w:t xml:space="preserve">각 </w:t>
+      </w:r>
+      <w:r>
+        <w:rPr>
+          <w:rFonts w:hint="eastAsia"/>
+          <w:sz w:val="40"/>
+          <w:szCs w:val="40"/>
+        </w:rPr>
+        <w:t>예측</w:t>
+      </w:r>
+      <w:r>
+        <w:rPr>
+          <w:rFonts w:hint="eastAsia"/>
+          <w:sz w:val="40"/>
+          <w:szCs w:val="40"/>
+        </w:rPr>
+        <w:t xml:space="preserve">모델에서의 </w:t>
+      </w:r>
+      <w:r>
+        <w:rPr>
+          <w:rFonts w:hint="eastAsia"/>
+          <w:sz w:val="40"/>
+          <w:szCs w:val="40"/>
+        </w:rPr>
+        <w:t>변수 중요도</w:t>
+      </w:r>
+      <w:r>
+        <w:rPr>
+          <w:rFonts w:hint="eastAsia"/>
+          <w:sz w:val="40"/>
+          <w:szCs w:val="40"/>
+        </w:rPr>
+        <w:t xml:space="preserve">를 </w:t>
+      </w:r>
+      <w:r>
+        <w:rPr>
+          <w:rFonts w:hint="eastAsia"/>
+          <w:sz w:val="40"/>
+          <w:szCs w:val="40"/>
+        </w:rPr>
+        <w:t>확인해보면, 통합 탄소배출량은 사업체 당 종사자수</w:t>
+      </w:r>
+      <w:r>
+        <w:rPr>
+          <w:rFonts w:hint="eastAsia"/>
+          <w:sz w:val="40"/>
+          <w:szCs w:val="40"/>
+        </w:rPr>
+        <w:t>와</w:t>
+      </w:r>
+      <w:r>
+        <w:rPr>
+          <w:rFonts w:hint="eastAsia"/>
+          <w:sz w:val="40"/>
+          <w:szCs w:val="40"/>
+        </w:rPr>
+        <w:t xml:space="preserve"> 상업지</w:t>
+      </w:r>
+      <w:r>
+        <w:rPr>
+          <w:rFonts w:hint="eastAsia"/>
+          <w:sz w:val="40"/>
+          <w:szCs w:val="40"/>
+        </w:rPr>
+        <w:lastRenderedPageBreak/>
+        <w:t>역</w:t>
+      </w:r>
+      <w:r>
+        <w:rPr>
+          <w:rFonts w:hint="eastAsia"/>
+          <w:sz w:val="40"/>
+          <w:szCs w:val="40"/>
+        </w:rPr>
+        <w:t xml:space="preserve"> 비율</w:t>
+      </w:r>
+      <w:r>
+        <w:rPr>
+          <w:rFonts w:hint="eastAsia"/>
+          <w:sz w:val="40"/>
+          <w:szCs w:val="40"/>
+        </w:rPr>
+        <w:t>, 수송부문 탄소배출량은 교통량과 혼잡도</w:t>
+      </w:r>
+      <w:r>
+        <w:rPr>
+          <w:rFonts w:hint="eastAsia"/>
+          <w:sz w:val="40"/>
+          <w:szCs w:val="40"/>
+        </w:rPr>
+        <w:t xml:space="preserve">, </w:t>
+      </w:r>
+      <w:proofErr w:type="spellStart"/>
+      <w:r>
+        <w:rPr>
+          <w:rFonts w:hint="eastAsia"/>
+          <w:sz w:val="40"/>
+          <w:szCs w:val="40"/>
+        </w:rPr>
+        <w:t>탄소흡수량은</w:t>
+      </w:r>
+      <w:proofErr w:type="spellEnd"/>
+      <w:r>
+        <w:rPr>
+          <w:rFonts w:hint="eastAsia"/>
+          <w:sz w:val="40"/>
+          <w:szCs w:val="40"/>
+        </w:rPr>
+        <w:t xml:space="preserve"> 녹지면적의 중요도가 높은 것을 확인할 수 있었습니다.</w:t>
+      </w:r>
+      <w:r>
+        <w:rPr>
+          <w:sz w:val="40"/>
+          <w:szCs w:val="40"/>
+        </w:rPr>
+        <w:pict w14:anchorId="3B796FEE">
+          <v:rect id="_x0000_i1047" style="width:0;height:1.5pt" o:hralign="center" o:hrstd="t" o:hr="t" fillcolor="#a0a0a0" stroked="f"/>
+        </w:pict>
+      </w:r>
+    </w:p>
+    <w:p>
+      <w:pPr>
+        <w:jc w:val="left"/>
+        <w:rPr>
+          <w:sz w:val="40"/>
+          <w:szCs w:val="40"/>
+        </w:rPr>
+      </w:pPr>
+      <w:r>
+        <w:rPr>
+          <w:rFonts w:hint="eastAsia"/>
+          <w:sz w:val="40"/>
+          <w:szCs w:val="40"/>
+        </w:rPr>
+        <w:t>이제 적용대상지</w:t>
+      </w:r>
+      <w:r>
+        <w:rPr>
+          <w:rFonts w:hint="eastAsia"/>
+          <w:sz w:val="40"/>
+          <w:szCs w:val="40"/>
+        </w:rPr>
+        <w:t xml:space="preserve"> 탄소배출량 및 </w:t>
+      </w:r>
+      <w:proofErr w:type="spellStart"/>
+      <w:r>
+        <w:rPr>
+          <w:rFonts w:hint="eastAsia"/>
+          <w:sz w:val="40"/>
+          <w:szCs w:val="40"/>
+        </w:rPr>
+        <w:t>흡수량</w:t>
+      </w:r>
+      <w:proofErr w:type="spellEnd"/>
+      <w:r>
+        <w:rPr>
+          <w:rFonts w:hint="eastAsia"/>
+          <w:sz w:val="40"/>
+          <w:szCs w:val="40"/>
+        </w:rPr>
+        <w:t xml:space="preserve"> 예측을 진행해보겠습니다. </w:t>
+      </w:r>
+      <w:r>
+        <w:rPr>
+          <w:sz w:val="40"/>
+          <w:szCs w:val="40"/>
+        </w:rPr>
+        <w:br/>
+      </w:r>
+      <w:r>
+        <w:rPr>
+          <w:rFonts w:hint="eastAsia"/>
+          <w:sz w:val="40"/>
+          <w:szCs w:val="40"/>
+        </w:rPr>
+        <w:t xml:space="preserve">우선 </w:t>
+      </w:r>
+      <w:r>
+        <w:rPr>
+          <w:rFonts w:hint="eastAsia"/>
+          <w:sz w:val="40"/>
+          <w:szCs w:val="40"/>
+        </w:rPr>
+        <w:t>제공된 데이터</w:t>
+      </w:r>
+      <w:r>
+        <w:rPr>
+          <w:rFonts w:hint="eastAsia"/>
+          <w:sz w:val="40"/>
+          <w:szCs w:val="40"/>
+        </w:rPr>
+        <w:t>만으</w:t>
+      </w:r>
+      <w:r>
+        <w:rPr>
+          <w:rFonts w:hint="eastAsia"/>
+          <w:sz w:val="40"/>
+          <w:szCs w:val="40"/>
+        </w:rPr>
+        <w:t xml:space="preserve">로는 </w:t>
+      </w:r>
+      <w:r>
+        <w:rPr>
+          <w:rFonts w:hint="eastAsia"/>
+          <w:sz w:val="40"/>
+          <w:szCs w:val="40"/>
+        </w:rPr>
+        <w:t xml:space="preserve">예측에 </w:t>
+      </w:r>
+      <w:r>
+        <w:rPr>
+          <w:rFonts w:hint="eastAsia"/>
+          <w:sz w:val="40"/>
+          <w:szCs w:val="40"/>
+        </w:rPr>
+        <w:t>한계가 있어</w:t>
+      </w:r>
+      <w:r>
+        <w:rPr>
+          <w:rFonts w:hint="eastAsia"/>
+          <w:sz w:val="40"/>
+          <w:szCs w:val="40"/>
+        </w:rPr>
+        <w:t>,</w:t>
+      </w:r>
+      <w:r>
+        <w:rPr>
+          <w:rFonts w:hint="eastAsia"/>
+          <w:sz w:val="40"/>
+          <w:szCs w:val="40"/>
+        </w:rPr>
+        <w:t xml:space="preserve"> </w:t>
+      </w:r>
+      <w:proofErr w:type="spellStart"/>
+      <w:r>
+        <w:rPr>
+          <w:rFonts w:hint="eastAsia"/>
+          <w:sz w:val="40"/>
+          <w:szCs w:val="40"/>
+        </w:rPr>
+        <w:t>머신러닝을</w:t>
+      </w:r>
+      <w:proofErr w:type="spellEnd"/>
+      <w:r>
+        <w:rPr>
+          <w:rFonts w:hint="eastAsia"/>
+          <w:sz w:val="40"/>
+          <w:szCs w:val="40"/>
+        </w:rPr>
+        <w:t xml:space="preserve"> 활용하여</w:t>
+      </w:r>
+      <w:r>
+        <w:rPr>
+          <w:rFonts w:hint="eastAsia"/>
+          <w:sz w:val="40"/>
+          <w:szCs w:val="40"/>
+        </w:rPr>
+        <w:t xml:space="preserve"> </w:t>
+      </w:r>
+      <w:r>
+        <w:rPr>
+          <w:rFonts w:hint="eastAsia"/>
+          <w:sz w:val="40"/>
+          <w:szCs w:val="40"/>
+        </w:rPr>
+        <w:t xml:space="preserve">예측에 필요한 </w:t>
+      </w:r>
+      <w:r>
+        <w:rPr>
+          <w:rFonts w:hint="eastAsia"/>
+          <w:sz w:val="40"/>
+          <w:szCs w:val="40"/>
+        </w:rPr>
+        <w:t xml:space="preserve">변수 중 </w:t>
+      </w:r>
+      <w:r>
+        <w:rPr>
+          <w:rFonts w:hint="eastAsia"/>
+          <w:sz w:val="40"/>
+          <w:szCs w:val="40"/>
+        </w:rPr>
+        <w:t>일부</w:t>
+      </w:r>
+      <w:r>
+        <w:rPr>
+          <w:rFonts w:hint="eastAsia"/>
+          <w:sz w:val="40"/>
+          <w:szCs w:val="40"/>
+        </w:rPr>
+        <w:t xml:space="preserve">를 </w:t>
+      </w:r>
+      <w:r>
+        <w:rPr>
+          <w:rFonts w:hint="eastAsia"/>
+          <w:sz w:val="40"/>
+          <w:szCs w:val="40"/>
+        </w:rPr>
+        <w:t>제작</w:t>
+      </w:r>
+      <w:r>
+        <w:rPr>
+          <w:rFonts w:hint="eastAsia"/>
+          <w:sz w:val="40"/>
+          <w:szCs w:val="40"/>
+        </w:rPr>
+        <w:t xml:space="preserve">하여 적용대상지 데이터를 </w:t>
+      </w:r>
+      <w:r>
+        <w:rPr>
+          <w:rFonts w:hint="eastAsia"/>
+          <w:sz w:val="40"/>
+          <w:szCs w:val="40"/>
+        </w:rPr>
+        <w:t>완성</w:t>
+      </w:r>
+      <w:r>
+        <w:rPr>
+          <w:rFonts w:hint="eastAsia"/>
+          <w:sz w:val="40"/>
+          <w:szCs w:val="40"/>
+        </w:rPr>
+        <w:t>했습니</w:t>
+      </w:r>
+      <w:r>
+        <w:rPr>
+          <w:rFonts w:hint="eastAsia"/>
+          <w:sz w:val="40"/>
+          <w:szCs w:val="40"/>
+        </w:rPr>
+        <w:t>다.</w:t>
+      </w:r>
+      <w:r>
+        <w:rPr>
+          <w:rFonts w:hint="eastAsia"/>
+          <w:sz w:val="40"/>
+          <w:szCs w:val="40"/>
+        </w:rPr>
+        <w:t xml:space="preserve"> </w:t>
+      </w:r>
+      <w:r>
+        <w:rPr>
+          <w:sz w:val="40"/>
+          <w:szCs w:val="40"/>
+        </w:rPr>
+        <w:pict w14:anchorId="76415F9B">
+          <v:rect id="_x0000_i1048" style="width:0;height:1.5pt" o:hralign="center" o:hrstd="t" o:hr="t" fillcolor="#a0a0a0" stroked="f"/>
+        </w:pict>
+      </w:r>
+    </w:p>
+    <w:p>
+      <w:pPr>
+        <w:jc w:val="left"/>
+        <w:rPr>
+          <w:sz w:val="40"/>
+          <w:szCs w:val="40"/>
+        </w:rPr>
+      </w:pPr>
+      <w:r>
+        <w:rPr>
+          <w:rFonts w:hint="eastAsia"/>
+          <w:sz w:val="40"/>
+          <w:szCs w:val="40"/>
+        </w:rPr>
+        <w:t>제작된 데이터를 각</w:t>
+      </w:r>
+      <w:r>
+        <w:rPr>
+          <w:rFonts w:hint="eastAsia"/>
+          <w:sz w:val="40"/>
+          <w:szCs w:val="40"/>
+        </w:rPr>
+        <w:t xml:space="preserve"> 모델에 </w:t>
+      </w:r>
+      <w:r>
+        <w:rPr>
+          <w:rFonts w:hint="eastAsia"/>
+          <w:sz w:val="40"/>
+          <w:szCs w:val="40"/>
+        </w:rPr>
+        <w:t xml:space="preserve">입력하여 </w:t>
+      </w:r>
+      <w:r>
+        <w:rPr>
+          <w:rFonts w:hint="eastAsia"/>
+          <w:sz w:val="40"/>
+          <w:szCs w:val="40"/>
+        </w:rPr>
+        <w:t xml:space="preserve">예측을 시행해보면 </w:t>
+      </w:r>
+      <w:r>
+        <w:rPr>
+          <w:rFonts w:hint="eastAsia"/>
+          <w:sz w:val="40"/>
+          <w:szCs w:val="40"/>
+        </w:rPr>
+        <w:t>오른쪽과</w:t>
+      </w:r>
+      <w:r>
+        <w:rPr>
+          <w:rFonts w:hint="eastAsia"/>
+          <w:sz w:val="40"/>
+          <w:szCs w:val="40"/>
+        </w:rPr>
+        <w:t xml:space="preserve"> 같이 </w:t>
+      </w:r>
+      <w:r>
+        <w:rPr>
+          <w:rFonts w:hint="eastAsia"/>
+          <w:sz w:val="40"/>
+          <w:szCs w:val="40"/>
+        </w:rPr>
+        <w:t xml:space="preserve">예측된 적용대상지의 탄소배출량 및 </w:t>
+      </w:r>
+      <w:proofErr w:type="spellStart"/>
+      <w:r>
+        <w:rPr>
+          <w:rFonts w:hint="eastAsia"/>
+          <w:sz w:val="40"/>
+          <w:szCs w:val="40"/>
+        </w:rPr>
+        <w:t>흡수량이</w:t>
+      </w:r>
+      <w:proofErr w:type="spellEnd"/>
+      <w:r>
+        <w:rPr>
+          <w:rFonts w:hint="eastAsia"/>
+          <w:sz w:val="40"/>
+          <w:szCs w:val="40"/>
+        </w:rPr>
+        <w:t xml:space="preserve"> </w:t>
+      </w:r>
+      <w:r>
+        <w:rPr>
+          <w:rFonts w:hint="eastAsia"/>
+          <w:sz w:val="40"/>
+          <w:szCs w:val="40"/>
+        </w:rPr>
+        <w:t>도출되는</w:t>
+      </w:r>
+      <w:r>
+        <w:rPr>
+          <w:rFonts w:hint="eastAsia"/>
+          <w:sz w:val="40"/>
+          <w:szCs w:val="40"/>
+        </w:rPr>
+        <w:t xml:space="preserve"> 것을 확인할 수 있습니다.</w:t>
+      </w:r>
+      <w:r>
+        <w:rPr>
+          <w:rFonts w:hint="eastAsia"/>
+          <w:sz w:val="40"/>
+          <w:szCs w:val="40"/>
+        </w:rPr>
+        <w:t xml:space="preserve"> </w:t>
+      </w:r>
+      <w:r>
+        <w:rPr>
+          <w:sz w:val="40"/>
+          <w:szCs w:val="40"/>
+        </w:rPr>
+        <w:br/>
+      </w:r>
+      <w:r>
+        <w:rPr>
+          <w:rFonts w:hint="eastAsia"/>
+          <w:sz w:val="40"/>
+          <w:szCs w:val="40"/>
+        </w:rPr>
+        <w:t xml:space="preserve">도출된 데이터를 분석해보면, </w:t>
+      </w:r>
+      <w:r>
+        <w:rPr>
+          <w:rFonts w:hint="eastAsia"/>
+          <w:sz w:val="40"/>
+          <w:szCs w:val="40"/>
+        </w:rPr>
+        <w:t>토지계획 상</w:t>
+      </w:r>
+      <w:r>
+        <w:rPr>
+          <w:rFonts w:hint="eastAsia"/>
+          <w:sz w:val="40"/>
+          <w:szCs w:val="40"/>
+        </w:rPr>
+        <w:t>으로</w:t>
+      </w:r>
+      <w:r>
+        <w:rPr>
+          <w:rFonts w:hint="eastAsia"/>
+          <w:sz w:val="40"/>
+          <w:szCs w:val="40"/>
+        </w:rPr>
+        <w:t xml:space="preserve"> </w:t>
+      </w:r>
+      <w:r>
+        <w:rPr>
+          <w:sz w:val="40"/>
+          <w:szCs w:val="40"/>
+        </w:rPr>
+        <w:t>상업시설</w:t>
+      </w:r>
+      <w:r>
+        <w:rPr>
+          <w:rFonts w:hint="eastAsia"/>
+          <w:sz w:val="40"/>
+          <w:szCs w:val="40"/>
+        </w:rPr>
+        <w:t xml:space="preserve">과 </w:t>
+      </w:r>
+      <w:r>
+        <w:rPr>
+          <w:rFonts w:hint="eastAsia"/>
+          <w:sz w:val="40"/>
+          <w:szCs w:val="40"/>
+        </w:rPr>
+        <w:t>주요 도로</w:t>
+      </w:r>
+      <w:r>
+        <w:rPr>
+          <w:rFonts w:hint="eastAsia"/>
+          <w:sz w:val="40"/>
+          <w:szCs w:val="40"/>
+        </w:rPr>
+        <w:t>들이</w:t>
+      </w:r>
+      <w:r>
+        <w:rPr>
+          <w:rFonts w:hint="eastAsia"/>
+          <w:sz w:val="40"/>
+          <w:szCs w:val="40"/>
+        </w:rPr>
+        <w:t xml:space="preserve"> 위치할 것으로 예상되</w:t>
+      </w:r>
+      <w:r>
+        <w:rPr>
+          <w:rFonts w:hint="eastAsia"/>
+          <w:sz w:val="40"/>
+          <w:szCs w:val="40"/>
+        </w:rPr>
+        <w:lastRenderedPageBreak/>
+        <w:t>는 지역에서 탄소배출량이 집중되는 것, 녹지</w:t>
+      </w:r>
+      <w:r>
+        <w:rPr>
+          <w:rFonts w:hint="eastAsia"/>
+          <w:sz w:val="40"/>
+          <w:szCs w:val="40"/>
+        </w:rPr>
+        <w:t>공간이</w:t>
+      </w:r>
+      <w:r>
+        <w:rPr>
+          <w:rFonts w:hint="eastAsia"/>
+          <w:sz w:val="40"/>
+          <w:szCs w:val="40"/>
+        </w:rPr>
+        <w:t xml:space="preserve"> 위치할 것으로 예상되는 지역에서 </w:t>
+      </w:r>
+      <w:proofErr w:type="spellStart"/>
+      <w:r>
+        <w:rPr>
+          <w:rFonts w:hint="eastAsia"/>
+          <w:sz w:val="40"/>
+          <w:szCs w:val="40"/>
+        </w:rPr>
+        <w:t>탄소흡수량이</w:t>
+      </w:r>
+      <w:proofErr w:type="spellEnd"/>
+      <w:r>
+        <w:rPr>
+          <w:rFonts w:hint="eastAsia"/>
+          <w:sz w:val="40"/>
+          <w:szCs w:val="40"/>
+        </w:rPr>
+        <w:t xml:space="preserve"> 집중되는 것을 확인할 수 있었습니다.</w:t>
+      </w:r>
+      <w:r>
+        <w:rPr>
+          <w:sz w:val="40"/>
+          <w:szCs w:val="40"/>
+        </w:rPr>
+        <w:pict w14:anchorId="0FE7D17F">
+          <v:rect id="_x0000_i1049" style="width:0;height:1.5pt" o:hralign="center" o:hrstd="t" o:hr="t" fillcolor="#a0a0a0" stroked="f"/>
+        </w:pict>
+      </w:r>
+    </w:p>
+    <w:p>
+      <w:pPr>
+        <w:jc w:val="left"/>
+        <w:rPr>
+          <w:sz w:val="40"/>
+          <w:szCs w:val="40"/>
+        </w:rPr>
+      </w:pPr>
+      <w:r>
+        <w:rPr>
+          <w:rFonts w:hint="eastAsia"/>
+          <w:sz w:val="40"/>
+          <w:szCs w:val="40"/>
+        </w:rPr>
+        <w:t xml:space="preserve">정량적 분석을 위해 </w:t>
+      </w:r>
+      <w:proofErr w:type="spellStart"/>
+      <w:r>
+        <w:rPr>
+          <w:rFonts w:hint="eastAsia"/>
+          <w:sz w:val="40"/>
+          <w:szCs w:val="40"/>
+        </w:rPr>
+        <w:t>최소제곱</w:t>
+      </w:r>
+      <w:proofErr w:type="spellEnd"/>
+      <w:r>
+        <w:rPr>
+          <w:rFonts w:hint="eastAsia"/>
+          <w:sz w:val="40"/>
+          <w:szCs w:val="40"/>
+        </w:rPr>
+        <w:t xml:space="preserve"> 회귀를 이용</w:t>
+      </w:r>
+      <w:r>
+        <w:rPr>
+          <w:rFonts w:hint="eastAsia"/>
+          <w:sz w:val="40"/>
+          <w:szCs w:val="40"/>
+        </w:rPr>
+        <w:t>하여</w:t>
+      </w:r>
+      <w:r>
+        <w:rPr>
+          <w:rFonts w:hint="eastAsia"/>
+          <w:sz w:val="40"/>
+          <w:szCs w:val="40"/>
+        </w:rPr>
+        <w:t xml:space="preserve"> 토지용도 1㎡(제곱미터)</w:t>
+      </w:r>
+      <w:r>
+        <w:rPr>
+          <w:rFonts w:hint="eastAsia"/>
+          <w:sz w:val="40"/>
+          <w:szCs w:val="40"/>
+        </w:rPr>
+        <w:t xml:space="preserve">별 탄소배출 및 </w:t>
+      </w:r>
+      <w:proofErr w:type="spellStart"/>
+      <w:r>
+        <w:rPr>
+          <w:rFonts w:hint="eastAsia"/>
+          <w:sz w:val="40"/>
+          <w:szCs w:val="40"/>
+        </w:rPr>
+        <w:t>흡수량을</w:t>
+      </w:r>
+      <w:proofErr w:type="spellEnd"/>
+      <w:r>
+        <w:rPr>
+          <w:rFonts w:hint="eastAsia"/>
+          <w:sz w:val="40"/>
+          <w:szCs w:val="40"/>
+        </w:rPr>
+        <w:t xml:space="preserve"> 계산했</w:t>
+      </w:r>
+      <w:r>
+        <w:rPr>
+          <w:rFonts w:hint="eastAsia"/>
+          <w:sz w:val="40"/>
+          <w:szCs w:val="40"/>
+        </w:rPr>
+        <w:t>습</w:t>
+      </w:r>
+      <w:r>
+        <w:rPr>
+          <w:rFonts w:hint="eastAsia"/>
+          <w:sz w:val="40"/>
+          <w:szCs w:val="40"/>
+        </w:rPr>
+        <w:t>니다.</w:t>
+      </w:r>
+      <w:r>
+        <w:rPr>
+          <w:sz w:val="40"/>
+          <w:szCs w:val="40"/>
+        </w:rPr>
+        <w:br/>
+      </w:r>
+      <w:r>
+        <w:rPr>
+          <w:rFonts w:hint="eastAsia"/>
+          <w:sz w:val="40"/>
+          <w:szCs w:val="40"/>
+        </w:rPr>
+        <w:t xml:space="preserve">표를 보시면 </w:t>
+      </w:r>
+      <w:r>
+        <w:rPr>
+          <w:rFonts w:hint="eastAsia"/>
+          <w:sz w:val="40"/>
+          <w:szCs w:val="40"/>
+        </w:rPr>
+        <w:t xml:space="preserve">각 종속변수 별로 중요도가 높은 요소들이 </w:t>
+      </w:r>
+      <w:proofErr w:type="spellStart"/>
+      <w:r>
+        <w:rPr>
+          <w:rFonts w:hint="eastAsia"/>
+          <w:sz w:val="40"/>
+          <w:szCs w:val="40"/>
+        </w:rPr>
+        <w:t>양수값을</w:t>
+      </w:r>
+      <w:proofErr w:type="spellEnd"/>
+      <w:r>
+        <w:rPr>
+          <w:rFonts w:hint="eastAsia"/>
+          <w:sz w:val="40"/>
+          <w:szCs w:val="40"/>
+        </w:rPr>
+        <w:t xml:space="preserve"> 가지는 것을 확인할 수 있습니다. </w:t>
+      </w:r>
+      <w:r>
+        <w:rPr>
+          <w:sz w:val="40"/>
+          <w:szCs w:val="40"/>
+        </w:rPr>
+        <w:br/>
+      </w:r>
+      <w:r>
+        <w:rPr>
+          <w:rFonts w:hint="eastAsia"/>
+          <w:sz w:val="40"/>
+          <w:szCs w:val="40"/>
+        </w:rPr>
+        <w:t>해당 데이터를 활용하</w:t>
+      </w:r>
+      <w:r>
+        <w:rPr>
+          <w:rFonts w:hint="eastAsia"/>
+          <w:sz w:val="40"/>
+          <w:szCs w:val="40"/>
+        </w:rPr>
+        <w:t>면</w:t>
+      </w:r>
+      <w:r>
+        <w:rPr>
+          <w:rFonts w:hint="eastAsia"/>
+          <w:sz w:val="40"/>
+          <w:szCs w:val="40"/>
+        </w:rPr>
+        <w:t xml:space="preserve"> </w:t>
+      </w:r>
+      <w:r>
+        <w:rPr>
+          <w:rFonts w:hint="eastAsia"/>
+          <w:sz w:val="40"/>
+          <w:szCs w:val="40"/>
+        </w:rPr>
+        <w:t xml:space="preserve">오른쪽 격자 예시와 같이 토지이용별 탄소배출량 및 </w:t>
+      </w:r>
+      <w:proofErr w:type="spellStart"/>
+      <w:r>
+        <w:rPr>
+          <w:rFonts w:hint="eastAsia"/>
+          <w:sz w:val="40"/>
+          <w:szCs w:val="40"/>
+        </w:rPr>
+        <w:t>흡수량을</w:t>
+      </w:r>
+      <w:proofErr w:type="spellEnd"/>
+      <w:r>
+        <w:rPr>
+          <w:rFonts w:hint="eastAsia"/>
+          <w:sz w:val="40"/>
+          <w:szCs w:val="40"/>
+        </w:rPr>
+        <w:t xml:space="preserve"> 계산하여 격자 내 </w:t>
+      </w:r>
+      <w:r>
+        <w:rPr>
+          <w:rFonts w:hint="eastAsia"/>
+          <w:sz w:val="40"/>
+          <w:szCs w:val="40"/>
+        </w:rPr>
+        <w:t>탄소흡수 및 배출</w:t>
+      </w:r>
+      <w:r>
+        <w:rPr>
+          <w:rFonts w:hint="eastAsia"/>
+          <w:sz w:val="40"/>
+          <w:szCs w:val="40"/>
+        </w:rPr>
+        <w:t>상태를 판단할 수 있습니다.</w:t>
+      </w:r>
+      <w:r>
+        <w:rPr>
+          <w:sz w:val="40"/>
+          <w:szCs w:val="40"/>
+        </w:rPr>
+        <w:br/>
+      </w:r>
+      <w:r>
+        <w:rPr>
+          <w:rFonts w:hint="eastAsia"/>
+          <w:sz w:val="40"/>
+          <w:szCs w:val="40"/>
+        </w:rPr>
+        <w:t xml:space="preserve">적용대상지의 총 </w:t>
+      </w:r>
+      <w:proofErr w:type="spellStart"/>
+      <w:r>
+        <w:rPr>
+          <w:rFonts w:hint="eastAsia"/>
+          <w:sz w:val="40"/>
+          <w:szCs w:val="40"/>
+        </w:rPr>
+        <w:t>탄소흡수량을</w:t>
+      </w:r>
+      <w:proofErr w:type="spellEnd"/>
+      <w:r>
+        <w:rPr>
+          <w:rFonts w:hint="eastAsia"/>
+          <w:sz w:val="40"/>
+          <w:szCs w:val="40"/>
+        </w:rPr>
+        <w:t xml:space="preserve"> 계산하여 녹지면적으로 산정하면 </w:t>
+      </w:r>
+      <w:r>
+        <w:rPr>
+          <w:rFonts w:hint="eastAsia"/>
+          <w:sz w:val="40"/>
+          <w:szCs w:val="40"/>
+        </w:rPr>
+        <w:t>1,817,000</w:t>
+      </w:r>
+      <w:r>
+        <w:rPr>
+          <w:rFonts w:hint="eastAsia"/>
+          <w:sz w:val="40"/>
+          <w:szCs w:val="40"/>
+        </w:rPr>
+        <w:t>제곱미터</w:t>
+      </w:r>
+      <w:r>
+        <w:rPr>
+          <w:rFonts w:hint="eastAsia"/>
+          <w:sz w:val="40"/>
+          <w:szCs w:val="40"/>
+        </w:rPr>
+        <w:t>, 약 축구장 25</w:t>
+      </w:r>
+      <w:r>
+        <w:rPr>
+          <w:rFonts w:hint="eastAsia"/>
+          <w:sz w:val="40"/>
+          <w:szCs w:val="40"/>
+        </w:rPr>
+        <w:t>4</w:t>
+      </w:r>
+      <w:r>
+        <w:rPr>
+          <w:rFonts w:hint="eastAsia"/>
+          <w:sz w:val="40"/>
+          <w:szCs w:val="40"/>
+        </w:rPr>
+        <w:t>개 정도 크기</w:t>
+      </w:r>
+      <w:r>
+        <w:rPr>
+          <w:rFonts w:hint="eastAsia"/>
+          <w:sz w:val="40"/>
+          <w:szCs w:val="40"/>
+        </w:rPr>
+        <w:t>가 도출되는 것을 확인할 수 있습니다.</w:t>
+      </w:r>
+      <w:r>
+        <w:rPr>
+          <w:sz w:val="40"/>
+          <w:szCs w:val="40"/>
+        </w:rPr>
+        <w:t xml:space="preserve"> </w:t>
+      </w:r>
+    </w:p>
+    <w:p>
+      <w:pPr>
+        <w:rPr>
+          <w:sz w:val="40"/>
+          <w:szCs w:val="40"/>
+        </w:rPr>
+      </w:pPr>
+      <w:r>
+        <w:rPr>
+          <w:rFonts w:hint="eastAsia"/>
+          <w:sz w:val="40"/>
+          <w:szCs w:val="40"/>
+        </w:rPr>
+        <w:lastRenderedPageBreak/>
+        <w:t>지금까지 프로젝트의 진행과정을 살펴보았습니다. 다음은 결과 및 고찰</w:t>
+      </w:r>
+      <w:r>
+        <w:rPr>
+          <w:rFonts w:hint="eastAsia"/>
+          <w:sz w:val="40"/>
+          <w:szCs w:val="40"/>
+        </w:rPr>
+        <w:t>단계</w:t>
+      </w:r>
+      <w:r>
+        <w:rPr>
+          <w:rFonts w:hint="eastAsia"/>
+          <w:sz w:val="40"/>
+          <w:szCs w:val="40"/>
+        </w:rPr>
+        <w:t>로 해당 프로젝트가 어떤 의미를 가지고 있는지 말씀드리겠습니다.</w:t>
+      </w:r>
+      <w:r>
+        <w:rPr>
+          <w:sz w:val="40"/>
+          <w:szCs w:val="40"/>
+        </w:rPr>
+        <w:t xml:space="preserve"> </w:t>
+      </w:r>
+      <w:r>
+        <w:rPr>
+          <w:sz w:val="40"/>
+          <w:szCs w:val="40"/>
+        </w:rPr>
+        <w:pict w14:anchorId="0C57A6BD">
+          <v:rect id="_x0000_i1051" style="width:0;height:1.5pt" o:hralign="center" o:hrstd="t" o:hr="t" fillcolor="#a0a0a0" stroked="f"/>
+        </w:pict>
+      </w:r>
+    </w:p>
+    <w:p>
+      <w:pPr>
+        <w:jc w:val="left"/>
+        <w:rPr>
+          <w:sz w:val="40"/>
+          <w:szCs w:val="40"/>
+        </w:rPr>
+      </w:pPr>
+      <w:r>
+        <w:rPr>
+          <w:rFonts w:hint="eastAsia"/>
+          <w:sz w:val="40"/>
+          <w:szCs w:val="40"/>
+        </w:rPr>
+        <w:t>적용대상지의 탄소저감계획은 다음과 같</w:t>
+      </w:r>
+      <w:r>
+        <w:rPr>
+          <w:rFonts w:hint="eastAsia"/>
+          <w:sz w:val="40"/>
+          <w:szCs w:val="40"/>
+        </w:rPr>
+        <w:t>이,</w:t>
+      </w:r>
+      <w:r>
+        <w:rPr>
+          <w:rFonts w:hint="eastAsia"/>
+          <w:sz w:val="40"/>
+          <w:szCs w:val="40"/>
+        </w:rPr>
+        <w:t xml:space="preserve"> </w:t>
+      </w:r>
+      <w:r>
+        <w:rPr>
+          <w:rFonts w:hint="eastAsia"/>
+          <w:sz w:val="40"/>
+          <w:szCs w:val="40"/>
+        </w:rPr>
+        <w:t xml:space="preserve">크게 녹지기반의 </w:t>
+      </w:r>
+      <w:r>
+        <w:rPr>
+          <w:rFonts w:hint="eastAsia"/>
+          <w:sz w:val="40"/>
+          <w:szCs w:val="40"/>
+        </w:rPr>
+        <w:t xml:space="preserve">탄소저감계획과 </w:t>
+      </w:r>
+      <w:r>
+        <w:rPr>
+          <w:rFonts w:hint="eastAsia"/>
+          <w:sz w:val="40"/>
+          <w:szCs w:val="40"/>
+        </w:rPr>
         <w:t xml:space="preserve">미래 </w:t>
       </w:r>
       <w:proofErr w:type="spellStart"/>
       <w:r>
-        <w:t>모빌리티가</w:t>
+        <w:rPr>
+          <w:rFonts w:hint="eastAsia"/>
+          <w:sz w:val="40"/>
+          <w:szCs w:val="40"/>
+        </w:rPr>
+        <w:t>모빌리티</w:t>
+      </w:r>
+      <w:r>
+        <w:rPr>
+          <w:rFonts w:hint="eastAsia"/>
+          <w:sz w:val="40"/>
+          <w:szCs w:val="40"/>
+        </w:rPr>
+        <w:t>의</w:t>
       </w:r>
       <w:proofErr w:type="spellEnd"/>
       <w:r>
-        <w:t xml:space="preserve"> 탄소저감에 미치는 잠재적 영향을 분석하고, 미래 </w:t>
+        <w:rPr>
+          <w:rFonts w:hint="eastAsia"/>
+          <w:sz w:val="40"/>
+          <w:szCs w:val="40"/>
+        </w:rPr>
+        <w:t xml:space="preserve"> 탄소저감</w:t>
+      </w:r>
+      <w:r>
+        <w:rPr>
+          <w:rFonts w:hint="eastAsia"/>
+          <w:sz w:val="40"/>
+          <w:szCs w:val="40"/>
+        </w:rPr>
+        <w:t xml:space="preserve"> 효과를</w:t>
+      </w:r>
+      <w:r>
+        <w:rPr>
+          <w:rFonts w:hint="eastAsia"/>
+          <w:sz w:val="40"/>
+          <w:szCs w:val="40"/>
+        </w:rPr>
+        <w:t xml:space="preserve"> 고려한 </w:t>
+      </w:r>
+      <w:r>
+        <w:rPr>
+          <w:rFonts w:hint="eastAsia"/>
+          <w:sz w:val="40"/>
+          <w:szCs w:val="40"/>
+        </w:rPr>
+        <w:t>교통체계 구축계획으로 나뉩니다.</w:t>
+      </w:r>
+      <w:r>
+        <w:rPr>
+          <w:sz w:val="40"/>
+          <w:szCs w:val="40"/>
+        </w:rPr>
+        <w:t xml:space="preserve"> </w:t>
+      </w:r>
+      <w:r>
+        <w:rPr>
+          <w:sz w:val="40"/>
+          <w:szCs w:val="40"/>
+        </w:rPr>
+        <w:pict w14:anchorId="1AEAFE6A">
+          <v:rect id="_x0000_i1052" style="width:0;height:1.5pt" o:hralign="center" o:hrstd="t" o:hr="t" fillcolor="#a0a0a0" stroked="f"/>
+        </w:pict>
+      </w:r>
+    </w:p>
+    <w:p>
+      <w:pPr>
+        <w:jc w:val="left"/>
+        <w:rPr>
+          <w:sz w:val="40"/>
+          <w:szCs w:val="40"/>
+        </w:rPr>
+      </w:pPr>
+      <w:r>
+        <w:rPr>
+          <w:rFonts w:hint="eastAsia"/>
+          <w:sz w:val="40"/>
+          <w:szCs w:val="40"/>
+        </w:rPr>
+        <w:t xml:space="preserve">적용대상지의 미래 </w:t>
       </w:r>
       <w:proofErr w:type="spellStart"/>
       <w:r>
+        <w:rPr>
+          <w:rFonts w:hint="eastAsia"/>
+          <w:sz w:val="40"/>
+          <w:szCs w:val="40"/>
+        </w:rPr>
         <w:t>모빌리티</w:t>
       </w:r>
       <w:proofErr w:type="spellEnd"/>
       <w:r>
-        <w:t xml:space="preserve"> 도입 실효성</w:t>
-      </w:r>
-      <w:r>
-        <w:rPr>
-          <w:rFonts w:hint="eastAsia"/>
-        </w:rPr>
-        <w:t xml:space="preserve">을 산정하여 </w:t>
-      </w:r>
-      <w:r>
-        <w:rPr>
-          <w:rFonts w:hint="eastAsia"/>
-        </w:rPr>
-        <w:t>광명시흥</w:t>
-      </w:r>
-      <w:r>
-        <w:t xml:space="preserve"> 공공주택지구 탄소중립 구현을 위한 도시 인프라 및 미래 </w:t>
+        <w:rPr>
+          <w:rFonts w:hint="eastAsia"/>
+          <w:sz w:val="40"/>
+          <w:szCs w:val="40"/>
+        </w:rPr>
+        <w:t xml:space="preserve"> 분담 시나리오는 2032년 시나리오 1과 2036년 시나리오 2로 나뉩니다. </w:t>
+      </w:r>
+      <w:r>
+        <w:rPr>
+          <w:sz w:val="40"/>
+          <w:szCs w:val="40"/>
+        </w:rPr>
+        <w:br/>
+      </w:r>
+      <w:r>
+        <w:rPr>
+          <w:rFonts w:hint="eastAsia"/>
+          <w:sz w:val="40"/>
+          <w:szCs w:val="40"/>
+        </w:rPr>
+        <w:t>과제 목표연도</w:t>
+      </w:r>
+      <w:r>
+        <w:rPr>
+          <w:rFonts w:hint="eastAsia"/>
+          <w:sz w:val="40"/>
+          <w:szCs w:val="40"/>
+        </w:rPr>
+        <w:t>이자 입주완료 시점</w:t>
+      </w:r>
+      <w:r>
+        <w:rPr>
+          <w:rFonts w:hint="eastAsia"/>
+          <w:sz w:val="40"/>
+          <w:szCs w:val="40"/>
+        </w:rPr>
+        <w:t>인 2036 시점에 도입되는 교통특성 파악</w:t>
+      </w:r>
+      <w:r>
+        <w:rPr>
+          <w:rFonts w:hint="eastAsia"/>
+          <w:sz w:val="40"/>
+          <w:szCs w:val="40"/>
+        </w:rPr>
+        <w:t xml:space="preserve">을 위해 교통량 변화, 승용차 분담률 감소 </w:t>
+      </w:r>
+      <w:r>
+        <w:rPr>
+          <w:rFonts w:hint="eastAsia"/>
+          <w:sz w:val="40"/>
+          <w:szCs w:val="40"/>
+        </w:rPr>
+        <w:t>시나리오에 따른 분석</w:t>
+      </w:r>
+      <w:r>
+        <w:rPr>
+          <w:rFonts w:hint="eastAsia"/>
+          <w:sz w:val="40"/>
+          <w:szCs w:val="40"/>
+        </w:rPr>
+        <w:t xml:space="preserve">을 진행하여 예상 탄소저감 효과를 분석했습니다. </w:t>
+      </w:r>
+      <w:r>
+        <w:rPr>
+          <w:sz w:val="40"/>
+          <w:szCs w:val="40"/>
+        </w:rPr>
+        <w:br/>
+      </w:r>
+      <w:r>
+        <w:rPr>
+          <w:rFonts w:hint="eastAsia"/>
+          <w:sz w:val="40"/>
+          <w:szCs w:val="40"/>
+        </w:rPr>
+        <w:t>분석</w:t>
+      </w:r>
+      <w:r>
+        <w:rPr>
+          <w:rFonts w:hint="eastAsia"/>
+          <w:sz w:val="40"/>
+          <w:szCs w:val="40"/>
+        </w:rPr>
+        <w:t xml:space="preserve"> 결과 </w:t>
+      </w:r>
+      <w:r>
+        <w:rPr>
+          <w:rFonts w:hint="eastAsia"/>
+          <w:sz w:val="40"/>
+          <w:szCs w:val="40"/>
+        </w:rPr>
+        <w:t>승용차의 분담률이 감소</w:t>
+      </w:r>
+      <w:r>
+        <w:rPr>
+          <w:rFonts w:hint="eastAsia"/>
+          <w:sz w:val="40"/>
+          <w:szCs w:val="40"/>
+        </w:rPr>
+        <w:t xml:space="preserve">하고 타 </w:t>
       </w:r>
       <w:proofErr w:type="spellStart"/>
       <w:r>
+        <w:rPr>
+          <w:rFonts w:hint="eastAsia"/>
+          <w:sz w:val="40"/>
+          <w:szCs w:val="40"/>
+        </w:rPr>
+        <w:t>모빌</w:t>
+      </w:r>
+      <w:r>
+        <w:rPr>
+          <w:rFonts w:hint="eastAsia"/>
+          <w:sz w:val="40"/>
+          <w:szCs w:val="40"/>
+        </w:rPr>
+        <w:lastRenderedPageBreak/>
+        <w:t>리티의</w:t>
+      </w:r>
+      <w:proofErr w:type="spellEnd"/>
+      <w:r>
+        <w:rPr>
+          <w:rFonts w:hint="eastAsia"/>
+          <w:sz w:val="40"/>
+          <w:szCs w:val="40"/>
+        </w:rPr>
+        <w:t xml:space="preserve"> 분담률이 증가</w:t>
+      </w:r>
+      <w:r>
+        <w:rPr>
+          <w:rFonts w:hint="eastAsia"/>
+          <w:sz w:val="40"/>
+          <w:szCs w:val="40"/>
+        </w:rPr>
+        <w:t>할수록 탄소배출량이 선형적으로 감축된다는 것을 확인할 수 있었습니다.</w:t>
+      </w:r>
+      <w:r>
+        <w:rPr>
+          <w:sz w:val="40"/>
+          <w:szCs w:val="40"/>
+        </w:rPr>
+        <w:pict w14:anchorId="4531D892">
+          <v:rect id="_x0000_i1053" style="width:0;height:1.5pt" o:hralign="center" o:hrstd="t" o:hr="t" fillcolor="#a0a0a0" stroked="f"/>
+        </w:pict>
+      </w:r>
+    </w:p>
+    <w:p>
+      <w:pPr>
+        <w:jc w:val="left"/>
+        <w:rPr>
+          <w:sz w:val="40"/>
+          <w:szCs w:val="40"/>
+        </w:rPr>
+      </w:pPr>
+      <w:r>
+        <w:rPr>
+          <w:rFonts w:hint="eastAsia"/>
+          <w:sz w:val="40"/>
+          <w:szCs w:val="40"/>
+        </w:rPr>
+        <w:t xml:space="preserve">왼쪽 부분은 </w:t>
+      </w:r>
+      <w:r>
+        <w:rPr>
+          <w:rFonts w:hint="eastAsia"/>
+          <w:sz w:val="40"/>
+          <w:szCs w:val="40"/>
+        </w:rPr>
+        <w:t>초반</w:t>
+      </w:r>
+      <w:r>
+        <w:rPr>
+          <w:rFonts w:hint="eastAsia"/>
+          <w:sz w:val="40"/>
+          <w:szCs w:val="40"/>
+        </w:rPr>
+        <w:t>부에</w:t>
+      </w:r>
+      <w:r>
+        <w:rPr>
+          <w:rFonts w:hint="eastAsia"/>
+          <w:sz w:val="40"/>
+          <w:szCs w:val="40"/>
+        </w:rPr>
+        <w:t xml:space="preserve"> </w:t>
+      </w:r>
+      <w:r>
+        <w:rPr>
+          <w:rFonts w:hint="eastAsia"/>
+          <w:sz w:val="40"/>
+          <w:szCs w:val="40"/>
+        </w:rPr>
+        <w:t>설</w:t>
+      </w:r>
+      <w:r>
+        <w:rPr>
+          <w:rFonts w:hint="eastAsia"/>
+          <w:sz w:val="40"/>
+          <w:szCs w:val="40"/>
+        </w:rPr>
+        <w:t xml:space="preserve">정했던 목표 사항입니다. </w:t>
+      </w:r>
+      <w:r>
+        <w:rPr>
+          <w:rFonts w:hint="eastAsia"/>
+          <w:sz w:val="40"/>
+          <w:szCs w:val="40"/>
+        </w:rPr>
+        <w:t xml:space="preserve">최종적으로 </w:t>
+      </w:r>
+      <w:r>
+        <w:rPr>
+          <w:rFonts w:hint="eastAsia"/>
+          <w:sz w:val="40"/>
+          <w:szCs w:val="40"/>
+        </w:rPr>
+        <w:t xml:space="preserve">해당 목표들을 전부 달성하여 </w:t>
+      </w:r>
+      <w:r>
+        <w:rPr>
+          <w:rFonts w:hint="eastAsia"/>
+          <w:sz w:val="40"/>
+          <w:szCs w:val="40"/>
+        </w:rPr>
+        <w:t xml:space="preserve">제안사항을 정리하였습니다. </w:t>
+      </w:r>
+      <w:r>
+        <w:rPr>
+          <w:sz w:val="40"/>
+          <w:szCs w:val="40"/>
+        </w:rPr>
+        <w:br/>
+      </w:r>
+      <w:proofErr w:type="spellStart"/>
+      <w:r>
+        <w:rPr>
+          <w:rFonts w:hint="eastAsia"/>
+          <w:sz w:val="40"/>
+          <w:szCs w:val="40"/>
+        </w:rPr>
+        <w:t>광명시흥공공주택지구의</w:t>
+      </w:r>
+      <w:proofErr w:type="spellEnd"/>
+      <w:r>
+        <w:rPr>
+          <w:rFonts w:hint="eastAsia"/>
+          <w:sz w:val="40"/>
+          <w:szCs w:val="40"/>
+        </w:rPr>
+        <w:t xml:space="preserve"> </w:t>
+      </w:r>
+      <w:r>
+        <w:rPr>
+          <w:rFonts w:hint="eastAsia"/>
+          <w:sz w:val="40"/>
+          <w:szCs w:val="40"/>
+        </w:rPr>
+        <w:t xml:space="preserve">탄소저감 목표를 위해 </w:t>
+      </w:r>
+      <w:r>
+        <w:rPr>
+          <w:rFonts w:hint="eastAsia"/>
+          <w:sz w:val="40"/>
+          <w:szCs w:val="40"/>
+        </w:rPr>
+        <w:t xml:space="preserve">본 프로젝트에서 도출했던 녹지조성효과를 참고하여 </w:t>
+      </w:r>
+      <w:proofErr w:type="spellStart"/>
+      <w:r>
+        <w:rPr>
+          <w:rFonts w:hint="eastAsia"/>
+          <w:sz w:val="40"/>
+          <w:szCs w:val="40"/>
+        </w:rPr>
+        <w:t>식재면적</w:t>
+      </w:r>
+      <w:r>
+        <w:rPr>
+          <w:rFonts w:hint="eastAsia"/>
+          <w:sz w:val="40"/>
+          <w:szCs w:val="40"/>
+        </w:rPr>
+        <w:t>을</w:t>
+      </w:r>
+      <w:proofErr w:type="spellEnd"/>
+      <w:r>
+        <w:rPr>
+          <w:rFonts w:hint="eastAsia"/>
+          <w:sz w:val="40"/>
+          <w:szCs w:val="40"/>
+        </w:rPr>
+        <w:t xml:space="preserve"> 증가시키는 것</w:t>
+      </w:r>
+      <w:r>
+        <w:rPr>
+          <w:rFonts w:hint="eastAsia"/>
+          <w:sz w:val="40"/>
+          <w:szCs w:val="40"/>
+        </w:rPr>
+        <w:t>,</w:t>
+      </w:r>
+      <w:r>
+        <w:rPr>
+          <w:rFonts w:hint="eastAsia"/>
+          <w:sz w:val="40"/>
+          <w:szCs w:val="40"/>
+        </w:rPr>
+        <w:t xml:space="preserve"> 탄소감축</w:t>
+      </w:r>
+      <w:r>
+        <w:rPr>
+          <w:rFonts w:hint="eastAsia"/>
+          <w:sz w:val="40"/>
+          <w:szCs w:val="40"/>
+        </w:rPr>
+        <w:t>을 위</w:t>
+      </w:r>
+      <w:r>
+        <w:rPr>
+          <w:rFonts w:hint="eastAsia"/>
+          <w:sz w:val="40"/>
+          <w:szCs w:val="40"/>
+        </w:rPr>
+        <w:t>해 DRT, 자율주행 셔틀, EV등</w:t>
+      </w:r>
+      <w:r>
+        <w:rPr>
+          <w:rFonts w:hint="eastAsia"/>
+          <w:sz w:val="40"/>
+          <w:szCs w:val="40"/>
+        </w:rPr>
+        <w:t xml:space="preserve"> 교통수단</w:t>
+      </w:r>
+      <w:r>
+        <w:rPr>
+          <w:rFonts w:hint="eastAsia"/>
+          <w:sz w:val="40"/>
+          <w:szCs w:val="40"/>
+        </w:rPr>
+        <w:t>들의</w:t>
+      </w:r>
+      <w:r>
+        <w:rPr>
+          <w:rFonts w:hint="eastAsia"/>
+          <w:sz w:val="40"/>
+          <w:szCs w:val="40"/>
+        </w:rPr>
+        <w:t xml:space="preserve"> 분담률</w:t>
+      </w:r>
+      <w:r>
+        <w:rPr>
+          <w:rFonts w:hint="eastAsia"/>
+          <w:sz w:val="40"/>
+          <w:szCs w:val="40"/>
+        </w:rPr>
+        <w:t>을</w:t>
+      </w:r>
+      <w:r>
+        <w:rPr>
+          <w:rFonts w:hint="eastAsia"/>
+          <w:sz w:val="40"/>
+          <w:szCs w:val="40"/>
+        </w:rPr>
+        <w:t xml:space="preserve"> 증가</w:t>
+      </w:r>
+      <w:r>
+        <w:rPr>
+          <w:rFonts w:hint="eastAsia"/>
+          <w:sz w:val="40"/>
+          <w:szCs w:val="40"/>
+        </w:rPr>
+        <w:t>시키는 것을</w:t>
+      </w:r>
+      <w:r>
+        <w:rPr>
+          <w:rFonts w:hint="eastAsia"/>
+          <w:sz w:val="40"/>
+          <w:szCs w:val="40"/>
+        </w:rPr>
+        <w:t xml:space="preserve"> 제안합니다.</w:t>
+      </w:r>
+      <w:r>
+        <w:rPr>
+          <w:sz w:val="40"/>
+          <w:szCs w:val="40"/>
+        </w:rPr>
+        <w:br/>
+      </w:r>
+      <w:r>
+        <w:rPr>
+          <w:rFonts w:hint="eastAsia"/>
+          <w:sz w:val="40"/>
+          <w:szCs w:val="40"/>
+        </w:rPr>
+        <w:t>향후 과제로는 예측 성능 개선을 위한 추가 탐구, 구체적 시나리오</w:t>
+      </w:r>
+      <w:r>
+        <w:rPr>
+          <w:rFonts w:hint="eastAsia"/>
+          <w:sz w:val="40"/>
+          <w:szCs w:val="40"/>
+        </w:rPr>
+        <w:t>를</w:t>
+      </w:r>
+      <w:r>
+        <w:rPr>
+          <w:rFonts w:hint="eastAsia"/>
+          <w:sz w:val="40"/>
+          <w:szCs w:val="40"/>
+        </w:rPr>
+        <w:t xml:space="preserve"> 반영한 </w:t>
+      </w:r>
+      <w:r>
+        <w:rPr>
+          <w:rFonts w:hint="eastAsia"/>
+          <w:sz w:val="40"/>
+          <w:szCs w:val="40"/>
+        </w:rPr>
+        <w:t>연</w:t>
+      </w:r>
+      <w:r>
+        <w:rPr>
+          <w:rFonts w:hint="eastAsia"/>
+          <w:sz w:val="40"/>
+          <w:szCs w:val="40"/>
+        </w:rPr>
+        <w:t>구, 누락 데이터</w:t>
+      </w:r>
+      <w:r>
+        <w:rPr>
+          <w:rFonts w:hint="eastAsia"/>
+          <w:sz w:val="40"/>
+          <w:szCs w:val="40"/>
+        </w:rPr>
+        <w:t>와</w:t>
+      </w:r>
+      <w:r>
+        <w:rPr>
+          <w:rFonts w:hint="eastAsia"/>
+          <w:sz w:val="40"/>
+          <w:szCs w:val="40"/>
+        </w:rPr>
+        <w:t xml:space="preserve"> 추가된 도시계획 반영, </w:t>
+      </w:r>
+      <w:proofErr w:type="spellStart"/>
+      <w:r>
+        <w:rPr>
+          <w:rFonts w:hint="eastAsia"/>
+          <w:sz w:val="40"/>
+          <w:szCs w:val="40"/>
+        </w:rPr>
         <w:t>모빌리티</w:t>
       </w:r>
       <w:proofErr w:type="spellEnd"/>
       <w:r>
-        <w:t xml:space="preserve"> 측면에서의 실천적 방안</w:t>
-      </w:r>
-      <w:r>
-        <w:rPr>
-          <w:rFonts w:hint="eastAsia"/>
-        </w:rPr>
-        <w:t>을</w:t>
-      </w:r>
-      <w:r>
-        <w:t xml:space="preserve"> 제안</w:t>
-      </w:r>
-      <w:r>
-        <w:rPr>
-          <w:rFonts w:hint="eastAsia"/>
-        </w:rPr>
-        <w:t xml:space="preserve">해보고자 합니다. </w:t>
+        <w:rPr>
+          <w:rFonts w:hint="eastAsia"/>
+          <w:sz w:val="40"/>
+          <w:szCs w:val="40"/>
+        </w:rPr>
+        <w:t xml:space="preserve"> 특성 반영이 필요하다고 생각합니다.</w:t>
+      </w:r>
+      <w:r>
+        <w:rPr>
+          <w:rFonts w:hint="eastAsia"/>
+          <w:sz w:val="40"/>
+          <w:szCs w:val="40"/>
+        </w:rPr>
+        <w:t xml:space="preserve"> </w:t>
+      </w:r>
+    </w:p>
+    <w:p>
+      <w:pPr>
+        <w:jc w:val="left"/>
+        <w:rPr>
+          <w:sz w:val="40"/>
+          <w:szCs w:val="40"/>
+        </w:rPr>
+      </w:pPr>
+      <w:r>
+        <w:rPr>
+          <w:rFonts w:hint="eastAsia"/>
+          <w:sz w:val="40"/>
+          <w:szCs w:val="40"/>
+        </w:rPr>
+        <w:t xml:space="preserve">다음은 프로젝트에서 참고했던 참고문헌들입니다. </w:t>
+      </w:r>
+      <w:r>
+        <w:rPr>
+          <w:rFonts w:hint="eastAsia"/>
+          <w:sz w:val="40"/>
+          <w:szCs w:val="40"/>
+        </w:rPr>
+        <w:t xml:space="preserve">발표 </w:t>
+      </w:r>
+      <w:proofErr w:type="spellStart"/>
+      <w:r>
+        <w:rPr>
+          <w:rFonts w:hint="eastAsia"/>
+          <w:sz w:val="40"/>
+          <w:szCs w:val="40"/>
+        </w:rPr>
+        <w:t>들어주셔서</w:t>
+      </w:r>
+      <w:proofErr w:type="spellEnd"/>
+      <w:r>
+        <w:rPr>
+          <w:rFonts w:hint="eastAsia"/>
+          <w:sz w:val="40"/>
+          <w:szCs w:val="40"/>
+        </w:rPr>
+        <w:t xml:space="preserve"> 감사합니다!</w:t>
       </w:r>
     </w:p>
     <w:sectPr>
@@ -309,6 +6348,197 @@
     </w:sectPr>
   </w:body>
 </w:document>
+</file>
+
+<file path=word/numbering.xml><?xml version="1.0" encoding="utf-8"?>
+<w:numbering xmlns:wpc="http://schemas.microsoft.com/office/word/2010/wordprocessingCanvas" xmlns:cx="http://schemas.microsoft.com/office/drawing/2014/chartex" xmlns:cx1="http://schemas.microsoft.com/office/drawing/2015/9/8/chartex" xmlns:cx2="http://schemas.microsoft.com/office/drawing/2015/10/21/chartex" xmlns:cx3="http://schemas.microsoft.com/office/drawing/2016/5/9/chartex" xmlns:cx4="http://schemas.microsoft.com/office/drawing/2016/5/10/chartex" xmlns:cx5="http://schemas.microsoft.com/office/drawing/2016/5/11/chartex" xmlns:cx6="http://schemas.microsoft.com/office/drawing/2016/5/12/chartex" xmlns:cx7="http://schemas.microsoft.com/office/drawing/2016/5/13/chartex" xmlns:cx8="http://schemas.microsoft.com/office/drawing/2016/5/14/chartex" xmlns:mc="http://schemas.openxmlformats.org/markup-compatibility/2006" xmlns:aink="http://schemas.microsoft.com/office/drawing/2016/ink" xmlns:am3d="http://schemas.microsoft.com/office/drawing/2017/model3d" xmlns:o="urn:schemas-microsoft-com:office:office" xmlns:oel="http://schemas.microsoft.com/office/2019/extlst" xmlns:r="http://schemas.openxmlformats.org/officeDocument/2006/relationships" xmlns:m="http://schemas.openxmlformats.org/officeDocument/2006/math" xmlns:v="urn:schemas-microsoft-com:vml" xmlns:wp14="http://schemas.microsoft.com/office/word/2010/wordprocessingDrawing" xmlns:wp="http://schemas.openxmlformats.org/drawingml/2006/wordprocessingDrawing" xmlns:w10="urn:schemas-microsoft-com:office:word" xmlns:w="http://schemas.openxmlformats.org/wordprocessingml/2006/main" xmlns:w14="http://schemas.microsoft.com/office/word/2010/wordml" xmlns:w15="http://schemas.microsoft.com/office/word/2012/wordml" xmlns:w16cex="http://schemas.microsoft.com/office/word/2018/wordml/cex" xmlns:w16cid="http://schemas.microsoft.com/office/word/2016/wordml/cid" xmlns:w16="http://schemas.microsoft.com/office/word/2018/wordml" xmlns:w16du="http://schemas.microsoft.com/office/word/2023/wordml/word16du" xmlns:w16sdtdh="http://schemas.microsoft.com/office/word/2020/wordml/sdtdatahash" xmlns:w16sdtfl="http://schemas.microsoft.com/office/word/2024/wordml/sdtformatlock" xmlns:w16se="http://schemas.microsoft.com/office/word/2015/wordml/symex" xmlns:wpg="http://schemas.microsoft.com/office/word/2010/wordprocessingGroup" xmlns:wpi="http://schemas.microsoft.com/office/word/2010/wordprocessingInk" xmlns:wne="http://schemas.microsoft.com/office/word/2006/wordml" xmlns:wps="http://schemas.microsoft.com/office/word/2010/wordprocessingShape" mc:Ignorable="w14 w15 w16se w16cid w16 w16cex w16sdtdh w16sdtfl w16du wp14">
+  <w:abstractNum w:abstractNumId="0" w15:restartNumberingAfterBreak="0">
+    <w:nsid w:val="0B654CF9"/>
+    <w:multiLevelType w:val="hybridMultilevel"/>
+    <w:tmpl w:val="93E658FE"/>
+    <w:lvl w:ilvl="0" w:tplc="FFFFFFFF">
+      <w:start w:val="1"/>
+      <w:numFmt w:val="decimal"/>
+      <w:lvlText w:val="%1."/>
+      <w:lvlJc w:val="left"/>
+      <w:pPr>
+        <w:ind w:left="800" w:hanging="360"/>
+      </w:pPr>
+      <w:rPr>
+        <w:rFonts w:hint="default"/>
+        <w:b/>
+      </w:rPr>
+    </w:lvl>
+    <w:lvl w:ilvl="1" w:tplc="FFFFFFFF" w:tentative="1">
+      <w:start w:val="1"/>
+      <w:numFmt w:val="upperLetter"/>
+      <w:lvlText w:val="%2."/>
+      <w:lvlJc w:val="left"/>
+      <w:pPr>
+        <w:ind w:left="1320" w:hanging="440"/>
+      </w:pPr>
+    </w:lvl>
+    <w:lvl w:ilvl="2" w:tplc="FFFFFFFF" w:tentative="1">
+      <w:start w:val="1"/>
+      <w:numFmt w:val="lowerRoman"/>
+      <w:lvlText w:val="%3."/>
+      <w:lvlJc w:val="right"/>
+      <w:pPr>
+        <w:ind w:left="1760" w:hanging="440"/>
+      </w:pPr>
+    </w:lvl>
+    <w:lvl w:ilvl="3" w:tplc="FFFFFFFF" w:tentative="1">
+      <w:start w:val="1"/>
+      <w:numFmt w:val="decimal"/>
+      <w:lvlText w:val="%4."/>
+      <w:lvlJc w:val="left"/>
+      <w:pPr>
+        <w:ind w:left="2200" w:hanging="440"/>
+      </w:pPr>
+    </w:lvl>
+    <w:lvl w:ilvl="4" w:tplc="FFFFFFFF" w:tentative="1">
+      <w:start w:val="1"/>
+      <w:numFmt w:val="upperLetter"/>
+      <w:lvlText w:val="%5."/>
+      <w:lvlJc w:val="left"/>
+      <w:pPr>
+        <w:ind w:left="2640" w:hanging="440"/>
+      </w:pPr>
+    </w:lvl>
+    <w:lvl w:ilvl="5" w:tplc="FFFFFFFF" w:tentative="1">
+      <w:start w:val="1"/>
+      <w:numFmt w:val="lowerRoman"/>
+      <w:lvlText w:val="%6."/>
+      <w:lvlJc w:val="right"/>
+      <w:pPr>
+        <w:ind w:left="3080" w:hanging="440"/>
+      </w:pPr>
+    </w:lvl>
+    <w:lvl w:ilvl="6" w:tplc="FFFFFFFF" w:tentative="1">
+      <w:start w:val="1"/>
+      <w:numFmt w:val="decimal"/>
+      <w:lvlText w:val="%7."/>
+      <w:lvlJc w:val="left"/>
+      <w:pPr>
+        <w:ind w:left="3520" w:hanging="440"/>
+      </w:pPr>
+    </w:lvl>
+    <w:lvl w:ilvl="7" w:tplc="FFFFFFFF" w:tentative="1">
+      <w:start w:val="1"/>
+      <w:numFmt w:val="upperLetter"/>
+      <w:lvlText w:val="%8."/>
+      <w:lvlJc w:val="left"/>
+      <w:pPr>
+        <w:ind w:left="3960" w:hanging="440"/>
+      </w:pPr>
+    </w:lvl>
+    <w:lvl w:ilvl="8" w:tplc="FFFFFFFF" w:tentative="1">
+      <w:start w:val="1"/>
+      <w:numFmt w:val="lowerRoman"/>
+      <w:lvlText w:val="%9."/>
+      <w:lvlJc w:val="right"/>
+      <w:pPr>
+        <w:ind w:left="4400" w:hanging="440"/>
+      </w:pPr>
+    </w:lvl>
+  </w:abstractNum>
+  <w:abstractNum w:abstractNumId="1" w15:restartNumberingAfterBreak="0">
+    <w:nsid w:val="340B418F"/>
+    <w:multiLevelType w:val="hybridMultilevel"/>
+    <w:tmpl w:val="93E658FE"/>
+    <w:lvl w:ilvl="0" w:tplc="81368248">
+      <w:start w:val="1"/>
+      <w:numFmt w:val="decimal"/>
+      <w:lvlText w:val="%1."/>
+      <w:lvlJc w:val="left"/>
+      <w:pPr>
+        <w:ind w:left="800" w:hanging="360"/>
+      </w:pPr>
+      <w:rPr>
+        <w:rFonts w:hint="default"/>
+        <w:b/>
+      </w:rPr>
+    </w:lvl>
+    <w:lvl w:ilvl="1" w:tplc="04090019" w:tentative="1">
+      <w:start w:val="1"/>
+      <w:numFmt w:val="upperLetter"/>
+      <w:lvlText w:val="%2."/>
+      <w:lvlJc w:val="left"/>
+      <w:pPr>
+        <w:ind w:left="1320" w:hanging="440"/>
+      </w:pPr>
+    </w:lvl>
+    <w:lvl w:ilvl="2" w:tplc="0409001B" w:tentative="1">
+      <w:start w:val="1"/>
+      <w:numFmt w:val="lowerRoman"/>
+      <w:lvlText w:val="%3."/>
+      <w:lvlJc w:val="right"/>
+      <w:pPr>
+        <w:ind w:left="1760" w:hanging="440"/>
+      </w:pPr>
+    </w:lvl>
+    <w:lvl w:ilvl="3" w:tplc="0409000F" w:tentative="1">
+      <w:start w:val="1"/>
+      <w:numFmt w:val="decimal"/>
+      <w:lvlText w:val="%4."/>
+      <w:lvlJc w:val="left"/>
+      <w:pPr>
+        <w:ind w:left="2200" w:hanging="440"/>
+      </w:pPr>
+    </w:lvl>
+    <w:lvl w:ilvl="4" w:tplc="04090019" w:tentative="1">
+      <w:start w:val="1"/>
+      <w:numFmt w:val="upperLetter"/>
+      <w:lvlText w:val="%5."/>
+      <w:lvlJc w:val="left"/>
+      <w:pPr>
+        <w:ind w:left="2640" w:hanging="440"/>
+      </w:pPr>
+    </w:lvl>
+    <w:lvl w:ilvl="5" w:tplc="0409001B" w:tentative="1">
+      <w:start w:val="1"/>
+      <w:numFmt w:val="lowerRoman"/>
+      <w:lvlText w:val="%6."/>
+      <w:lvlJc w:val="right"/>
+      <w:pPr>
+        <w:ind w:left="3080" w:hanging="440"/>
+      </w:pPr>
+    </w:lvl>
+    <w:lvl w:ilvl="6" w:tplc="0409000F" w:tentative="1">
+      <w:start w:val="1"/>
+      <w:numFmt w:val="decimal"/>
+      <w:lvlText w:val="%7."/>
+      <w:lvlJc w:val="left"/>
+      <w:pPr>
+        <w:ind w:left="3520" w:hanging="440"/>
+      </w:pPr>
+    </w:lvl>
+    <w:lvl w:ilvl="7" w:tplc="04090019" w:tentative="1">
+      <w:start w:val="1"/>
+      <w:numFmt w:val="upperLetter"/>
+      <w:lvlText w:val="%8."/>
+      <w:lvlJc w:val="left"/>
+      <w:pPr>
+        <w:ind w:left="3960" w:hanging="440"/>
+      </w:pPr>
+    </w:lvl>
+    <w:lvl w:ilvl="8" w:tplc="0409001B" w:tentative="1">
+      <w:start w:val="1"/>
+      <w:numFmt w:val="lowerRoman"/>
+      <w:lvlText w:val="%9."/>
+      <w:lvlJc w:val="right"/>
+      <w:pPr>
+        <w:ind w:left="4400" w:hanging="440"/>
+      </w:pPr>
+    </w:lvl>
+  </w:abstractNum>
+  <w:num w:numId="1" w16cid:durableId="1470825800">
+    <w:abstractNumId w:val="1"/>
+  </w:num>
+  <w:num w:numId="2" w16cid:durableId="1063142085">
+    <w:abstractNumId w:val="0"/>
+  </w:num>
+</w:numbering>
 </file>
 
 <file path=word/styles.xml><?xml version="1.0" encoding="utf-8"?>
